--- a/ADG/05장/5장_실습문제.docx
+++ b/ADG/05장/5장_실습문제.docx
@@ -51,16 +51,16 @@
           <w:rFonts w:ascii="맑은 고딕" w:hAnsi="맑은 고딕" w:eastAsia="맑은 고딕"/>
           <w:sz w:val="21"/>
         </w:rPr>
-        <w:t>① 운영 중인 Primary 데이터베이스</w:t>
-      </w:r>
-    </w:p>
-    <w:p>
-      <w:r>
-        <w:rPr>
-          <w:rFonts w:ascii="맑은 고딕" w:hAnsi="맑은 고딕" w:eastAsia="맑은 고딕"/>
-          <w:sz w:val="21"/>
-        </w:rPr>
-        <w:t>② 사전에 받아 둔 RMAN 백업셋</w:t>
+        <w:t>① 사전에 받아 둔 RMAN 백업셋</w:t>
+      </w:r>
+    </w:p>
+    <w:p>
+      <w:r>
+        <w:rPr>
+          <w:rFonts w:ascii="맑은 고딕" w:hAnsi="맑은 고딕" w:eastAsia="맑은 고딕"/>
+          <w:sz w:val="21"/>
+        </w:rPr>
+        <w:t>② 운영 중인 Primary 데이터베이스</w:t>
       </w:r>
     </w:p>
     <w:p>
@@ -105,34 +105,34 @@
           <w:rFonts w:ascii="맑은 고딕" w:hAnsi="맑은 고딕" w:eastAsia="맑은 고딕"/>
           <w:sz w:val="21"/>
         </w:rPr>
-        <w:t>① NOMOUNT</w:t>
-      </w:r>
-    </w:p>
-    <w:p>
-      <w:r>
-        <w:rPr>
-          <w:rFonts w:ascii="맑은 고딕" w:hAnsi="맑은 고딕" w:eastAsia="맑은 고딕"/>
-          <w:sz w:val="21"/>
-        </w:rPr>
-        <w:t>② MOUNT</w:t>
-      </w:r>
-    </w:p>
-    <w:p>
-      <w:r>
-        <w:rPr>
-          <w:rFonts w:ascii="맑은 고딕" w:hAnsi="맑은 고딕" w:eastAsia="맑은 고딕"/>
-          <w:sz w:val="21"/>
-        </w:rPr>
-        <w:t>③ OPEN READ ONLY</w:t>
-      </w:r>
-    </w:p>
-    <w:p>
-      <w:r>
-        <w:rPr>
-          <w:rFonts w:ascii="맑은 고딕" w:hAnsi="맑은 고딕" w:eastAsia="맑은 고딕"/>
-          <w:sz w:val="21"/>
-        </w:rPr>
-        <w:t>④ 종료 상태</w:t>
+        <w:t>① MOUNT</w:t>
+      </w:r>
+    </w:p>
+    <w:p>
+      <w:r>
+        <w:rPr>
+          <w:rFonts w:ascii="맑은 고딕" w:hAnsi="맑은 고딕" w:eastAsia="맑은 고딕"/>
+          <w:sz w:val="21"/>
+        </w:rPr>
+        <w:t>② NOMOUNT</w:t>
+      </w:r>
+    </w:p>
+    <w:p>
+      <w:r>
+        <w:rPr>
+          <w:rFonts w:ascii="맑은 고딕" w:hAnsi="맑은 고딕" w:eastAsia="맑은 고딕"/>
+          <w:sz w:val="21"/>
+        </w:rPr>
+        <w:t>③ 종료 상태</w:t>
+      </w:r>
+    </w:p>
+    <w:p>
+      <w:r>
+        <w:rPr>
+          <w:rFonts w:ascii="맑은 고딕" w:hAnsi="맑은 고딕" w:eastAsia="맑은 고딕"/>
+          <w:sz w:val="21"/>
+        </w:rPr>
+        <w:t>④ OPEN READ ONLY</w:t>
       </w:r>
     </w:p>
     <w:p>
@@ -159,34 +159,34 @@
           <w:rFonts w:ascii="맑은 고딕" w:hAnsi="맑은 고딕" w:eastAsia="맑은 고딕"/>
           <w:sz w:val="21"/>
         </w:rPr>
-        <w:t>① RMAN-05500</w:t>
-      </w:r>
-    </w:p>
-    <w:p>
-      <w:r>
-        <w:rPr>
-          <w:rFonts w:ascii="맑은 고딕" w:hAnsi="맑은 고딕" w:eastAsia="맑은 고딕"/>
-          <w:sz w:val="21"/>
-        </w:rPr>
-        <w:t>② RMAN-05001</w:t>
-      </w:r>
-    </w:p>
-    <w:p>
-      <w:r>
-        <w:rPr>
-          <w:rFonts w:ascii="맑은 고딕" w:hAnsi="맑은 고딕" w:eastAsia="맑은 고딕"/>
-          <w:sz w:val="21"/>
-        </w:rPr>
-        <w:t>③ ORA-19505</w:t>
-      </w:r>
-    </w:p>
-    <w:p>
-      <w:r>
-        <w:rPr>
-          <w:rFonts w:ascii="맑은 고딕" w:hAnsi="맑은 고딕" w:eastAsia="맑은 고딕"/>
-          <w:sz w:val="21"/>
-        </w:rPr>
-        <w:t>④ ORA-24258</w:t>
+        <w:t>① ORA-24258</w:t>
+      </w:r>
+    </w:p>
+    <w:p>
+      <w:r>
+        <w:rPr>
+          <w:rFonts w:ascii="맑은 고딕" w:hAnsi="맑은 고딕" w:eastAsia="맑은 고딕"/>
+          <w:sz w:val="21"/>
+        </w:rPr>
+        <w:t>② RMAN-05500</w:t>
+      </w:r>
+    </w:p>
+    <w:p>
+      <w:r>
+        <w:rPr>
+          <w:rFonts w:ascii="맑은 고딕" w:hAnsi="맑은 고딕" w:eastAsia="맑은 고딕"/>
+          <w:sz w:val="21"/>
+        </w:rPr>
+        <w:t>③ RMAN-05001</w:t>
+      </w:r>
+    </w:p>
+    <w:p>
+      <w:r>
+        <w:rPr>
+          <w:rFonts w:ascii="맑은 고딕" w:hAnsi="맑은 고딕" w:eastAsia="맑은 고딕"/>
+          <w:sz w:val="21"/>
+        </w:rPr>
+        <w:t>④ ORA-19505</w:t>
       </w:r>
     </w:p>
     <w:p>
@@ -213,16 +213,16 @@
           <w:rFonts w:ascii="맑은 고딕" w:hAnsi="맑은 고딕" w:eastAsia="맑은 고딕"/>
           <w:sz w:val="21"/>
         </w:rPr>
-        <w:t>① auxiliary가 NOMOUNT라 진행해도 좋다</w:t>
-      </w:r>
-    </w:p>
-    <w:p>
-      <w:r>
-        <w:rPr>
-          <w:rFonts w:ascii="맑은 고딕" w:hAnsi="맑은 고딕" w:eastAsia="맑은 고딕"/>
-          <w:sz w:val="21"/>
-        </w:rPr>
-        <w:t>② auxiliary가 이미 마운트되었다</w:t>
+        <w:t>① auxiliary가 이미 마운트되었다</w:t>
+      </w:r>
+    </w:p>
+    <w:p>
+      <w:r>
+        <w:rPr>
+          <w:rFonts w:ascii="맑은 고딕" w:hAnsi="맑은 고딕" w:eastAsia="맑은 고딕"/>
+          <w:sz w:val="21"/>
+        </w:rPr>
+        <w:t>② auxiliary가 NOMOUNT라 진행해도 좋다</w:t>
       </w:r>
     </w:p>
     <w:p>
@@ -285,16 +285,16 @@
           <w:rFonts w:ascii="맑은 고딕" w:hAnsi="맑은 고딕" w:eastAsia="맑은 고딕"/>
           <w:sz w:val="21"/>
         </w:rPr>
-        <w:t>③ sga_target과 pga_aggregate_target</w:t>
-      </w:r>
-    </w:p>
-    <w:p>
-      <w:r>
-        <w:rPr>
-          <w:rFonts w:ascii="맑은 고딕" w:hAnsi="맑은 고딕" w:eastAsia="맑은 고딕"/>
-          <w:sz w:val="21"/>
-        </w:rPr>
-        <w:t>④ log_archive_dest_2와 fal_server</w:t>
+        <w:t>③ log_archive_dest_2와 fal_server</w:t>
+      </w:r>
+    </w:p>
+    <w:p>
+      <w:r>
+        <w:rPr>
+          <w:rFonts w:ascii="맑은 고딕" w:hAnsi="맑은 고딕" w:eastAsia="맑은 고딕"/>
+          <w:sz w:val="21"/>
+        </w:rPr>
+        <w:t>④ sga_target과 pga_aggregate_target</w:t>
       </w:r>
     </w:p>
     <w:p>
@@ -321,25 +321,25 @@
           <w:rFonts w:ascii="맑은 고딕" w:hAnsi="맑은 고딕" w:eastAsia="맑은 고딕"/>
           <w:sz w:val="21"/>
         </w:rPr>
-        <w:t>① chicago</w:t>
-      </w:r>
-    </w:p>
-    <w:p>
-      <w:r>
-        <w:rPr>
-          <w:rFonts w:ascii="맑은 고딕" w:hAnsi="맑은 고딕" w:eastAsia="맑은 고딕"/>
-          <w:sz w:val="21"/>
-        </w:rPr>
-        <w:t>② boston</w:t>
-      </w:r>
-    </w:p>
-    <w:p>
-      <w:r>
-        <w:rPr>
-          <w:rFonts w:ascii="맑은 고딕" w:hAnsi="맑은 고딕" w:eastAsia="맑은 고딕"/>
-          <w:sz w:val="21"/>
-        </w:rPr>
-        <w:t>③ standby</w:t>
+        <w:t>① boston</w:t>
+      </w:r>
+    </w:p>
+    <w:p>
+      <w:r>
+        <w:rPr>
+          <w:rFonts w:ascii="맑은 고딕" w:hAnsi="맑은 고딕" w:eastAsia="맑은 고딕"/>
+          <w:sz w:val="21"/>
+        </w:rPr>
+        <w:t>② standby</w:t>
+      </w:r>
+    </w:p>
+    <w:p>
+      <w:r>
+        <w:rPr>
+          <w:rFonts w:ascii="맑은 고딕" w:hAnsi="맑은 고딕" w:eastAsia="맑은 고딕"/>
+          <w:sz w:val="21"/>
+        </w:rPr>
+        <w:t>③ chicago</w:t>
       </w:r>
     </w:p>
     <w:p>
@@ -375,34 +375,34 @@
           <w:rFonts w:ascii="맑은 고딕" w:hAnsi="맑은 고딕" w:eastAsia="맑은 고딕"/>
           <w:sz w:val="21"/>
         </w:rPr>
-        <w:t>① boston</w:t>
-      </w:r>
-    </w:p>
-    <w:p>
-      <w:r>
-        <w:rPr>
-          <w:rFonts w:ascii="맑은 고딕" w:hAnsi="맑은 고딕" w:eastAsia="맑은 고딕"/>
-          <w:sz w:val="21"/>
-        </w:rPr>
-        <w:t>② chicago</w:t>
-      </w:r>
-    </w:p>
-    <w:p>
-      <w:r>
-        <w:rPr>
-          <w:rFonts w:ascii="맑은 고딕" w:hAnsi="맑은 고딕" w:eastAsia="맑은 고딕"/>
-          <w:sz w:val="21"/>
-        </w:rPr>
-        <w:t>③ boston_srv</w:t>
-      </w:r>
-    </w:p>
-    <w:p>
-      <w:r>
-        <w:rPr>
-          <w:rFonts w:ascii="맑은 고딕" w:hAnsi="맑은 고딕" w:eastAsia="맑은 고딕"/>
-          <w:sz w:val="21"/>
-        </w:rPr>
-        <w:t>④ standby1</w:t>
+        <w:t>① boston_srv</w:t>
+      </w:r>
+    </w:p>
+    <w:p>
+      <w:r>
+        <w:rPr>
+          <w:rFonts w:ascii="맑은 고딕" w:hAnsi="맑은 고딕" w:eastAsia="맑은 고딕"/>
+          <w:sz w:val="21"/>
+        </w:rPr>
+        <w:t>② standby1</w:t>
+      </w:r>
+    </w:p>
+    <w:p>
+      <w:r>
+        <w:rPr>
+          <w:rFonts w:ascii="맑은 고딕" w:hAnsi="맑은 고딕" w:eastAsia="맑은 고딕"/>
+          <w:sz w:val="21"/>
+        </w:rPr>
+        <w:t>③ chicago</w:t>
+      </w:r>
+    </w:p>
+    <w:p>
+      <w:r>
+        <w:rPr>
+          <w:rFonts w:ascii="맑은 고딕" w:hAnsi="맑은 고딕" w:eastAsia="맑은 고딕"/>
+          <w:sz w:val="21"/>
+        </w:rPr>
+        <w:t>④ boston</w:t>
       </w:r>
     </w:p>
     <w:p>
@@ -429,7 +429,7 @@
           <w:rFonts w:ascii="맑은 고딕" w:hAnsi="맑은 고딕" w:eastAsia="맑은 고딕"/>
           <w:sz w:val="21"/>
         </w:rPr>
-        <w:t>① Primary와 같다</w:t>
+        <w:t>① 무작위로 바뀐다</w:t>
       </w:r>
     </w:p>
     <w:p>
@@ -456,7 +456,7 @@
           <w:rFonts w:ascii="맑은 고딕" w:hAnsi="맑은 고딕" w:eastAsia="맑은 고딕"/>
           <w:sz w:val="21"/>
         </w:rPr>
-        <w:t>④ 무작위로 바뀐다</w:t>
+        <w:t>④ Primary와 같다</w:t>
       </w:r>
     </w:p>
     <w:p>
@@ -492,16 +492,16 @@
           <w:rFonts w:ascii="맑은 고딕" w:hAnsi="맑은 고딕" w:eastAsia="맑은 고딕"/>
           <w:sz w:val="21"/>
         </w:rPr>
-        <w:t>② 1242322892</w:t>
-      </w:r>
-    </w:p>
-    <w:p>
-      <w:r>
-        <w:rPr>
-          <w:rFonts w:ascii="맑은 고딕" w:hAnsi="맑은 고딕" w:eastAsia="맑은 고딕"/>
-          <w:sz w:val="21"/>
-        </w:rPr>
-        <w:t>③ 1852041000</w:t>
+        <w:t>② 1852041000</w:t>
+      </w:r>
+    </w:p>
+    <w:p>
+      <w:r>
+        <w:rPr>
+          <w:rFonts w:ascii="맑은 고딕" w:hAnsi="맑은 고딕" w:eastAsia="맑은 고딕"/>
+          <w:sz w:val="21"/>
+        </w:rPr>
+        <w:t>③ 1242322892</w:t>
       </w:r>
     </w:p>
     <w:p>
@@ -537,16 +537,16 @@
           <w:rFonts w:ascii="맑은 고딕" w:hAnsi="맑은 고딕" w:eastAsia="맑은 고딕"/>
           <w:sz w:val="21"/>
         </w:rPr>
-        <w:t>① 경로 문자열의 앞부분을 지정한 문자열로 바꾼다</w:t>
-      </w:r>
-    </w:p>
-    <w:p>
-      <w:r>
-        <w:rPr>
-          <w:rFonts w:ascii="맑은 고딕" w:hAnsi="맑은 고딕" w:eastAsia="맑은 고딕"/>
-          <w:sz w:val="21"/>
-        </w:rPr>
-        <w:t>② 데이터 파일을 압축한다</w:t>
+        <w:t>① 블록 크기를 변환한다</w:t>
+      </w:r>
+    </w:p>
+    <w:p>
+      <w:r>
+        <w:rPr>
+          <w:rFonts w:ascii="맑은 고딕" w:hAnsi="맑은 고딕" w:eastAsia="맑은 고딕"/>
+          <w:sz w:val="21"/>
+        </w:rPr>
+        <w:t>② 경로 문자열의 앞부분을 지정한 문자열로 바꾼다</w:t>
       </w:r>
     </w:p>
     <w:p>
@@ -564,7 +564,7 @@
           <w:rFonts w:ascii="맑은 고딕" w:hAnsi="맑은 고딕" w:eastAsia="맑은 고딕"/>
           <w:sz w:val="21"/>
         </w:rPr>
-        <w:t>④ 블록 크기를 변환한다</w:t>
+        <w:t>④ 데이터 파일을 압축한다</w:t>
       </w:r>
     </w:p>
     <w:p>
@@ -591,25 +591,25 @@
           <w:rFonts w:ascii="맑은 고딕" w:hAnsi="맑은 고딕" w:eastAsia="맑은 고딕"/>
           <w:sz w:val="21"/>
         </w:rPr>
-        <w:t>① /u03/app/oracle/oradata/Boston/onlinelog/</w:t>
-      </w:r>
-    </w:p>
-    <w:p>
-      <w:r>
-        <w:rPr>
-          <w:rFonts w:ascii="맑은 고딕" w:hAnsi="맑은 고딕" w:eastAsia="맑은 고딕"/>
-          <w:sz w:val="21"/>
-        </w:rPr>
-        <w:t>② /u03/app/oracle/oradata/Boston/datafile/</w:t>
-      </w:r>
-    </w:p>
-    <w:p>
-      <w:r>
-        <w:rPr>
-          <w:rFonts w:ascii="맑은 고딕" w:hAnsi="맑은 고딕" w:eastAsia="맑은 고딕"/>
-          <w:sz w:val="21"/>
-        </w:rPr>
-        <w:t>③ /u03/app/oracle/oradata/Chicago/</w:t>
+        <w:t>① /u03/app/oracle/oradata/Boston/datafile/</w:t>
+      </w:r>
+    </w:p>
+    <w:p>
+      <w:r>
+        <w:rPr>
+          <w:rFonts w:ascii="맑은 고딕" w:hAnsi="맑은 고딕" w:eastAsia="맑은 고딕"/>
+          <w:sz w:val="21"/>
+        </w:rPr>
+        <w:t>② /u03/app/oracle/oradata/Chicago/</w:t>
+      </w:r>
+    </w:p>
+    <w:p>
+      <w:r>
+        <w:rPr>
+          <w:rFonts w:ascii="맑은 고딕" w:hAnsi="맑은 고딕" w:eastAsia="맑은 고딕"/>
+          <w:sz w:val="21"/>
+        </w:rPr>
+        <w:t>③ /u03/app/oracle/oradata/Boston/onlinelog/</w:t>
       </w:r>
     </w:p>
     <w:p>
@@ -654,7 +654,7 @@
           <w:rFonts w:ascii="맑은 고딕" w:hAnsi="맑은 고딕" w:eastAsia="맑은 고딕"/>
           <w:sz w:val="21"/>
         </w:rPr>
-        <w:t>② 복제 전에 백업을 받는다</w:t>
+        <w:t>② 컨트롤 파일을 이중화한다</w:t>
       </w:r>
     </w:p>
     <w:p>
@@ -672,7 +672,7 @@
           <w:rFonts w:ascii="맑은 고딕" w:hAnsi="맑은 고딕" w:eastAsia="맑은 고딕"/>
           <w:sz w:val="21"/>
         </w:rPr>
-        <w:t>④ 컨트롤 파일을 이중화한다</w:t>
+        <w:t>④ 복제 전에 백업을 받는다</w:t>
       </w:r>
     </w:p>
     <w:p>
@@ -699,16 +699,16 @@
           <w:rFonts w:ascii="맑은 고딕" w:hAnsi="맑은 고딕" w:eastAsia="맑은 고딕"/>
           <w:sz w:val="21"/>
         </w:rPr>
-        <w:t>① Primary의 spfile을 가져와 Standby용으로 고쳐 만든다</w:t>
-      </w:r>
-    </w:p>
-    <w:p>
-      <w:r>
-        <w:rPr>
-          <w:rFonts w:ascii="맑은 고딕" w:hAnsi="맑은 고딕" w:eastAsia="맑은 고딕"/>
-          <w:sz w:val="21"/>
-        </w:rPr>
-        <w:t>② Standby의 pfile을 지운다</w:t>
+        <w:t>① Standby의 pfile을 지운다</w:t>
+      </w:r>
+    </w:p>
+    <w:p>
+      <w:r>
+        <w:rPr>
+          <w:rFonts w:ascii="맑은 고딕" w:hAnsi="맑은 고딕" w:eastAsia="맑은 고딕"/>
+          <w:sz w:val="21"/>
+        </w:rPr>
+        <w:t>② 아무 일도 하지 않는다</w:t>
       </w:r>
     </w:p>
     <w:p>
@@ -726,7 +726,7 @@
           <w:rFonts w:ascii="맑은 고딕" w:hAnsi="맑은 고딕" w:eastAsia="맑은 고딕"/>
           <w:sz w:val="21"/>
         </w:rPr>
-        <w:t>④ 아무 일도 하지 않는다</w:t>
+        <w:t>④ Primary의 spfile을 가져와 Standby용으로 고쳐 만든다</w:t>
       </w:r>
     </w:p>
     <w:p>
@@ -753,7 +753,7 @@
           <w:rFonts w:ascii="맑은 고딕" w:hAnsi="맑은 고딕" w:eastAsia="맑은 고딕"/>
           <w:sz w:val="21"/>
         </w:rPr>
-        <w:t>① 복제 직후 MRP가 자동으로 기동된다</w:t>
+        <w:t>① 아카이브 로그가 삭제된다</w:t>
       </w:r>
     </w:p>
     <w:p>
@@ -771,16 +771,16 @@
           <w:rFonts w:ascii="맑은 고딕" w:hAnsi="맑은 고딕" w:eastAsia="맑은 고딕"/>
           <w:sz w:val="21"/>
         </w:rPr>
-        <w:t>③ 보호 모드가 바뀐다</w:t>
-      </w:r>
-    </w:p>
-    <w:p>
-      <w:r>
-        <w:rPr>
-          <w:rFonts w:ascii="맑은 고딕" w:hAnsi="맑은 고딕" w:eastAsia="맑은 고딕"/>
-          <w:sz w:val="21"/>
-        </w:rPr>
-        <w:t>④ 아카이브 로그가 삭제된다</w:t>
+        <w:t>③ 복제 직후 MRP가 자동으로 기동된다</w:t>
+      </w:r>
+    </w:p>
+    <w:p>
+      <w:r>
+        <w:rPr>
+          <w:rFonts w:ascii="맑은 고딕" w:hAnsi="맑은 고딕" w:eastAsia="맑은 고딕"/>
+          <w:sz w:val="21"/>
+        </w:rPr>
+        <w:t>④ 보호 모드가 바뀐다</w:t>
       </w:r>
     </w:p>
     <w:p>
@@ -807,6 +807,60 @@
           <w:rFonts w:ascii="맑은 고딕" w:hAnsi="맑은 고딕" w:eastAsia="맑은 고딕"/>
           <w:sz w:val="21"/>
         </w:rPr>
+        <w:t>① READ WRITE</w:t>
+      </w:r>
+    </w:p>
+    <w:p>
+      <w:r>
+        <w:rPr>
+          <w:rFonts w:ascii="맑은 고딕" w:hAnsi="맑은 고딕" w:eastAsia="맑은 고딕"/>
+          <w:sz w:val="21"/>
+        </w:rPr>
+        <w:t>② MOUNTED</w:t>
+      </w:r>
+    </w:p>
+    <w:p>
+      <w:r>
+        <w:rPr>
+          <w:rFonts w:ascii="맑은 고딕" w:hAnsi="맑은 고딕" w:eastAsia="맑은 고딕"/>
+          <w:sz w:val="21"/>
+        </w:rPr>
+        <w:t>③ READ ONLY</w:t>
+      </w:r>
+    </w:p>
+    <w:p>
+      <w:r>
+        <w:rPr>
+          <w:rFonts w:ascii="맑은 고딕" w:hAnsi="맑은 고딕" w:eastAsia="맑은 고딕"/>
+          <w:sz w:val="21"/>
+        </w:rPr>
+        <w:t>④ READ ONLY WITH APPLY</w:t>
+      </w:r>
+    </w:p>
+    <w:p>
+      <w:r>
+        <w:rPr>
+          <w:rFonts w:ascii="맑은 고딕" w:hAnsi="맑은 고딕" w:eastAsia="맑은 고딕"/>
+          <w:sz w:val="21"/>
+        </w:rPr>
+        <w:t>하-16 · 객관식</w:t>
+      </w:r>
+    </w:p>
+    <w:p>
+      <w:r>
+        <w:rPr>
+          <w:rFonts w:ascii="맑은 고딕" w:hAnsi="맑은 고딕" w:eastAsia="맑은 고딕"/>
+          <w:sz w:val="21"/>
+        </w:rPr>
+        <w:t>[하-16] Active Data Guard 상태를 나타내는 `OPEN_MODE` 값은?</w:t>
+      </w:r>
+    </w:p>
+    <w:p>
+      <w:r>
+        <w:rPr>
+          <w:rFonts w:ascii="맑은 고딕" w:hAnsi="맑은 고딕" w:eastAsia="맑은 고딕"/>
+          <w:sz w:val="21"/>
+        </w:rPr>
         <w:t>① MOUNTED</w:t>
       </w:r>
     </w:p>
@@ -843,60 +897,6 @@
           <w:rFonts w:ascii="맑은 고딕" w:hAnsi="맑은 고딕" w:eastAsia="맑은 고딕"/>
           <w:sz w:val="21"/>
         </w:rPr>
-        <w:t>하-16 · 객관식</w:t>
-      </w:r>
-    </w:p>
-    <w:p>
-      <w:r>
-        <w:rPr>
-          <w:rFonts w:ascii="맑은 고딕" w:hAnsi="맑은 고딕" w:eastAsia="맑은 고딕"/>
-          <w:sz w:val="21"/>
-        </w:rPr>
-        <w:t>[하-16] Active Data Guard 상태를 나타내는 `OPEN_MODE` 값은?</w:t>
-      </w:r>
-    </w:p>
-    <w:p>
-      <w:r>
-        <w:rPr>
-          <w:rFonts w:ascii="맑은 고딕" w:hAnsi="맑은 고딕" w:eastAsia="맑은 고딕"/>
-          <w:sz w:val="21"/>
-        </w:rPr>
-        <w:t>① READ ONLY WITH APPLY</w:t>
-      </w:r>
-    </w:p>
-    <w:p>
-      <w:r>
-        <w:rPr>
-          <w:rFonts w:ascii="맑은 고딕" w:hAnsi="맑은 고딕" w:eastAsia="맑은 고딕"/>
-          <w:sz w:val="21"/>
-        </w:rPr>
-        <w:t>② READ ONLY</w:t>
-      </w:r>
-    </w:p>
-    <w:p>
-      <w:r>
-        <w:rPr>
-          <w:rFonts w:ascii="맑은 고딕" w:hAnsi="맑은 고딕" w:eastAsia="맑은 고딕"/>
-          <w:sz w:val="21"/>
-        </w:rPr>
-        <w:t>③ MOUNTED</w:t>
-      </w:r>
-    </w:p>
-    <w:p>
-      <w:r>
-        <w:rPr>
-          <w:rFonts w:ascii="맑은 고딕" w:hAnsi="맑은 고딕" w:eastAsia="맑은 고딕"/>
-          <w:sz w:val="21"/>
-        </w:rPr>
-        <w:t>④ READ WRITE</w:t>
-      </w:r>
-    </w:p>
-    <w:p>
-      <w:r>
-        <w:rPr>
-          <w:rFonts w:ascii="맑은 고딕" w:hAnsi="맑은 고딕" w:eastAsia="맑은 고딕"/>
-          <w:sz w:val="21"/>
-        </w:rPr>
         <w:t>하-17 · 객관식</w:t>
       </w:r>
     </w:p>
@@ -915,34 +915,34 @@
           <w:rFonts w:ascii="맑은 고딕" w:hAnsi="맑은 고딕" w:eastAsia="맑은 고딕"/>
           <w:sz w:val="21"/>
         </w:rPr>
-        <w:t>① STANDBY</w:t>
-      </w:r>
-    </w:p>
-    <w:p>
-      <w:r>
-        <w:rPr>
-          <w:rFonts w:ascii="맑은 고딕" w:hAnsi="맑은 고딕" w:eastAsia="맑은 고딕"/>
-          <w:sz w:val="21"/>
-        </w:rPr>
-        <w:t>② CURRENT</w:t>
-      </w:r>
-    </w:p>
-    <w:p>
-      <w:r>
-        <w:rPr>
-          <w:rFonts w:ascii="맑은 고딕" w:hAnsi="맑은 고딕" w:eastAsia="맑은 고딕"/>
-          <w:sz w:val="21"/>
-        </w:rPr>
-        <w:t>③ BACKUP</w:t>
-      </w:r>
-    </w:p>
-    <w:p>
-      <w:r>
-        <w:rPr>
-          <w:rFonts w:ascii="맑은 고딕" w:hAnsi="맑은 고딕" w:eastAsia="맑은 고딕"/>
-          <w:sz w:val="21"/>
-        </w:rPr>
-        <w:t>④ CLONE</w:t>
+        <w:t>① CLONE</w:t>
+      </w:r>
+    </w:p>
+    <w:p>
+      <w:r>
+        <w:rPr>
+          <w:rFonts w:ascii="맑은 고딕" w:hAnsi="맑은 고딕" w:eastAsia="맑은 고딕"/>
+          <w:sz w:val="21"/>
+        </w:rPr>
+        <w:t>② BACKUP</w:t>
+      </w:r>
+    </w:p>
+    <w:p>
+      <w:r>
+        <w:rPr>
+          <w:rFonts w:ascii="맑은 고딕" w:hAnsi="맑은 고딕" w:eastAsia="맑은 고딕"/>
+          <w:sz w:val="21"/>
+        </w:rPr>
+        <w:t>③ STANDBY</w:t>
+      </w:r>
+    </w:p>
+    <w:p>
+      <w:r>
+        <w:rPr>
+          <w:rFonts w:ascii="맑은 고딕" w:hAnsi="맑은 고딕" w:eastAsia="맑은 고딕"/>
+          <w:sz w:val="21"/>
+        </w:rPr>
+        <w:t>④ CURRENT</w:t>
       </w:r>
     </w:p>
     <w:p>
@@ -969,7 +969,7 @@
           <w:rFonts w:ascii="맑은 고딕" w:hAnsi="맑은 고딕" w:eastAsia="맑은 고딕"/>
           <w:sz w:val="21"/>
         </w:rPr>
-        <w:t>① 11개</w:t>
+        <w:t>① 10개</w:t>
       </w:r>
     </w:p>
     <w:p>
@@ -987,7 +987,7 @@
           <w:rFonts w:ascii="맑은 고딕" w:hAnsi="맑은 고딕" w:eastAsia="맑은 고딕"/>
           <w:sz w:val="21"/>
         </w:rPr>
-        <w:t>③ 10개</w:t>
+        <w:t>③ 11개</w:t>
       </w:r>
     </w:p>
     <w:p>
@@ -1023,34 +1023,34 @@
           <w:rFonts w:ascii="맑은 고딕" w:hAnsi="맑은 고딕" w:eastAsia="맑은 고딕"/>
           <w:sz w:val="21"/>
         </w:rPr>
-        <w:t>① 종료 코드 rc=0</w:t>
-      </w:r>
-    </w:p>
-    <w:p>
-      <w:r>
-        <w:rPr>
-          <w:rFonts w:ascii="맑은 고딕" w:hAnsi="맑은 고딕" w:eastAsia="맑은 고딕"/>
-          <w:sz w:val="21"/>
-        </w:rPr>
-        <w:t>② 로그 파일의 줄 수</w:t>
-      </w:r>
-    </w:p>
-    <w:p>
-      <w:r>
-        <w:rPr>
-          <w:rFonts w:ascii="맑은 고딕" w:hAnsi="맑은 고딕" w:eastAsia="맑은 고딕"/>
-          <w:sz w:val="21"/>
-        </w:rPr>
-        <w:t>③ 데이터 파일 크기</w:t>
-      </w:r>
-    </w:p>
-    <w:p>
-      <w:r>
-        <w:rPr>
-          <w:rFonts w:ascii="맑은 고딕" w:hAnsi="맑은 고딕" w:eastAsia="맑은 고딕"/>
-          <w:sz w:val="21"/>
-        </w:rPr>
-        <w:t>④ SGA 크기</w:t>
+        <w:t>① 로그 파일의 줄 수</w:t>
+      </w:r>
+    </w:p>
+    <w:p>
+      <w:r>
+        <w:rPr>
+          <w:rFonts w:ascii="맑은 고딕" w:hAnsi="맑은 고딕" w:eastAsia="맑은 고딕"/>
+          <w:sz w:val="21"/>
+        </w:rPr>
+        <w:t>② 종료 코드 rc=0</w:t>
+      </w:r>
+    </w:p>
+    <w:p>
+      <w:r>
+        <w:rPr>
+          <w:rFonts w:ascii="맑은 고딕" w:hAnsi="맑은 고딕" w:eastAsia="맑은 고딕"/>
+          <w:sz w:val="21"/>
+        </w:rPr>
+        <w:t>③ SGA 크기</w:t>
+      </w:r>
+    </w:p>
+    <w:p>
+      <w:r>
+        <w:rPr>
+          <w:rFonts w:ascii="맑은 고딕" w:hAnsi="맑은 고딕" w:eastAsia="맑은 고딕"/>
+          <w:sz w:val="21"/>
+        </w:rPr>
+        <w:t>④ 데이터 파일 크기</w:t>
       </w:r>
     </w:p>
     <w:p>
@@ -1086,16 +1086,16 @@
           <w:rFonts w:ascii="맑은 고딕" w:hAnsi="맑은 고딕" w:eastAsia="맑은 고딕"/>
           <w:sz w:val="21"/>
         </w:rPr>
-        <w:t>② 테이블 행</w:t>
-      </w:r>
-    </w:p>
-    <w:p>
-      <w:r>
-        <w:rPr>
-          <w:rFonts w:ascii="맑은 고딕" w:hAnsi="맑은 고딕" w:eastAsia="맑은 고딕"/>
-          <w:sz w:val="21"/>
-        </w:rPr>
-        <w:t>③ 아카이브 로그</w:t>
+        <w:t>② 아카이브 로그</w:t>
+      </w:r>
+    </w:p>
+    <w:p>
+      <w:r>
+        <w:rPr>
+          <w:rFonts w:ascii="맑은 고딕" w:hAnsi="맑은 고딕" w:eastAsia="맑은 고딕"/>
+          <w:sz w:val="21"/>
+        </w:rPr>
+        <w:t>③ 테이블 행</w:t>
       </w:r>
     </w:p>
     <w:p>
@@ -1139,7 +1139,7 @@
           <w:rFonts w:ascii="맑은 고딕" w:hAnsi="맑은 고딕" w:eastAsia="맑은 고딕"/>
           <w:sz w:val="21"/>
         </w:rPr>
-        <w:t>① RMAN-05538</w:t>
+        <w:t>① RMAN-05501</w:t>
       </w:r>
     </w:p>
     <w:p>
@@ -1157,16 +1157,16 @@
           <w:rFonts w:ascii="맑은 고딕" w:hAnsi="맑은 고딕" w:eastAsia="맑은 고딕"/>
           <w:sz w:val="21"/>
         </w:rPr>
-        <w:t>③ RMAN-03009</w:t>
-      </w:r>
-    </w:p>
-    <w:p>
-      <w:r>
-        <w:rPr>
-          <w:rFonts w:ascii="맑은 고딕" w:hAnsi="맑은 고딕" w:eastAsia="맑은 고딕"/>
-          <w:sz w:val="21"/>
-        </w:rPr>
-        <w:t>④ RMAN-05501</w:t>
+        <w:t>③ RMAN-05538</w:t>
+      </w:r>
+    </w:p>
+    <w:p>
+      <w:r>
+        <w:rPr>
+          <w:rFonts w:ascii="맑은 고딕" w:hAnsi="맑은 고딕" w:eastAsia="맑은 고딕"/>
+          <w:sz w:val="21"/>
+        </w:rPr>
+        <w:t>④ RMAN-03009</w:t>
       </w:r>
     </w:p>
     <w:p>
@@ -1193,34 +1193,34 @@
           <w:rFonts w:ascii="맑은 고딕" w:hAnsi="맑은 고딕" w:eastAsia="맑은 고딕"/>
           <w:sz w:val="21"/>
         </w:rPr>
-        <w:t>① 11회, 데이터 파일이 11개이기 때문</w:t>
-      </w:r>
-    </w:p>
-    <w:p>
-      <w:r>
-        <w:rPr>
-          <w:rFonts w:ascii="맑은 고딕" w:hAnsi="맑은 고딕" w:eastAsia="맑은 고딕"/>
-          <w:sz w:val="21"/>
-        </w:rPr>
-        <w:t>② 1회, 대표 파일만 보고하기 때문</w:t>
-      </w:r>
-    </w:p>
-    <w:p>
-      <w:r>
-        <w:rPr>
-          <w:rFonts w:ascii="맑은 고딕" w:hAnsi="맑은 고딕" w:eastAsia="맑은 고딕"/>
-          <w:sz w:val="21"/>
-        </w:rPr>
-        <w:t>③ 3회, 채널이 3개이기 때문</w:t>
-      </w:r>
-    </w:p>
-    <w:p>
-      <w:r>
-        <w:rPr>
-          <w:rFonts w:ascii="맑은 고딕" w:hAnsi="맑은 고딕" w:eastAsia="맑은 고딕"/>
-          <w:sz w:val="21"/>
-        </w:rPr>
-        <w:t>④ 12회, 임시 파일을 포함하기 때문</w:t>
+        <w:t>① 3회, 채널이 3개이기 때문</w:t>
+      </w:r>
+    </w:p>
+    <w:p>
+      <w:r>
+        <w:rPr>
+          <w:rFonts w:ascii="맑은 고딕" w:hAnsi="맑은 고딕" w:eastAsia="맑은 고딕"/>
+          <w:sz w:val="21"/>
+        </w:rPr>
+        <w:t>② 12회, 임시 파일을 포함하기 때문</w:t>
+      </w:r>
+    </w:p>
+    <w:p>
+      <w:r>
+        <w:rPr>
+          <w:rFonts w:ascii="맑은 고딕" w:hAnsi="맑은 고딕" w:eastAsia="맑은 고딕"/>
+          <w:sz w:val="21"/>
+        </w:rPr>
+        <w:t>③ 11회, 데이터 파일이 11개이기 때문</w:t>
+      </w:r>
+    </w:p>
+    <w:p>
+      <w:r>
+        <w:rPr>
+          <w:rFonts w:ascii="맑은 고딕" w:hAnsi="맑은 고딕" w:eastAsia="맑은 고딕"/>
+          <w:sz w:val="21"/>
+        </w:rPr>
+        <w:t>④ 1회, 대표 파일만 보고하기 때문</w:t>
       </w:r>
     </w:p>
     <w:p>
@@ -1247,34 +1247,34 @@
           <w:rFonts w:ascii="맑은 고딕" w:hAnsi="맑은 고딕" w:eastAsia="맑은 고딕"/>
           <w:sz w:val="21"/>
         </w:rPr>
-        <w:t>① 변환이 전혀 일어나지 않아 Primary 경로 그대로였다</w:t>
-      </w:r>
-    </w:p>
-    <w:p>
-      <w:r>
-        <w:rPr>
-          <w:rFonts w:ascii="맑은 고딕" w:hAnsi="맑은 고딕" w:eastAsia="맑은 고딕"/>
-          <w:sz w:val="21"/>
-        </w:rPr>
-        <w:t>② Standby 경로가 정상 생성되었다</w:t>
-      </w:r>
-    </w:p>
-    <w:p>
-      <w:r>
-        <w:rPr>
-          <w:rFonts w:ascii="맑은 고딕" w:hAnsi="맑은 고딕" w:eastAsia="맑은 고딕"/>
-          <w:sz w:val="21"/>
-        </w:rPr>
-        <w:t>③ 파일이 이미 복제되었다</w:t>
-      </w:r>
-    </w:p>
-    <w:p>
-      <w:r>
-        <w:rPr>
-          <w:rFonts w:ascii="맑은 고딕" w:hAnsi="맑은 고딕" w:eastAsia="맑은 고딕"/>
-          <w:sz w:val="21"/>
-        </w:rPr>
-        <w:t>④ 컨트롤 파일이 손상되었다</w:t>
+        <w:t>① 컨트롤 파일이 손상되었다</w:t>
+      </w:r>
+    </w:p>
+    <w:p>
+      <w:r>
+        <w:rPr>
+          <w:rFonts w:ascii="맑은 고딕" w:hAnsi="맑은 고딕" w:eastAsia="맑은 고딕"/>
+          <w:sz w:val="21"/>
+        </w:rPr>
+        <w:t>② 파일이 이미 복제되었다</w:t>
+      </w:r>
+    </w:p>
+    <w:p>
+      <w:r>
+        <w:rPr>
+          <w:rFonts w:ascii="맑은 고딕" w:hAnsi="맑은 고딕" w:eastAsia="맑은 고딕"/>
+          <w:sz w:val="21"/>
+        </w:rPr>
+        <w:t>③ 변환이 전혀 일어나지 않아 Primary 경로 그대로였다</w:t>
+      </w:r>
+    </w:p>
+    <w:p>
+      <w:r>
+        <w:rPr>
+          <w:rFonts w:ascii="맑은 고딕" w:hAnsi="맑은 고딕" w:eastAsia="맑은 고딕"/>
+          <w:sz w:val="21"/>
+        </w:rPr>
+        <w:t>④ Standby 경로가 정상 생성되었다</w:t>
       </w:r>
     </w:p>
     <w:p>
@@ -1301,7 +1301,7 @@
           <w:rFonts w:ascii="맑은 고딕" w:hAnsi="맑은 고딕" w:eastAsia="맑은 고딕"/>
           <w:sz w:val="21"/>
         </w:rPr>
-        <w:t>① 안전장치만 사라져 Primary 파일을 덮어쓸 위험이 생긴다</w:t>
+        <w:t>① 복제 속도가 빨라진다</w:t>
       </w:r>
     </w:p>
     <w:p>
@@ -1319,16 +1319,16 @@
           <w:rFonts w:ascii="맑은 고딕" w:hAnsi="맑은 고딕" w:eastAsia="맑은 고딕"/>
           <w:sz w:val="21"/>
         </w:rPr>
-        <w:t>③ 복제 속도가 빨라진다</w:t>
-      </w:r>
-    </w:p>
-    <w:p>
-      <w:r>
-        <w:rPr>
-          <w:rFonts w:ascii="맑은 고딕" w:hAnsi="맑은 고딕" w:eastAsia="맑은 고딕"/>
-          <w:sz w:val="21"/>
-        </w:rPr>
-        <w:t>④ 아무 변화가 없다</w:t>
+        <w:t>③ 아무 변화가 없다</w:t>
+      </w:r>
+    </w:p>
+    <w:p>
+      <w:r>
+        <w:rPr>
+          <w:rFonts w:ascii="맑은 고딕" w:hAnsi="맑은 고딕" w:eastAsia="맑은 고딕"/>
+          <w:sz w:val="21"/>
+        </w:rPr>
+        <w:t>④ 안전장치만 사라져 Primary 파일을 덮어쓸 위험이 생긴다</w:t>
       </w:r>
     </w:p>
     <w:p>
@@ -1355,16 +1355,16 @@
           <w:rFonts w:ascii="맑은 고딕" w:hAnsi="맑은 고딕" w:eastAsia="맑은 고딕"/>
           <w:sz w:val="21"/>
         </w:rPr>
-        <w:t>① 값 치환이 db_name까지 boston으로 바꿔 버리기 때문</w:t>
-      </w:r>
-    </w:p>
-    <w:p>
-      <w:r>
-        <w:rPr>
-          <w:rFonts w:ascii="맑은 고딕" w:hAnsi="맑은 고딕" w:eastAsia="맑은 고딕"/>
-          <w:sz w:val="21"/>
-        </w:rPr>
-        <w:t>② db_name이 기본적으로 비어 있기 때문</w:t>
+        <w:t>① db_name이 기본적으로 비어 있기 때문</w:t>
+      </w:r>
+    </w:p>
+    <w:p>
+      <w:r>
+        <w:rPr>
+          <w:rFonts w:ascii="맑은 고딕" w:hAnsi="맑은 고딕" w:eastAsia="맑은 고딕"/>
+          <w:sz w:val="21"/>
+        </w:rPr>
+        <w:t>② 성능을 높이기 위해</w:t>
       </w:r>
     </w:p>
     <w:p>
@@ -1382,7 +1382,7 @@
           <w:rFonts w:ascii="맑은 고딕" w:hAnsi="맑은 고딕" w:eastAsia="맑은 고딕"/>
           <w:sz w:val="21"/>
         </w:rPr>
-        <w:t>④ 성능을 높이기 위해</w:t>
+        <w:t>④ 값 치환이 db_name까지 boston으로 바꿔 버리기 때문</w:t>
       </w:r>
     </w:p>
     <w:p>
@@ -1418,25 +1418,25 @@
           <w:rFonts w:ascii="맑은 고딕" w:hAnsi="맑은 고딕" w:eastAsia="맑은 고딕"/>
           <w:sz w:val="21"/>
         </w:rPr>
-        <w:t>② RMAN-05001 + RMAN-05538</w:t>
-      </w:r>
-    </w:p>
-    <w:p>
-      <w:r>
-        <w:rPr>
-          <w:rFonts w:ascii="맑은 고딕" w:hAnsi="맑은 고딕" w:eastAsia="맑은 고딕"/>
-          <w:sz w:val="21"/>
-        </w:rPr>
-        <w:t>③ ORA-24258 + ORA-53201</w:t>
-      </w:r>
-    </w:p>
-    <w:p>
-      <w:r>
-        <w:rPr>
-          <w:rFonts w:ascii="맑은 고딕" w:hAnsi="맑은 고딕" w:eastAsia="맑은 고딕"/>
-          <w:sz w:val="21"/>
-        </w:rPr>
-        <w:t>④ ORA-01109 + ORA-32002</w:t>
+        <w:t>② ORA-24258 + ORA-53201</w:t>
+      </w:r>
+    </w:p>
+    <w:p>
+      <w:r>
+        <w:rPr>
+          <w:rFonts w:ascii="맑은 고딕" w:hAnsi="맑은 고딕" w:eastAsia="맑은 고딕"/>
+          <w:sz w:val="21"/>
+        </w:rPr>
+        <w:t>③ ORA-01109 + ORA-32002</w:t>
+      </w:r>
+    </w:p>
+    <w:p>
+      <w:r>
+        <w:rPr>
+          <w:rFonts w:ascii="맑은 고딕" w:hAnsi="맑은 고딕" w:eastAsia="맑은 고딕"/>
+          <w:sz w:val="21"/>
+        </w:rPr>
+        <w:t>④ RMAN-05001 + RMAN-05538</w:t>
       </w:r>
     </w:p>
     <w:p>
@@ -1463,7 +1463,7 @@
           <w:rFonts w:ascii="맑은 고딕" w:hAnsi="맑은 고딕" w:eastAsia="맑은 고딕"/>
           <w:sz w:val="21"/>
         </w:rPr>
-        <w:t>① Standby</w:t>
+        <w:t>① RMAN 카탈로그</w:t>
       </w:r>
     </w:p>
     <w:p>
@@ -1481,16 +1481,16 @@
           <w:rFonts w:ascii="맑은 고딕" w:hAnsi="맑은 고딕" w:eastAsia="맑은 고딕"/>
           <w:sz w:val="21"/>
         </w:rPr>
-        <w:t>③ 리스너</w:t>
-      </w:r>
-    </w:p>
-    <w:p>
-      <w:r>
-        <w:rPr>
-          <w:rFonts w:ascii="맑은 고딕" w:hAnsi="맑은 고딕" w:eastAsia="맑은 고딕"/>
-          <w:sz w:val="21"/>
-        </w:rPr>
-        <w:t>④ RMAN 카탈로그</w:t>
+        <w:t>③ Standby</w:t>
+      </w:r>
+    </w:p>
+    <w:p>
+      <w:r>
+        <w:rPr>
+          <w:rFonts w:ascii="맑은 고딕" w:hAnsi="맑은 고딕" w:eastAsia="맑은 고딕"/>
+          <w:sz w:val="21"/>
+        </w:rPr>
+        <w:t>④ 리스너</w:t>
       </w:r>
     </w:p>
     <w:p>
@@ -1517,34 +1517,34 @@
           <w:rFonts w:ascii="맑은 고딕" w:hAnsi="맑은 고딕" w:eastAsia="맑은 고딕"/>
           <w:sz w:val="21"/>
         </w:rPr>
-        <w:t>① 로그에서 바로 앞의 input datafile 줄을 본다</w:t>
-      </w:r>
-    </w:p>
-    <w:p>
-      <w:r>
-        <w:rPr>
-          <w:rFonts w:ascii="맑은 고딕" w:hAnsi="맑은 고딕" w:eastAsia="맑은 고딕"/>
-          <w:sz w:val="21"/>
-        </w:rPr>
-        <w:t>② alert 로그의 첫 줄을 본다</w:t>
-      </w:r>
-    </w:p>
-    <w:p>
-      <w:r>
-        <w:rPr>
-          <w:rFonts w:ascii="맑은 고딕" w:hAnsi="맑은 고딕" w:eastAsia="맑은 고딕"/>
-          <w:sz w:val="21"/>
-        </w:rPr>
-        <w:t>③ V$DATAFILE을 조회한다</w:t>
-      </w:r>
-    </w:p>
-    <w:p>
-      <w:r>
-        <w:rPr>
-          <w:rFonts w:ascii="맑은 고딕" w:hAnsi="맑은 고딕" w:eastAsia="맑은 고딕"/>
-          <w:sz w:val="21"/>
-        </w:rPr>
-        <w:t>④ 컨트롤 파일을 덤프한다</w:t>
+        <w:t>① 컨트롤 파일을 덤프한다</w:t>
+      </w:r>
+    </w:p>
+    <w:p>
+      <w:r>
+        <w:rPr>
+          <w:rFonts w:ascii="맑은 고딕" w:hAnsi="맑은 고딕" w:eastAsia="맑은 고딕"/>
+          <w:sz w:val="21"/>
+        </w:rPr>
+        <w:t>② 로그에서 바로 앞의 input datafile 줄을 본다</w:t>
+      </w:r>
+    </w:p>
+    <w:p>
+      <w:r>
+        <w:rPr>
+          <w:rFonts w:ascii="맑은 고딕" w:hAnsi="맑은 고딕" w:eastAsia="맑은 고딕"/>
+          <w:sz w:val="21"/>
+        </w:rPr>
+        <w:t>③ alert 로그의 첫 줄을 본다</w:t>
+      </w:r>
+    </w:p>
+    <w:p>
+      <w:r>
+        <w:rPr>
+          <w:rFonts w:ascii="맑은 고딕" w:hAnsi="맑은 고딕" w:eastAsia="맑은 고딕"/>
+          <w:sz w:val="21"/>
+        </w:rPr>
+        <w:t>④ V$DATAFILE을 조회한다</w:t>
       </w:r>
     </w:p>
     <w:p>
@@ -1571,25 +1571,25 @@
           <w:rFonts w:ascii="맑은 고딕" w:hAnsi="맑은 고딕" w:eastAsia="맑은 고딕"/>
           <w:sz w:val="21"/>
         </w:rPr>
-        <w:t>① 6번만 하위 디렉터리(pdbseed) 아래에 있었기 때문</w:t>
-      </w:r>
-    </w:p>
-    <w:p>
-      <w:r>
-        <w:rPr>
-          <w:rFonts w:ascii="맑은 고딕" w:hAnsi="맑은 고딕" w:eastAsia="맑은 고딕"/>
-          <w:sz w:val="21"/>
-        </w:rPr>
-        <w:t>② 6번 파일이 가장 컸기 때문</w:t>
-      </w:r>
-    </w:p>
-    <w:p>
-      <w:r>
-        <w:rPr>
-          <w:rFonts w:ascii="맑은 고딕" w:hAnsi="맑은 고딕" w:eastAsia="맑은 고딕"/>
-          <w:sz w:val="21"/>
-        </w:rPr>
-        <w:t>③ 6번 파일이 손상되었기 때문</w:t>
+        <w:t>① 6번 파일이 손상되었기 때문</w:t>
+      </w:r>
+    </w:p>
+    <w:p>
+      <w:r>
+        <w:rPr>
+          <w:rFonts w:ascii="맑은 고딕" w:hAnsi="맑은 고딕" w:eastAsia="맑은 고딕"/>
+          <w:sz w:val="21"/>
+        </w:rPr>
+        <w:t>② 6번만 하위 디렉터리(pdbseed) 아래에 있었기 때문</w:t>
+      </w:r>
+    </w:p>
+    <w:p>
+      <w:r>
+        <w:rPr>
+          <w:rFonts w:ascii="맑은 고딕" w:hAnsi="맑은 고딕" w:eastAsia="맑은 고딕"/>
+          <w:sz w:val="21"/>
+        </w:rPr>
+        <w:t>③ 6번 파일이 가장 컸기 때문</w:t>
       </w:r>
     </w:p>
     <w:p>
@@ -1625,25 +1625,25 @@
           <w:rFonts w:ascii="맑은 고딕" w:hAnsi="맑은 고딕" w:eastAsia="맑은 고딕"/>
           <w:sz w:val="21"/>
         </w:rPr>
-        <w:t>① 0개</w:t>
-      </w:r>
-    </w:p>
-    <w:p>
-      <w:r>
-        <w:rPr>
-          <w:rFonts w:ascii="맑은 고딕" w:hAnsi="맑은 고딕" w:eastAsia="맑은 고딕"/>
-          <w:sz w:val="21"/>
-        </w:rPr>
-        <w:t>② 1개</w:t>
-      </w:r>
-    </w:p>
-    <w:p>
-      <w:r>
-        <w:rPr>
-          <w:rFonts w:ascii="맑은 고딕" w:hAnsi="맑은 고딕" w:eastAsia="맑은 고딕"/>
-          <w:sz w:val="21"/>
-        </w:rPr>
-        <w:t>③ 11개</w:t>
+        <w:t>① 11개</w:t>
+      </w:r>
+    </w:p>
+    <w:p>
+      <w:r>
+        <w:rPr>
+          <w:rFonts w:ascii="맑은 고딕" w:hAnsi="맑은 고딕" w:eastAsia="맑은 고딕"/>
+          <w:sz w:val="21"/>
+        </w:rPr>
+        <w:t>② 0개</w:t>
+      </w:r>
+    </w:p>
+    <w:p>
+      <w:r>
+        <w:rPr>
+          <w:rFonts w:ascii="맑은 고딕" w:hAnsi="맑은 고딕" w:eastAsia="맑은 고딕"/>
+          <w:sz w:val="21"/>
+        </w:rPr>
+        <w:t>③ 1개</w:t>
       </w:r>
     </w:p>
     <w:p>
@@ -1679,34 +1679,34 @@
           <w:rFonts w:ascii="맑은 고딕" w:hAnsi="맑은 고딕" w:eastAsia="맑은 고딕"/>
           <w:sz w:val="21"/>
         </w:rPr>
-        <w:t>① 418줄, 413번째 줄에 Finished Duplicate Db</w:t>
-      </w:r>
-    </w:p>
-    <w:p>
-      <w:r>
-        <w:rPr>
-          <w:rFonts w:ascii="맑은 고딕" w:hAnsi="맑은 고딕" w:eastAsia="맑은 고딕"/>
-          <w:sz w:val="21"/>
-        </w:rPr>
-        <w:t>② 418줄, 418번째 줄에 Finished Duplicate Db</w:t>
-      </w:r>
-    </w:p>
-    <w:p>
-      <w:r>
-        <w:rPr>
-          <w:rFonts w:ascii="맑은 고딕" w:hAnsi="맑은 고딕" w:eastAsia="맑은 고딕"/>
-          <w:sz w:val="21"/>
-        </w:rPr>
-        <w:t>③ 276줄, 276번째 줄에 Finished Duplicate Db</w:t>
-      </w:r>
-    </w:p>
-    <w:p>
-      <w:r>
-        <w:rPr>
-          <w:rFonts w:ascii="맑은 고딕" w:hAnsi="맑은 고딕" w:eastAsia="맑은 고딕"/>
-          <w:sz w:val="21"/>
-        </w:rPr>
-        <w:t>④ 54줄, 54번째 줄에 Finished Duplicate Db</w:t>
+        <w:t>① 276줄, 276번째 줄에 Finished Duplicate Db</w:t>
+      </w:r>
+    </w:p>
+    <w:p>
+      <w:r>
+        <w:rPr>
+          <w:rFonts w:ascii="맑은 고딕" w:hAnsi="맑은 고딕" w:eastAsia="맑은 고딕"/>
+          <w:sz w:val="21"/>
+        </w:rPr>
+        <w:t>② 418줄, 413번째 줄에 Finished Duplicate Db</w:t>
+      </w:r>
+    </w:p>
+    <w:p>
+      <w:r>
+        <w:rPr>
+          <w:rFonts w:ascii="맑은 고딕" w:hAnsi="맑은 고딕" w:eastAsia="맑은 고딕"/>
+          <w:sz w:val="21"/>
+        </w:rPr>
+        <w:t>③ 54줄, 54번째 줄에 Finished Duplicate Db</w:t>
+      </w:r>
+    </w:p>
+    <w:p>
+      <w:r>
+        <w:rPr>
+          <w:rFonts w:ascii="맑은 고딕" w:hAnsi="맑은 고딕" w:eastAsia="맑은 고딕"/>
+          <w:sz w:val="21"/>
+        </w:rPr>
+        <w:t>④ 418줄, 418번째 줄에 Finished Duplicate Db</w:t>
       </w:r>
     </w:p>
     <w:p>
@@ -1733,7 +1733,7 @@
           <w:rFonts w:ascii="맑은 고딕" w:hAnsi="맑은 고딕" w:eastAsia="맑은 고딕"/>
           <w:sz w:val="21"/>
         </w:rPr>
-        <w:t>① 채널 두 개가 병렬로 처리하기 때문</w:t>
+        <w:t>① 파일 번호가 잘못되었기 때문</w:t>
       </w:r>
     </w:p>
     <w:p>
@@ -1751,7 +1751,7 @@
           <w:rFonts w:ascii="맑은 고딕" w:hAnsi="맑은 고딕" w:eastAsia="맑은 고딕"/>
           <w:sz w:val="21"/>
         </w:rPr>
-        <w:t>③ 파일 번호가 잘못되었기 때문</w:t>
+        <w:t>③ 채널 두 개가 병렬로 처리하기 때문</w:t>
       </w:r>
     </w:p>
     <w:p>
@@ -1787,7 +1787,7 @@
           <w:rFonts w:ascii="맑은 고딕" w:hAnsi="맑은 고딕" w:eastAsia="맑은 고딕"/>
           <w:sz w:val="21"/>
         </w:rPr>
-        <w:t>① 약 356MB 대 약 3GB</w:t>
+        <w:t>① 둘 다 약 356MB</w:t>
       </w:r>
     </w:p>
     <w:p>
@@ -1814,7 +1814,7 @@
           <w:rFonts w:ascii="맑은 고딕" w:hAnsi="맑은 고딕" w:eastAsia="맑은 고딕"/>
           <w:sz w:val="21"/>
         </w:rPr>
-        <w:t>④ 둘 다 약 356MB</w:t>
+        <w:t>④ 약 356MB 대 약 3GB</w:t>
       </w:r>
     </w:p>
     <w:p>
@@ -1841,7 +1841,7 @@
           <w:rFonts w:ascii="맑은 고딕" w:hAnsi="맑은 고딕" w:eastAsia="맑은 고딕"/>
           <w:sz w:val="21"/>
         </w:rPr>
-        <w:t>① ORA-32002, 이미 spfile로 기동 중이라 필요 없다</w:t>
+        <w:t>① ORA-01507, 마운트되지 않았다</w:t>
       </w:r>
     </w:p>
     <w:p>
@@ -1868,7 +1868,7 @@
           <w:rFonts w:ascii="맑은 고딕" w:hAnsi="맑은 고딕" w:eastAsia="맑은 고딕"/>
           <w:sz w:val="21"/>
         </w:rPr>
-        <w:t>④ ORA-01507, 마운트되지 않았다</w:t>
+        <w:t>④ ORA-32002, 이미 spfile로 기동 중이라 필요 없다</w:t>
       </w:r>
     </w:p>
     <w:p>
@@ -1895,16 +1895,16 @@
           <w:rFonts w:ascii="맑은 고딕" w:hAnsi="맑은 고딕" w:eastAsia="맑은 고딕"/>
           <w:sz w:val="21"/>
         </w:rPr>
-        <w:t>① 정상 알림이며 종료는 정상 수행된다</w:t>
-      </w:r>
-    </w:p>
-    <w:p>
-      <w:r>
-        <w:rPr>
-          <w:rFonts w:ascii="맑은 고딕" w:hAnsi="맑은 고딕" w:eastAsia="맑은 고딕"/>
-          <w:sz w:val="21"/>
-        </w:rPr>
-        <w:t>② 종료가 실패한 것이다</w:t>
+        <w:t>① 종료가 실패한 것이다</w:t>
+      </w:r>
+    </w:p>
+    <w:p>
+      <w:r>
+        <w:rPr>
+          <w:rFonts w:ascii="맑은 고딕" w:hAnsi="맑은 고딕" w:eastAsia="맑은 고딕"/>
+          <w:sz w:val="21"/>
+        </w:rPr>
+        <w:t>② MRP가 남아 있는 것이다</w:t>
       </w:r>
     </w:p>
     <w:p>
@@ -1922,7 +1922,7 @@
           <w:rFonts w:ascii="맑은 고딕" w:hAnsi="맑은 고딕" w:eastAsia="맑은 고딕"/>
           <w:sz w:val="21"/>
         </w:rPr>
-        <w:t>④ MRP가 남아 있는 것이다</w:t>
+        <w:t>④ 정상 알림이며 종료는 정상 수행된다</w:t>
       </w:r>
     </w:p>
     <w:p>
@@ -1949,34 +1949,34 @@
           <w:rFonts w:ascii="맑은 고딕" w:hAnsi="맑은 고딕" w:eastAsia="맑은 고딕"/>
           <w:sz w:val="21"/>
         </w:rPr>
-        <w:t>① 자동으로 열리지 않아 따로 열어야 한다</w:t>
-      </w:r>
-    </w:p>
-    <w:p>
-      <w:r>
-        <w:rPr>
-          <w:rFonts w:ascii="맑은 고딕" w:hAnsi="맑은 고딕" w:eastAsia="맑은 고딕"/>
-          <w:sz w:val="21"/>
-        </w:rPr>
-        <w:t>② 자동으로 READ ONLY가 된다</w:t>
-      </w:r>
-    </w:p>
-    <w:p>
-      <w:r>
-        <w:rPr>
-          <w:rFonts w:ascii="맑은 고딕" w:hAnsi="맑은 고딕" w:eastAsia="맑은 고딕"/>
-          <w:sz w:val="21"/>
-        </w:rPr>
-        <w:t>③ 자동으로 READ WRITE가 된다</w:t>
-      </w:r>
-    </w:p>
-    <w:p>
-      <w:r>
-        <w:rPr>
-          <w:rFonts w:ascii="맑은 고딕" w:hAnsi="맑은 고딕" w:eastAsia="맑은 고딕"/>
-          <w:sz w:val="21"/>
-        </w:rPr>
-        <w:t>④ MOUNTED로 남고 열 수 없다</w:t>
+        <w:t>① 자동으로 READ WRITE가 된다</w:t>
+      </w:r>
+    </w:p>
+    <w:p>
+      <w:r>
+        <w:rPr>
+          <w:rFonts w:ascii="맑은 고딕" w:hAnsi="맑은 고딕" w:eastAsia="맑은 고딕"/>
+          <w:sz w:val="21"/>
+        </w:rPr>
+        <w:t>② MOUNTED로 남고 열 수 없다</w:t>
+      </w:r>
+    </w:p>
+    <w:p>
+      <w:r>
+        <w:rPr>
+          <w:rFonts w:ascii="맑은 고딕" w:hAnsi="맑은 고딕" w:eastAsia="맑은 고딕"/>
+          <w:sz w:val="21"/>
+        </w:rPr>
+        <w:t>③ 자동으로 READ ONLY가 된다</w:t>
+      </w:r>
+    </w:p>
+    <w:p>
+      <w:r>
+        <w:rPr>
+          <w:rFonts w:ascii="맑은 고딕" w:hAnsi="맑은 고딕" w:eastAsia="맑은 고딕"/>
+          <w:sz w:val="21"/>
+        </w:rPr>
+        <w:t>④ 자동으로 열리지 않아 따로 열어야 한다</w:t>
       </w:r>
     </w:p>
     <w:p>
@@ -2003,7 +2003,7 @@
           <w:rFonts w:ascii="맑은 고딕" w:hAnsi="맑은 고딕" w:eastAsia="맑은 고딕"/>
           <w:sz w:val="21"/>
         </w:rPr>
-        <w:t>① 적용할 리두를 기다리는 중과 지금 적용 중의 차이</w:t>
+        <w:t>① 마운트와 열림의 차이</w:t>
       </w:r>
     </w:p>
     <w:p>
@@ -2030,7 +2030,7 @@
           <w:rFonts w:ascii="맑은 고딕" w:hAnsi="맑은 고딕" w:eastAsia="맑은 고딕"/>
           <w:sz w:val="21"/>
         </w:rPr>
-        <w:t>④ 마운트와 열림의 차이</w:t>
+        <w:t>④ 적용할 리두를 기다리는 중과 지금 적용 중의 차이</w:t>
       </w:r>
     </w:p>
     <w:p>
@@ -2120,25 +2120,25 @@
           <w:rFonts w:ascii="맑은 고딕" w:hAnsi="맑은 고딕" w:eastAsia="맑은 고딕"/>
           <w:sz w:val="21"/>
         </w:rPr>
-        <w:t>② 디렉터리 객체 이름</w:t>
-      </w:r>
-    </w:p>
-    <w:p>
-      <w:r>
-        <w:rPr>
-          <w:rFonts w:ascii="맑은 고딕" w:hAnsi="맑은 고딕" w:eastAsia="맑은 고딕"/>
-          <w:sz w:val="21"/>
-        </w:rPr>
-        <w:t>③ 운영체제 디렉터리 경로</w:t>
-      </w:r>
-    </w:p>
-    <w:p>
-      <w:r>
-        <w:rPr>
-          <w:rFonts w:ascii="맑은 고딕" w:hAnsi="맑은 고딕" w:eastAsia="맑은 고딕"/>
-          <w:sz w:val="21"/>
-        </w:rPr>
-        <w:t>④ 테이블스페이스 이름</w:t>
+        <w:t>② 운영체제 디렉터리 경로</w:t>
+      </w:r>
+    </w:p>
+    <w:p>
+      <w:r>
+        <w:rPr>
+          <w:rFonts w:ascii="맑은 고딕" w:hAnsi="맑은 고딕" w:eastAsia="맑은 고딕"/>
+          <w:sz w:val="21"/>
+        </w:rPr>
+        <w:t>③ 테이블스페이스 이름</w:t>
+      </w:r>
+    </w:p>
+    <w:p>
+      <w:r>
+        <w:rPr>
+          <w:rFonts w:ascii="맑은 고딕" w:hAnsi="맑은 고딕" w:eastAsia="맑은 고딕"/>
+          <w:sz w:val="21"/>
+        </w:rPr>
+        <w:t>④ 디렉터리 객체 이름</w:t>
       </w:r>
     </w:p>
     <w:p>
@@ -2165,7 +2165,7 @@
           <w:rFonts w:ascii="맑은 고딕" w:hAnsi="맑은 고딕" w:eastAsia="맑은 고딕"/>
           <w:sz w:val="21"/>
         </w:rPr>
-        <w:t>① 명령을 실행한 쪽의 $ORACLE_HOME/dbs</w:t>
+        <w:t>① Standby의 $ORACLE_HOME/dbs</w:t>
       </w:r>
     </w:p>
     <w:p>
@@ -2183,16 +2183,16 @@
           <w:rFonts w:ascii="맑은 고딕" w:hAnsi="맑은 고딕" w:eastAsia="맑은 고딕"/>
           <w:sz w:val="21"/>
         </w:rPr>
-        <w:t>③ Standby의 $ORACLE_HOME/dbs</w:t>
-      </w:r>
-    </w:p>
-    <w:p>
-      <w:r>
-        <w:rPr>
-          <w:rFonts w:ascii="맑은 고딕" w:hAnsi="맑은 고딕" w:eastAsia="맑은 고딕"/>
-          <w:sz w:val="21"/>
-        </w:rPr>
-        <w:t>④ FRA 아래</w:t>
+        <w:t>③ FRA 아래</w:t>
+      </w:r>
+    </w:p>
+    <w:p>
+      <w:r>
+        <w:rPr>
+          <w:rFonts w:ascii="맑은 고딕" w:hAnsi="맑은 고딕" w:eastAsia="맑은 고딕"/>
+          <w:sz w:val="21"/>
+        </w:rPr>
+        <w:t>④ 명령을 실행한 쪽의 $ORACLE_HOME/dbs</w:t>
       </w:r>
     </w:p>
     <w:p>
@@ -2227,25 +2227,25 @@
           <w:rFonts w:ascii="맑은 고딕" w:hAnsi="맑은 고딕" w:eastAsia="맑은 고딕"/>
           <w:sz w:val="21"/>
         </w:rPr>
-        <w:t>① convert를 주지 않아 RMAN이 스스로 규칙을 만들었고 결과적으로 변환이 이뤄지지 않았다</w:t>
-      </w:r>
-    </w:p>
-    <w:p>
-      <w:r>
-        <w:rPr>
-          <w:rFonts w:ascii="맑은 고딕" w:hAnsi="맑은 고딕" w:eastAsia="맑은 고딕"/>
-          <w:sz w:val="21"/>
-        </w:rPr>
-        <w:t>② RMAN이 올바른 변환 규칙을 자동으로 만들어 주었다</w:t>
-      </w:r>
-    </w:p>
-    <w:p>
-      <w:r>
-        <w:rPr>
-          <w:rFonts w:ascii="맑은 고딕" w:hAnsi="맑은 고딕" w:eastAsia="맑은 고딕"/>
-          <w:sz w:val="21"/>
-        </w:rPr>
-        <w:t>③ convert 파라미터가 중복 지정되었다</w:t>
+        <w:t>① convert 파라미터가 중복 지정되었다</w:t>
+      </w:r>
+    </w:p>
+    <w:p>
+      <w:r>
+        <w:rPr>
+          <w:rFonts w:ascii="맑은 고딕" w:hAnsi="맑은 고딕" w:eastAsia="맑은 고딕"/>
+          <w:sz w:val="21"/>
+        </w:rPr>
+        <w:t>② convert를 주지 않아 RMAN이 스스로 규칙을 만들었고 결과적으로 변환이 이뤄지지 않았다</w:t>
+      </w:r>
+    </w:p>
+    <w:p>
+      <w:r>
+        <w:rPr>
+          <w:rFonts w:ascii="맑은 고딕" w:hAnsi="맑은 고딕" w:eastAsia="맑은 고딕"/>
+          <w:sz w:val="21"/>
+        </w:rPr>
+        <w:t>③ RMAN이 올바른 변환 규칙을 자동으로 만들어 주었다</w:t>
       </w:r>
     </w:p>
     <w:p>
@@ -2281,7 +2281,7 @@
           <w:rFonts w:ascii="맑은 고딕" w:hAnsi="맑은 고딕" w:eastAsia="맑은 고딕"/>
           <w:sz w:val="21"/>
         </w:rPr>
-        <w:t>① 첫 번째는 전송 전에 막혔고 두 번째는 전송 도중 막혀 일부 파일이 남는다</w:t>
+        <w:t>① 두 번째는 재시도가 불가능하다</w:t>
       </w:r>
     </w:p>
     <w:p>
@@ -2299,7 +2299,7 @@
           <w:rFonts w:ascii="맑은 고딕" w:hAnsi="맑은 고딕" w:eastAsia="맑은 고딕"/>
           <w:sz w:val="21"/>
         </w:rPr>
-        <w:t>③ 두 번째는 재시도가 불가능하다</w:t>
+        <w:t>③ 첫 번째는 전송 전에 막혔고 두 번째는 전송 도중 막혀 일부 파일이 남는다</w:t>
       </w:r>
     </w:p>
     <w:p>
@@ -2344,25 +2344,25 @@
           <w:rFonts w:ascii="맑은 고딕" w:hAnsi="맑은 고딕" w:eastAsia="맑은 고딕"/>
           <w:sz w:val="21"/>
         </w:rPr>
-        <w:t>② convert가 PDB를 인식하지 못하기 때문</w:t>
-      </w:r>
-    </w:p>
-    <w:p>
-      <w:r>
-        <w:rPr>
-          <w:rFonts w:ascii="맑은 고딕" w:hAnsi="맑은 고딕" w:eastAsia="맑은 고딕"/>
-          <w:sz w:val="21"/>
-        </w:rPr>
-        <w:t>③ NOFILENAMECHECK가 디렉터리를 삭제하기 때문</w:t>
-      </w:r>
-    </w:p>
-    <w:p>
-      <w:r>
-        <w:rPr>
-          <w:rFonts w:ascii="맑은 고딕" w:hAnsi="맑은 고딕" w:eastAsia="맑은 고딕"/>
-          <w:sz w:val="21"/>
-        </w:rPr>
-        <w:t>④ RMAN이 PDB를 복제하지 못하기 때문</w:t>
+        <w:t>② RMAN이 PDB를 복제하지 못하기 때문</w:t>
+      </w:r>
+    </w:p>
+    <w:p>
+      <w:r>
+        <w:rPr>
+          <w:rFonts w:ascii="맑은 고딕" w:hAnsi="맑은 고딕" w:eastAsia="맑은 고딕"/>
+          <w:sz w:val="21"/>
+        </w:rPr>
+        <w:t>③ convert가 PDB를 인식하지 못하기 때문</w:t>
+      </w:r>
+    </w:p>
+    <w:p>
+      <w:r>
+        <w:rPr>
+          <w:rFonts w:ascii="맑은 고딕" w:hAnsi="맑은 고딕" w:eastAsia="맑은 고딕"/>
+          <w:sz w:val="21"/>
+        </w:rPr>
+        <w:t>④ NOFILENAMECHECK가 디렉터리를 삭제하기 때문</w:t>
       </w:r>
     </w:p>
     <w:p>
@@ -2398,7 +2398,7 @@
           <w:rFonts w:ascii="맑은 고딕" w:hAnsi="맑은 고딕" w:eastAsia="맑은 고딕"/>
           <w:sz w:val="21"/>
         </w:rPr>
-        <w:t>② 가장 바깥 RMAN-03002부터 순서대로 읽는다</w:t>
+        <w:t>② 시각이 빠른 것부터 읽는다</w:t>
       </w:r>
     </w:p>
     <w:p>
@@ -2416,7 +2416,7 @@
           <w:rFonts w:ascii="맑은 고딕" w:hAnsi="맑은 고딕" w:eastAsia="맑은 고딕"/>
           <w:sz w:val="21"/>
         </w:rPr>
-        <w:t>④ 시각이 빠른 것부터 읽는다</w:t>
+        <w:t>④ 가장 바깥 RMAN-03002부터 순서대로 읽는다</w:t>
       </w:r>
     </w:p>
     <w:p>
@@ -2443,25 +2443,25 @@
           <w:rFonts w:ascii="맑은 고딕" w:hAnsi="맑은 고딕" w:eastAsia="맑은 고딕"/>
           <w:sz w:val="21"/>
         </w:rPr>
-        <w:t>① DORECOVER가 두 개의 아카이브를 적용한 뒤 정리했기 때문</w:t>
-      </w:r>
-    </w:p>
-    <w:p>
-      <w:r>
-        <w:rPr>
-          <w:rFonts w:ascii="맑은 고딕" w:hAnsi="맑은 고딕" w:eastAsia="맑은 고딕"/>
-          <w:sz w:val="21"/>
-        </w:rPr>
-        <w:t>② Primary의 FRA가 가득 찼기 때문</w:t>
-      </w:r>
-    </w:p>
-    <w:p>
-      <w:r>
-        <w:rPr>
-          <w:rFonts w:ascii="맑은 고딕" w:hAnsi="맑은 고딕" w:eastAsia="맑은 고딕"/>
-          <w:sz w:val="21"/>
-        </w:rPr>
-        <w:t>③ RMAN이 백업을 삭제했기 때문</w:t>
+        <w:t>① Primary의 FRA가 가득 찼기 때문</w:t>
+      </w:r>
+    </w:p>
+    <w:p>
+      <w:r>
+        <w:rPr>
+          <w:rFonts w:ascii="맑은 고딕" w:hAnsi="맑은 고딕" w:eastAsia="맑은 고딕"/>
+          <w:sz w:val="21"/>
+        </w:rPr>
+        <w:t>② RMAN이 백업을 삭제했기 때문</w:t>
+      </w:r>
+    </w:p>
+    <w:p>
+      <w:r>
+        <w:rPr>
+          <w:rFonts w:ascii="맑은 고딕" w:hAnsi="맑은 고딕" w:eastAsia="맑은 고딕"/>
+          <w:sz w:val="21"/>
+        </w:rPr>
+        <w:t>③ DORECOVER가 두 개의 아카이브를 적용한 뒤 정리했기 때문</w:t>
       </w:r>
     </w:p>
     <w:p>
@@ -2497,7 +2497,7 @@
           <w:rFonts w:ascii="맑은 고딕" w:hAnsi="맑은 고딕" w:eastAsia="맑은 고딕"/>
           <w:sz w:val="21"/>
         </w:rPr>
-        <w:t>① SPFILE 절이 파라미터 대부분을 자동으로 채워 준다</w:t>
+        <w:t>① spfile이 압축되었다</w:t>
       </w:r>
     </w:p>
     <w:p>
@@ -2515,16 +2515,16 @@
           <w:rFonts w:ascii="맑은 고딕" w:hAnsi="맑은 고딕" w:eastAsia="맑은 고딕"/>
           <w:sz w:val="21"/>
         </w:rPr>
-        <w:t>③ spfile이 압축되었다</w:t>
-      </w:r>
-    </w:p>
-    <w:p>
-      <w:r>
-        <w:rPr>
-          <w:rFonts w:ascii="맑은 고딕" w:hAnsi="맑은 고딕" w:eastAsia="맑은 고딕"/>
-          <w:sz w:val="21"/>
-        </w:rPr>
-        <w:t>④ 두 파일의 내용이 같다</w:t>
+        <w:t>③ 두 파일의 내용이 같다</w:t>
+      </w:r>
+    </w:p>
+    <w:p>
+      <w:r>
+        <w:rPr>
+          <w:rFonts w:ascii="맑은 고딕" w:hAnsi="맑은 고딕" w:eastAsia="맑은 고딕"/>
+          <w:sz w:val="21"/>
+        </w:rPr>
+        <w:t>④ SPFILE 절이 파라미터 대부분을 자동으로 채워 준다</w:t>
       </w:r>
     </w:p>
     <w:p>
@@ -2551,34 +2551,34 @@
           <w:rFonts w:ascii="맑은 고딕" w:hAnsi="맑은 고딕" w:eastAsia="맑은 고딕"/>
           <w:sz w:val="21"/>
         </w:rPr>
-        <w:t>① 오류 없이 성공하고 그 이름의 파일이 dbs 아래 생긴다</w:t>
-      </w:r>
-    </w:p>
-    <w:p>
-      <w:r>
-        <w:rPr>
-          <w:rFonts w:ascii="맑은 고딕" w:hAnsi="맑은 고딕" w:eastAsia="맑은 고딕"/>
-          <w:sz w:val="21"/>
-        </w:rPr>
-        <w:t>② ORA-53201이 발생한다</w:t>
-      </w:r>
-    </w:p>
-    <w:p>
-      <w:r>
-        <w:rPr>
-          <w:rFonts w:ascii="맑은 고딕" w:hAnsi="맑은 고딕" w:eastAsia="맑은 고딕"/>
-          <w:sz w:val="21"/>
-        </w:rPr>
-        <w:t>③ ORA-24258이 발생한다</w:t>
-      </w:r>
-    </w:p>
-    <w:p>
-      <w:r>
-        <w:rPr>
-          <w:rFonts w:ascii="맑은 고딕" w:hAnsi="맑은 고딕" w:eastAsia="맑은 고딕"/>
-          <w:sz w:val="21"/>
-        </w:rPr>
-        <w:t>④ ORA-06512만 발생한다</w:t>
+        <w:t>① ORA-24258이 발생한다</w:t>
+      </w:r>
+    </w:p>
+    <w:p>
+      <w:r>
+        <w:rPr>
+          <w:rFonts w:ascii="맑은 고딕" w:hAnsi="맑은 고딕" w:eastAsia="맑은 고딕"/>
+          <w:sz w:val="21"/>
+        </w:rPr>
+        <w:t>② ORA-06512만 발생한다</w:t>
+      </w:r>
+    </w:p>
+    <w:p>
+      <w:r>
+        <w:rPr>
+          <w:rFonts w:ascii="맑은 고딕" w:hAnsi="맑은 고딕" w:eastAsia="맑은 고딕"/>
+          <w:sz w:val="21"/>
+        </w:rPr>
+        <w:t>③ 오류 없이 성공하고 그 이름의 파일이 dbs 아래 생긴다</w:t>
+      </w:r>
+    </w:p>
+    <w:p>
+      <w:r>
+        <w:rPr>
+          <w:rFonts w:ascii="맑은 고딕" w:hAnsi="맑은 고딕" w:eastAsia="맑은 고딕"/>
+          <w:sz w:val="21"/>
+        </w:rPr>
+        <w:t>④ ORA-53201이 발생한다</w:t>
       </w:r>
     </w:p>
     <w:p>
@@ -2623,16 +2623,16 @@
           <w:rFonts w:ascii="맑은 고딕" w:hAnsi="맑은 고딕" w:eastAsia="맑은 고딕"/>
           <w:sz w:val="21"/>
         </w:rPr>
-        <w:t>③ DIFFV, SAMEV, CORR</w:t>
-      </w:r>
-    </w:p>
-    <w:p>
-      <w:r>
-        <w:rPr>
-          <w:rFonts w:ascii="맑은 고딕" w:hAnsi="맑은 고딕" w:eastAsia="맑은 고딕"/>
-          <w:sz w:val="21"/>
-        </w:rPr>
-        <w:t>④ ENCERR, TOTAL, SAMEV&amp;C</w:t>
+        <w:t>③ ENCERR, TOTAL, SAMEV&amp;C</w:t>
+      </w:r>
+    </w:p>
+    <w:p>
+      <w:r>
+        <w:rPr>
+          <w:rFonts w:ascii="맑은 고딕" w:hAnsi="맑은 고딕" w:eastAsia="맑은 고딕"/>
+          <w:sz w:val="21"/>
+        </w:rPr>
+        <w:t>④ DIFFV, SAMEV, CORR</w:t>
       </w:r>
     </w:p>
     <w:p>
@@ -2668,7 +2668,7 @@
           <w:rFonts w:ascii="맑은 고딕" w:hAnsi="맑은 고딕" w:eastAsia="맑은 고딕"/>
           <w:sz w:val="21"/>
         </w:rPr>
-        <w:t>② 1,645개 블록이 손상되었다</w:t>
+        <w:t>② lost write가 1,645건이다</w:t>
       </w:r>
     </w:p>
     <w:p>
@@ -2686,7 +2686,7 @@
           <w:rFonts w:ascii="맑은 고딕" w:hAnsi="맑은 고딕" w:eastAsia="맑은 고딕"/>
           <w:sz w:val="21"/>
         </w:rPr>
-        <w:t>④ lost write가 1,645건이다</w:t>
+        <w:t>④ 1,645개 블록이 손상되었다</w:t>
       </w:r>
     </w:p>
     <w:p>
@@ -2722,7 +2722,7 @@
           <w:rFonts w:ascii="맑은 고딕" w:hAnsi="맑은 고딕" w:eastAsia="맑은 고딕"/>
           <w:sz w:val="21"/>
         </w:rPr>
-        <w:t>② 항상 권한 문제다</w:t>
+        <w:t>② 데이터 파일이 잘못된 것이다</w:t>
       </w:r>
     </w:p>
     <w:p>
@@ -2740,7 +2740,7 @@
           <w:rFonts w:ascii="맑은 고딕" w:hAnsi="맑은 고딕" w:eastAsia="맑은 고딕"/>
           <w:sz w:val="21"/>
         </w:rPr>
-        <w:t>④ 데이터 파일이 잘못된 것이다</w:t>
+        <w:t>④ 항상 권한 문제다</w:t>
       </w:r>
     </w:p>
     <w:sectPr>

--- a/ADG/05장/5장_실습문제.docx
+++ b/ADG/05장/5장_실습문제.docx
@@ -42,7 +42,21 @@
           <w:rFonts w:ascii="맑은 고딕" w:hAnsi="맑은 고딕" w:eastAsia="맑은 고딕"/>
           <w:sz w:val="21"/>
         </w:rPr>
-        <w:t>[하-01] `DUPLICATE ... FOR STANDBY FROM ACTIVE DATABASE`가 복제의 원본으로 삼는 것은?</w:t>
+        <w:t xml:space="preserve">[하-01] </w:t>
+      </w:r>
+      <w:r>
+        <w:rPr>
+          <w:rFonts w:ascii="Consolas" w:hAnsi="Consolas" w:eastAsia="맑은 고딕"/>
+          <w:sz w:val="21"/>
+        </w:rPr>
+        <w:t xml:space="preserve">DUPLICATE ... FOR STANDBY FROM ACTIVE DATABASE</w:t>
+      </w:r>
+      <w:r>
+        <w:rPr>
+          <w:rFonts w:ascii="맑은 고딕" w:hAnsi="맑은 고딕" w:eastAsia="맑은 고딕"/>
+          <w:sz w:val="21"/>
+        </w:rPr>
+        <w:t xml:space="preserve">가 복제의 원본으로 삼는 것은?</w:t>
       </w:r>
     </w:p>
     <w:p>
@@ -312,7 +326,21 @@
           <w:rFonts w:ascii="맑은 고딕" w:hAnsi="맑은 고딕" w:eastAsia="맑은 고딕"/>
           <w:sz w:val="21"/>
         </w:rPr>
-        <w:t>[하-06] 실습 환경에서 Standby 초기 pfile의 `db_name` 값은?</w:t>
+        <w:t xml:space="preserve">[하-06] 실습 환경에서 Standby 초기 pfile의 </w:t>
+      </w:r>
+      <w:r>
+        <w:rPr>
+          <w:rFonts w:ascii="Consolas" w:hAnsi="Consolas" w:eastAsia="맑은 고딕"/>
+          <w:sz w:val="21"/>
+        </w:rPr>
+        <w:t xml:space="preserve">db_name</w:t>
+      </w:r>
+      <w:r>
+        <w:rPr>
+          <w:rFonts w:ascii="맑은 고딕" w:hAnsi="맑은 고딕" w:eastAsia="맑은 고딕"/>
+          <w:sz w:val="21"/>
+        </w:rPr>
+        <w:t xml:space="preserve"> 값은?</w:t>
       </w:r>
     </w:p>
     <w:p>
@@ -366,7 +394,21 @@
           <w:rFonts w:ascii="맑은 고딕" w:hAnsi="맑은 고딕" w:eastAsia="맑은 고딕"/>
           <w:sz w:val="21"/>
         </w:rPr>
-        <w:t>[하-07] 실습 환경에서 Standby의 `db_unique_name` 값은?</w:t>
+        <w:t xml:space="preserve">[하-07] 실습 환경에서 Standby의 </w:t>
+      </w:r>
+      <w:r>
+        <w:rPr>
+          <w:rFonts w:ascii="Consolas" w:hAnsi="Consolas" w:eastAsia="맑은 고딕"/>
+          <w:sz w:val="21"/>
+        </w:rPr>
+        <w:t xml:space="preserve">db_unique_name</w:t>
+      </w:r>
+      <w:r>
+        <w:rPr>
+          <w:rFonts w:ascii="맑은 고딕" w:hAnsi="맑은 고딕" w:eastAsia="맑은 고딕"/>
+          <w:sz w:val="21"/>
+        </w:rPr>
+        <w:t xml:space="preserve"> 값은?</w:t>
       </w:r>
     </w:p>
     <w:p>
@@ -420,7 +462,21 @@
           <w:rFonts w:ascii="맑은 고딕" w:hAnsi="맑은 고딕" w:eastAsia="맑은 고딕"/>
           <w:sz w:val="21"/>
         </w:rPr>
-        <w:t>[하-08] `FOR STANDBY` 절이 있으면 복제본의 DBID는?</w:t>
+        <w:t xml:space="preserve">[하-08] </w:t>
+      </w:r>
+      <w:r>
+        <w:rPr>
+          <w:rFonts w:ascii="Consolas" w:hAnsi="Consolas" w:eastAsia="맑은 고딕"/>
+          <w:sz w:val="21"/>
+        </w:rPr>
+        <w:t xml:space="preserve">FOR STANDBY</w:t>
+      </w:r>
+      <w:r>
+        <w:rPr>
+          <w:rFonts w:ascii="맑은 고딕" w:hAnsi="맑은 고딕" w:eastAsia="맑은 고딕"/>
+          <w:sz w:val="21"/>
+        </w:rPr>
+        <w:t xml:space="preserve"> 절이 있으면 복제본의 DBID는?</w:t>
       </w:r>
     </w:p>
     <w:p>
@@ -528,7 +584,21 @@
           <w:rFonts w:ascii="맑은 고딕" w:hAnsi="맑은 고딕" w:eastAsia="맑은 고딕"/>
           <w:sz w:val="21"/>
         </w:rPr>
-        <w:t>[하-10] `DB_FILE_NAME_CONVERT`가 하는 일은?</w:t>
+        <w:t xml:space="preserve">[하-10] </w:t>
+      </w:r>
+      <w:r>
+        <w:rPr>
+          <w:rFonts w:ascii="Consolas" w:hAnsi="Consolas" w:eastAsia="맑은 고딕"/>
+          <w:sz w:val="21"/>
+        </w:rPr>
+        <w:t xml:space="preserve">DB_FILE_NAME_CONVERT</w:t>
+      </w:r>
+      <w:r>
+        <w:rPr>
+          <w:rFonts w:ascii="맑은 고딕" w:hAnsi="맑은 고딕" w:eastAsia="맑은 고딕"/>
+          <w:sz w:val="21"/>
+        </w:rPr>
+        <w:t xml:space="preserve">가 하는 일은?</w:t>
       </w:r>
     </w:p>
     <w:p>
@@ -636,7 +706,21 @@
           <w:rFonts w:ascii="맑은 고딕" w:hAnsi="맑은 고딕" w:eastAsia="맑은 고딕"/>
           <w:sz w:val="21"/>
         </w:rPr>
-        <w:t>[하-12] `DORECOVER` 절의 역할은?</w:t>
+        <w:t xml:space="preserve">[하-12] </w:t>
+      </w:r>
+      <w:r>
+        <w:rPr>
+          <w:rFonts w:ascii="Consolas" w:hAnsi="Consolas" w:eastAsia="맑은 고딕"/>
+          <w:sz w:val="21"/>
+        </w:rPr>
+        <w:t xml:space="preserve">DORECOVER</w:t>
+      </w:r>
+      <w:r>
+        <w:rPr>
+          <w:rFonts w:ascii="맑은 고딕" w:hAnsi="맑은 고딕" w:eastAsia="맑은 고딕"/>
+          <w:sz w:val="21"/>
+        </w:rPr>
+        <w:t xml:space="preserve"> 절의 역할은?</w:t>
       </w:r>
     </w:p>
     <w:p>
@@ -690,7 +774,21 @@
           <w:rFonts w:ascii="맑은 고딕" w:hAnsi="맑은 고딕" w:eastAsia="맑은 고딕"/>
           <w:sz w:val="21"/>
         </w:rPr>
-        <w:t>[하-13] DUPLICATE 스크립트의 `SPFILE` 절이 하는 일은?</w:t>
+        <w:t xml:space="preserve">[하-13] DUPLICATE 스크립트의 </w:t>
+      </w:r>
+      <w:r>
+        <w:rPr>
+          <w:rFonts w:ascii="Consolas" w:hAnsi="Consolas" w:eastAsia="맑은 고딕"/>
+          <w:sz w:val="21"/>
+        </w:rPr>
+        <w:t xml:space="preserve">SPFILE</w:t>
+      </w:r>
+      <w:r>
+        <w:rPr>
+          <w:rFonts w:ascii="맑은 고딕" w:hAnsi="맑은 고딕" w:eastAsia="맑은 고딕"/>
+          <w:sz w:val="21"/>
+        </w:rPr>
+        <w:t xml:space="preserve"> 절이 하는 일은?</w:t>
       </w:r>
     </w:p>
     <w:p>
@@ -744,7 +842,21 @@
           <w:rFonts w:ascii="맑은 고딕" w:hAnsi="맑은 고딕" w:eastAsia="맑은 고딕"/>
           <w:sz w:val="21"/>
         </w:rPr>
-        <w:t>[하-14] 실습 스크립트 마지막의 `sql channel sby "alter database recover managed standby database disconnect from session"`의 효과는?</w:t>
+        <w:t xml:space="preserve">[하-14] 실습 스크립트 마지막의 </w:t>
+      </w:r>
+      <w:r>
+        <w:rPr>
+          <w:rFonts w:ascii="Consolas" w:hAnsi="Consolas" w:eastAsia="맑은 고딕"/>
+          <w:sz w:val="21"/>
+        </w:rPr>
+        <w:t xml:space="preserve">sql channel sby "alter database recover managed standby database disconnect from session"</w:t>
+      </w:r>
+      <w:r>
+        <w:rPr>
+          <w:rFonts w:ascii="맑은 고딕" w:hAnsi="맑은 고딕" w:eastAsia="맑은 고딕"/>
+          <w:sz w:val="21"/>
+        </w:rPr>
+        <w:t xml:space="preserve">의 효과는?</w:t>
       </w:r>
     </w:p>
     <w:p>
@@ -798,7 +910,21 @@
           <w:rFonts w:ascii="맑은 고딕" w:hAnsi="맑은 고딕" w:eastAsia="맑은 고딕"/>
           <w:sz w:val="21"/>
         </w:rPr>
-        <w:t>[하-15] 복제 직후 Standby의 `OPEN_MODE`는?</w:t>
+        <w:t xml:space="preserve">[하-15] 복제 직후 Standby의 </w:t>
+      </w:r>
+      <w:r>
+        <w:rPr>
+          <w:rFonts w:ascii="Consolas" w:hAnsi="Consolas" w:eastAsia="맑은 고딕"/>
+          <w:sz w:val="21"/>
+        </w:rPr>
+        <w:t xml:space="preserve">OPEN_MODE</w:t>
+      </w:r>
+      <w:r>
+        <w:rPr>
+          <w:rFonts w:ascii="맑은 고딕" w:hAnsi="맑은 고딕" w:eastAsia="맑은 고딕"/>
+          <w:sz w:val="21"/>
+        </w:rPr>
+        <w:t xml:space="preserve">는?</w:t>
       </w:r>
     </w:p>
     <w:p>
@@ -852,7 +978,21 @@
           <w:rFonts w:ascii="맑은 고딕" w:hAnsi="맑은 고딕" w:eastAsia="맑은 고딕"/>
           <w:sz w:val="21"/>
         </w:rPr>
-        <w:t>[하-16] Active Data Guard 상태를 나타내는 `OPEN_MODE` 값은?</w:t>
+        <w:t xml:space="preserve">[하-16] Active Data Guard 상태를 나타내는 </w:t>
+      </w:r>
+      <w:r>
+        <w:rPr>
+          <w:rFonts w:ascii="Consolas" w:hAnsi="Consolas" w:eastAsia="맑은 고딕"/>
+          <w:sz w:val="21"/>
+        </w:rPr>
+        <w:t xml:space="preserve">OPEN_MODE</w:t>
+      </w:r>
+      <w:r>
+        <w:rPr>
+          <w:rFonts w:ascii="맑은 고딕" w:hAnsi="맑은 고딕" w:eastAsia="맑은 고딕"/>
+          <w:sz w:val="21"/>
+        </w:rPr>
+        <w:t xml:space="preserve"> 값은?</w:t>
       </w:r>
     </w:p>
     <w:p>
@@ -906,7 +1046,21 @@
           <w:rFonts w:ascii="맑은 고딕" w:hAnsi="맑은 고딕" w:eastAsia="맑은 고딕"/>
           <w:sz w:val="21"/>
         </w:rPr>
-        <w:t>[하-17] Standby의 `CONTROLFILE_TYPE` 값은?</w:t>
+        <w:t xml:space="preserve">[하-17] Standby의 </w:t>
+      </w:r>
+      <w:r>
+        <w:rPr>
+          <w:rFonts w:ascii="Consolas" w:hAnsi="Consolas" w:eastAsia="맑은 고딕"/>
+          <w:sz w:val="21"/>
+        </w:rPr>
+        <w:t xml:space="preserve">CONTROLFILE_TYPE</w:t>
+      </w:r>
+      <w:r>
+        <w:rPr>
+          <w:rFonts w:ascii="맑은 고딕" w:hAnsi="맑은 고딕" w:eastAsia="맑은 고딕"/>
+          <w:sz w:val="21"/>
+        </w:rPr>
+        <w:t xml:space="preserve"> 값은?</w:t>
       </w:r>
     </w:p>
     <w:p>
@@ -1068,7 +1222,21 @@
           <w:rFonts w:ascii="맑은 고딕" w:hAnsi="맑은 고딕" w:eastAsia="맑은 고딕"/>
           <w:sz w:val="21"/>
         </w:rPr>
-        <w:t>[하-20] `DBMS_DBCOMP.DBCOMP`가 비교하는 단위는?</w:t>
+        <w:t xml:space="preserve">[하-20] </w:t>
+      </w:r>
+      <w:r>
+        <w:rPr>
+          <w:rFonts w:ascii="Consolas" w:hAnsi="Consolas" w:eastAsia="맑은 고딕"/>
+          <w:sz w:val="21"/>
+        </w:rPr>
+        <w:t xml:space="preserve">DBMS_DBCOMP.DBCOMP</w:t>
+      </w:r>
+      <w:r>
+        <w:rPr>
+          <w:rFonts w:ascii="맑은 고딕" w:hAnsi="맑은 고딕" w:eastAsia="맑은 고딕"/>
+          <w:sz w:val="21"/>
+        </w:rPr>
+        <w:t xml:space="preserve">가 비교하는 단위는?</w:t>
       </w:r>
     </w:p>
     <w:p>
@@ -1238,7 +1406,21 @@
           <w:rFonts w:ascii="맑은 고딕" w:hAnsi="맑은 고딕" w:eastAsia="맑은 고딕"/>
           <w:sz w:val="21"/>
         </w:rPr>
-        <w:t>[중-03] RMAN-05001 메시지에 찍힌 auxiliary 파일 경로가 `/u03/app/oracle/oradata/Chicago/...`였다는 사실이 뜻하는 것은?</w:t>
+        <w:t xml:space="preserve">[중-03] RMAN-05001 메시지에 찍힌 auxiliary 파일 경로가 </w:t>
+      </w:r>
+      <w:r>
+        <w:rPr>
+          <w:rFonts w:ascii="Consolas" w:hAnsi="Consolas" w:eastAsia="맑은 고딕"/>
+          <w:sz w:val="21"/>
+        </w:rPr>
+        <w:t xml:space="preserve">/u03/app/oracle/oradata/Chicago/...</w:t>
+      </w:r>
+      <w:r>
+        <w:rPr>
+          <w:rFonts w:ascii="맑은 고딕" w:hAnsi="맑은 고딕" w:eastAsia="맑은 고딕"/>
+          <w:sz w:val="21"/>
+        </w:rPr>
+        <w:t xml:space="preserve">였다는 사실이 뜻하는 것은?</w:t>
       </w:r>
     </w:p>
     <w:p>
@@ -1292,7 +1474,21 @@
           <w:rFonts w:ascii="맑은 고딕" w:hAnsi="맑은 고딕" w:eastAsia="맑은 고딕"/>
           <w:sz w:val="21"/>
         </w:rPr>
-        <w:t>[중-04] convert 파라미터 없이 `NOFILENAMECHECK`만 넣으면?</w:t>
+        <w:t xml:space="preserve">[중-04] convert 파라미터 없이 </w:t>
+      </w:r>
+      <w:r>
+        <w:rPr>
+          <w:rFonts w:ascii="Consolas" w:hAnsi="Consolas" w:eastAsia="맑은 고딕"/>
+          <w:sz w:val="21"/>
+        </w:rPr>
+        <w:t xml:space="preserve">NOFILENAMECHECK</w:t>
+      </w:r>
+      <w:r>
+        <w:rPr>
+          <w:rFonts w:ascii="맑은 고딕" w:hAnsi="맑은 고딕" w:eastAsia="맑은 고딕"/>
+          <w:sz w:val="21"/>
+        </w:rPr>
+        <w:t xml:space="preserve">만 넣으면?</w:t>
       </w:r>
     </w:p>
     <w:p>
@@ -1346,7 +1542,35 @@
           <w:rFonts w:ascii="맑은 고딕" w:hAnsi="맑은 고딕" w:eastAsia="맑은 고딕"/>
           <w:sz w:val="21"/>
         </w:rPr>
-        <w:t>[중-05] `PARAMETER_VALUE_CONVERT 'chicago','boston'`을 쓰면서 `SET DB_NAME = 'chicago'`를 함께 지정하는 이유는?</w:t>
+        <w:t xml:space="preserve">[중-05] </w:t>
+      </w:r>
+      <w:r>
+        <w:rPr>
+          <w:rFonts w:ascii="Consolas" w:hAnsi="Consolas" w:eastAsia="맑은 고딕"/>
+          <w:sz w:val="21"/>
+        </w:rPr>
+        <w:t xml:space="preserve">PARAMETER_VALUE_CONVERT 'chicago','boston'</w:t>
+      </w:r>
+      <w:r>
+        <w:rPr>
+          <w:rFonts w:ascii="맑은 고딕" w:hAnsi="맑은 고딕" w:eastAsia="맑은 고딕"/>
+          <w:sz w:val="21"/>
+        </w:rPr>
+        <w:t xml:space="preserve">을 쓰면서 </w:t>
+      </w:r>
+      <w:r>
+        <w:rPr>
+          <w:rFonts w:ascii="Consolas" w:hAnsi="Consolas" w:eastAsia="맑은 고딕"/>
+          <w:sz w:val="21"/>
+        </w:rPr>
+        <w:t xml:space="preserve">SET DB_NAME = 'chicago'</w:t>
+      </w:r>
+      <w:r>
+        <w:rPr>
+          <w:rFonts w:ascii="맑은 고딕" w:hAnsi="맑은 고딕" w:eastAsia="맑은 고딕"/>
+          <w:sz w:val="21"/>
+        </w:rPr>
+        <w:t xml:space="preserve">를 함께 지정하는 이유는?</w:t>
       </w:r>
     </w:p>
     <w:p>
@@ -1454,7 +1678,21 @@
           <w:rFonts w:ascii="맑은 고딕" w:hAnsi="맑은 고딕" w:eastAsia="맑은 고딕"/>
           <w:sz w:val="21"/>
         </w:rPr>
-        <w:t>[중-07] `ORA-17628: Oracle error 19505 returned by remote Oracle server`에서 "remote"가 가리키는 쪽은?</w:t>
+        <w:t xml:space="preserve">[중-07] </w:t>
+      </w:r>
+      <w:r>
+        <w:rPr>
+          <w:rFonts w:ascii="Consolas" w:hAnsi="Consolas" w:eastAsia="맑은 고딕"/>
+          <w:sz w:val="21"/>
+        </w:rPr>
+        <w:t xml:space="preserve">ORA-17628: Oracle error 19505 returned by remote Oracle server</w:t>
+      </w:r>
+      <w:r>
+        <w:rPr>
+          <w:rFonts w:ascii="맑은 고딕" w:hAnsi="맑은 고딕" w:eastAsia="맑은 고딕"/>
+          <w:sz w:val="21"/>
+        </w:rPr>
+        <w:t xml:space="preserve">에서 "remote"가 가리키는 쪽은?</w:t>
       </w:r>
     </w:p>
     <w:p>
@@ -1508,7 +1746,21 @@
           <w:rFonts w:ascii="맑은 고딕" w:hAnsi="맑은 고딕" w:eastAsia="맑은 고딕"/>
           <w:sz w:val="21"/>
         </w:rPr>
-        <w:t>[중-08] `ORA-19505: failed to identify file ""`에서 파일 이름이 비어 있을 때 원인을 찾는 방법은?</w:t>
+        <w:t xml:space="preserve">[중-08] </w:t>
+      </w:r>
+      <w:r>
+        <w:rPr>
+          <w:rFonts w:ascii="Consolas" w:hAnsi="Consolas" w:eastAsia="맑은 고딕"/>
+          <w:sz w:val="21"/>
+        </w:rPr>
+        <w:t xml:space="preserve">ORA-19505: failed to identify file ""</w:t>
+      </w:r>
+      <w:r>
+        <w:rPr>
+          <w:rFonts w:ascii="맑은 고딕" w:hAnsi="맑은 고딕" w:eastAsia="맑은 고딕"/>
+          <w:sz w:val="21"/>
+        </w:rPr>
+        <w:t xml:space="preserve">에서 파일 이름이 비어 있을 때 원인을 찾는 방법은?</w:t>
       </w:r>
     </w:p>
     <w:p>
@@ -1832,7 +2084,21 @@
           <w:rFonts w:ascii="맑은 고딕" w:hAnsi="맑은 고딕" w:eastAsia="맑은 고딕"/>
           <w:sz w:val="21"/>
         </w:rPr>
-        <w:t>[중-14] `CREATE SPFILE FROM MEMORY` 실행 시 나온 오류와 그 뜻은?</w:t>
+        <w:t xml:space="preserve">[중-14] </w:t>
+      </w:r>
+      <w:r>
+        <w:rPr>
+          <w:rFonts w:ascii="Consolas" w:hAnsi="Consolas" w:eastAsia="맑은 고딕"/>
+          <w:sz w:val="21"/>
+        </w:rPr>
+        <w:t xml:space="preserve">CREATE SPFILE FROM MEMORY</w:t>
+      </w:r>
+      <w:r>
+        <w:rPr>
+          <w:rFonts w:ascii="맑은 고딕" w:hAnsi="맑은 고딕" w:eastAsia="맑은 고딕"/>
+          <w:sz w:val="21"/>
+        </w:rPr>
+        <w:t xml:space="preserve"> 실행 시 나온 오류와 그 뜻은?</w:t>
       </w:r>
     </w:p>
     <w:p>
@@ -1886,7 +2152,21 @@
           <w:rFonts w:ascii="맑은 고딕" w:hAnsi="맑은 고딕" w:eastAsia="맑은 고딕"/>
           <w:sz w:val="21"/>
         </w:rPr>
-        <w:t>[중-15] 마운트 상태에서 `SHUTDOWN IMMEDIATE` 시 나오는 ORA-01109에 대한 올바른 판단은?</w:t>
+        <w:t xml:space="preserve">[중-15] 마운트 상태에서 </w:t>
+      </w:r>
+      <w:r>
+        <w:rPr>
+          <w:rFonts w:ascii="Consolas" w:hAnsi="Consolas" w:eastAsia="맑은 고딕"/>
+          <w:sz w:val="21"/>
+        </w:rPr>
+        <w:t xml:space="preserve">SHUTDOWN IMMEDIATE</w:t>
+      </w:r>
+      <w:r>
+        <w:rPr>
+          <w:rFonts w:ascii="맑은 고딕" w:hAnsi="맑은 고딕" w:eastAsia="맑은 고딕"/>
+          <w:sz w:val="21"/>
+        </w:rPr>
+        <w:t xml:space="preserve"> 시 나오는 ORA-01109에 대한 올바른 판단은?</w:t>
       </w:r>
     </w:p>
     <w:p>
@@ -1994,7 +2274,35 @@
           <w:rFonts w:ascii="맑은 고딕" w:hAnsi="맑은 고딕" w:eastAsia="맑은 고딕"/>
           <w:sz w:val="21"/>
         </w:rPr>
-        <w:t>[중-17] 복제 직후 MRP0의 상태 `WAIT_FOR_LOG`와 이후의 `APPLYING_LOG` 차이는?</w:t>
+        <w:t xml:space="preserve">[중-17] 복제 직후 MRP0의 상태 </w:t>
+      </w:r>
+      <w:r>
+        <w:rPr>
+          <w:rFonts w:ascii="Consolas" w:hAnsi="Consolas" w:eastAsia="맑은 고딕"/>
+          <w:sz w:val="21"/>
+        </w:rPr>
+        <w:t xml:space="preserve">WAIT_FOR_LOG</w:t>
+      </w:r>
+      <w:r>
+        <w:rPr>
+          <w:rFonts w:ascii="맑은 고딕" w:hAnsi="맑은 고딕" w:eastAsia="맑은 고딕"/>
+          <w:sz w:val="21"/>
+        </w:rPr>
+        <w:t xml:space="preserve">와 이후의 </w:t>
+      </w:r>
+      <w:r>
+        <w:rPr>
+          <w:rFonts w:ascii="Consolas" w:hAnsi="Consolas" w:eastAsia="맑은 고딕"/>
+          <w:sz w:val="21"/>
+        </w:rPr>
+        <w:t xml:space="preserve">APPLYING_LOG</w:t>
+      </w:r>
+      <w:r>
+        <w:rPr>
+          <w:rFonts w:ascii="맑은 고딕" w:hAnsi="맑은 고딕" w:eastAsia="맑은 고딕"/>
+          <w:sz w:val="21"/>
+        </w:rPr>
+        <w:t xml:space="preserve"> 차이는?</w:t>
       </w:r>
     </w:p>
     <w:p>
@@ -2102,7 +2410,21 @@
           <w:rFonts w:ascii="맑은 고딕" w:hAnsi="맑은 고딕" w:eastAsia="맑은 고딕"/>
           <w:sz w:val="21"/>
         </w:rPr>
-        <w:t>[중-19] `DBMS_DBCOMP.DBCOMP`의 두 번째 인자의 정체는?</w:t>
+        <w:t xml:space="preserve">[중-19] </w:t>
+      </w:r>
+      <w:r>
+        <w:rPr>
+          <w:rFonts w:ascii="Consolas" w:hAnsi="Consolas" w:eastAsia="맑은 고딕"/>
+          <w:sz w:val="21"/>
+        </w:rPr>
+        <w:t xml:space="preserve">DBMS_DBCOMP.DBCOMP</w:t>
+      </w:r>
+      <w:r>
+        <w:rPr>
+          <w:rFonts w:ascii="맑은 고딕" w:hAnsi="맑은 고딕" w:eastAsia="맑은 고딕"/>
+          <w:sz w:val="21"/>
+        </w:rPr>
+        <w:t xml:space="preserve">의 두 번째 인자의 정체는?</w:t>
       </w:r>
     </w:p>
     <w:p>
@@ -2218,7 +2540,21 @@
           <w:rFonts w:ascii="맑은 고딕" w:hAnsi="맑은 고딕" w:eastAsia="맑은 고딕"/>
           <w:sz w:val="21"/>
         </w:rPr>
-        <w:t>[상-01] `RMAN-05538: warning: implicitly using DB_FILE_NAME_CONVERT`가 나왔을 때의 정확한 해석은?</w:t>
+        <w:t xml:space="preserve">[상-01] </w:t>
+      </w:r>
+      <w:r>
+        <w:rPr>
+          <w:rFonts w:ascii="Consolas" w:hAnsi="Consolas" w:eastAsia="맑은 고딕"/>
+          <w:sz w:val="21"/>
+        </w:rPr>
+        <w:t xml:space="preserve">RMAN-05538: warning: implicitly using DB_FILE_NAME_CONVERT</w:t>
+      </w:r>
+      <w:r>
+        <w:rPr>
+          <w:rFonts w:ascii="맑은 고딕" w:hAnsi="맑은 고딕" w:eastAsia="맑은 고딕"/>
+          <w:sz w:val="21"/>
+        </w:rPr>
+        <w:t xml:space="preserve">가 나왔을 때의 정확한 해석은?</w:t>
       </w:r>
     </w:p>
     <w:p>
@@ -2434,7 +2770,21 @@
           <w:rFonts w:ascii="맑은 고딕" w:hAnsi="맑은 고딕" w:eastAsia="맑은 고딕"/>
           <w:sz w:val="21"/>
         </w:rPr>
-        <w:t>[상-05] 복제 종료 직전 `deleted archived log ... arch1_56 ... arch1_57`이 남은 이유는?</w:t>
+        <w:t xml:space="preserve">[상-05] 복제 종료 직전 </w:t>
+      </w:r>
+      <w:r>
+        <w:rPr>
+          <w:rFonts w:ascii="Consolas" w:hAnsi="Consolas" w:eastAsia="맑은 고딕"/>
+          <w:sz w:val="21"/>
+        </w:rPr>
+        <w:t xml:space="preserve">deleted archived log ... arch1_56 ... arch1_57</w:t>
+      </w:r>
+      <w:r>
+        <w:rPr>
+          <w:rFonts w:ascii="맑은 고딕" w:hAnsi="맑은 고딕" w:eastAsia="맑은 고딕"/>
+          <w:sz w:val="21"/>
+        </w:rPr>
+        <w:t xml:space="preserve">이 남은 이유는?</w:t>
       </w:r>
     </w:p>
     <w:p>
@@ -2744,6 +3094,8 @@
       </w:r>
     </w:p>
     <w:sectPr>
+      <w:headerReference w:type="default" r:id="rId9"/>
+      <w:footerReference w:type="default" r:id="rId10"/>
       <w:pgSz w:w="12240" w:h="15840"/>
       <w:pgMar w:top="1440" w:right="1800" w:bottom="1440" w:left="1800" w:header="720" w:footer="720" w:gutter="0"/>
       <w:cols w:space="720"/>
@@ -2751,6 +3103,26 @@
     </w:sectPr>
   </w:body>
 </w:document>
+</file>
+
+<file path=word/footer1.xml><?xml version="1.0" encoding="utf-8"?>
+<w:ftr xmlns:m="http://schemas.openxmlformats.org/officeDocument/2006/math" xmlns:mc="http://schemas.openxmlformats.org/markup-compatibility/2006" xmlns:mo="http://schemas.microsoft.com/office/mac/office/2008/main" xmlns:mv="urn:schemas-microsoft-com:mac:vml" xmlns:o="urn:schemas-microsoft-com:office:office" xmlns:r="http://schemas.openxmlformats.org/officeDocument/2006/relationships" xmlns:v="urn:schemas-microsoft-com:vml" xmlns:w10="urn:schemas-microsoft-com:office:word" xmlns:w14="http://schemas.microsoft.com/office/word/2010/wordml" xmlns:w="http://schemas.openxmlformats.org/wordprocessingml/2006/main" xmlns:wne="http://schemas.microsoft.com/office/word/2006/wordml" xmlns:wp14="http://schemas.microsoft.com/office/word/2010/wordprocessingDrawing" xmlns:wp="http://schemas.openxmlformats.org/drawingml/2006/wordprocessingDrawing" xmlns:wpc="http://schemas.microsoft.com/office/word/2010/wordprocessingCanvas" xmlns:wpg="http://schemas.microsoft.com/office/word/2010/wordprocessingGroup" xmlns:wpi="http://schemas.microsoft.com/office/word/2010/wordprocessingInk" xmlns:wps="http://schemas.microsoft.com/office/word/2010/wordprocessingShape" mc:Ignorable="w14 wp14">
+  <w:p>
+    <w:pPr>
+      <w:pStyle w:val="Footer"/>
+    </w:pPr>
+  </w:p>
+</w:ftr>
+</file>
+
+<file path=word/header1.xml><?xml version="1.0" encoding="utf-8"?>
+<w:hdr xmlns:m="http://schemas.openxmlformats.org/officeDocument/2006/math" xmlns:mc="http://schemas.openxmlformats.org/markup-compatibility/2006" xmlns:mo="http://schemas.microsoft.com/office/mac/office/2008/main" xmlns:mv="urn:schemas-microsoft-com:mac:vml" xmlns:o="urn:schemas-microsoft-com:office:office" xmlns:r="http://schemas.openxmlformats.org/officeDocument/2006/relationships" xmlns:v="urn:schemas-microsoft-com:vml" xmlns:w10="urn:schemas-microsoft-com:office:word" xmlns:w14="http://schemas.microsoft.com/office/word/2010/wordml" xmlns:w="http://schemas.openxmlformats.org/wordprocessingml/2006/main" xmlns:wne="http://schemas.microsoft.com/office/word/2006/wordml" xmlns:wp14="http://schemas.microsoft.com/office/word/2010/wordprocessingDrawing" xmlns:wp="http://schemas.openxmlformats.org/drawingml/2006/wordprocessingDrawing" xmlns:wpc="http://schemas.microsoft.com/office/word/2010/wordprocessingCanvas" xmlns:wpg="http://schemas.microsoft.com/office/word/2010/wordprocessingGroup" xmlns:wpi="http://schemas.microsoft.com/office/word/2010/wordprocessingInk" xmlns:wps="http://schemas.microsoft.com/office/word/2010/wordprocessingShape" mc:Ignorable="w14 wp14">
+  <w:p>
+    <w:pPr>
+      <w:pStyle w:val="Header"/>
+    </w:pPr>
+  </w:p>
+</w:hdr>
 </file>
 
 <file path=word/numbering.xml><?xml version="1.0" encoding="utf-8"?>

--- a/ADG/05장/5장_실습문제.docx
+++ b/ADG/05장/5장_실습문제.docx
@@ -42,25 +42,39 @@
           <w:rFonts w:ascii="맑은 고딕" w:hAnsi="맑은 고딕" w:eastAsia="맑은 고딕"/>
           <w:sz w:val="21"/>
         </w:rPr>
-        <w:t>[하-01] `DUPLICATE ... FOR STANDBY FROM ACTIVE DATABASE`가 복제의 원본으로 삼는 것은?</w:t>
-      </w:r>
-    </w:p>
-    <w:p>
-      <w:r>
-        <w:rPr>
-          <w:rFonts w:ascii="맑은 고딕" w:hAnsi="맑은 고딕" w:eastAsia="맑은 고딕"/>
-          <w:sz w:val="21"/>
-        </w:rPr>
-        <w:t>① 운영 중인 Primary 데이터베이스</w:t>
-      </w:r>
-    </w:p>
-    <w:p>
-      <w:r>
-        <w:rPr>
-          <w:rFonts w:ascii="맑은 고딕" w:hAnsi="맑은 고딕" w:eastAsia="맑은 고딕"/>
-          <w:sz w:val="21"/>
-        </w:rPr>
-        <w:t>② 사전에 받아 둔 RMAN 백업셋</w:t>
+        <w:t xml:space="preserve">[하-01] </w:t>
+      </w:r>
+      <w:r>
+        <w:rPr>
+          <w:rFonts w:ascii="Consolas" w:hAnsi="Consolas" w:eastAsia="맑은 고딕"/>
+          <w:sz w:val="21"/>
+        </w:rPr>
+        <w:t xml:space="preserve">DUPLICATE ... FOR STANDBY FROM ACTIVE DATABASE</w:t>
+      </w:r>
+      <w:r>
+        <w:rPr>
+          <w:rFonts w:ascii="맑은 고딕" w:hAnsi="맑은 고딕" w:eastAsia="맑은 고딕"/>
+          <w:sz w:val="21"/>
+        </w:rPr>
+        <w:t xml:space="preserve">가 복제의 원본으로 삼는 것은?</w:t>
+      </w:r>
+    </w:p>
+    <w:p>
+      <w:r>
+        <w:rPr>
+          <w:rFonts w:ascii="맑은 고딕" w:hAnsi="맑은 고딕" w:eastAsia="맑은 고딕"/>
+          <w:sz w:val="21"/>
+        </w:rPr>
+        <w:t>① 사전에 받아 둔 RMAN 백업셋</w:t>
+      </w:r>
+    </w:p>
+    <w:p>
+      <w:r>
+        <w:rPr>
+          <w:rFonts w:ascii="맑은 고딕" w:hAnsi="맑은 고딕" w:eastAsia="맑은 고딕"/>
+          <w:sz w:val="21"/>
+        </w:rPr>
+        <w:t>② 운영 중인 Primary 데이터베이스</w:t>
       </w:r>
     </w:p>
     <w:p>
@@ -105,34 +119,34 @@
           <w:rFonts w:ascii="맑은 고딕" w:hAnsi="맑은 고딕" w:eastAsia="맑은 고딕"/>
           <w:sz w:val="21"/>
         </w:rPr>
-        <w:t>① NOMOUNT</w:t>
-      </w:r>
-    </w:p>
-    <w:p>
-      <w:r>
-        <w:rPr>
-          <w:rFonts w:ascii="맑은 고딕" w:hAnsi="맑은 고딕" w:eastAsia="맑은 고딕"/>
-          <w:sz w:val="21"/>
-        </w:rPr>
-        <w:t>② MOUNT</w:t>
-      </w:r>
-    </w:p>
-    <w:p>
-      <w:r>
-        <w:rPr>
-          <w:rFonts w:ascii="맑은 고딕" w:hAnsi="맑은 고딕" w:eastAsia="맑은 고딕"/>
-          <w:sz w:val="21"/>
-        </w:rPr>
-        <w:t>③ OPEN READ ONLY</w:t>
-      </w:r>
-    </w:p>
-    <w:p>
-      <w:r>
-        <w:rPr>
-          <w:rFonts w:ascii="맑은 고딕" w:hAnsi="맑은 고딕" w:eastAsia="맑은 고딕"/>
-          <w:sz w:val="21"/>
-        </w:rPr>
-        <w:t>④ 종료 상태</w:t>
+        <w:t>① MOUNT</w:t>
+      </w:r>
+    </w:p>
+    <w:p>
+      <w:r>
+        <w:rPr>
+          <w:rFonts w:ascii="맑은 고딕" w:hAnsi="맑은 고딕" w:eastAsia="맑은 고딕"/>
+          <w:sz w:val="21"/>
+        </w:rPr>
+        <w:t>② NOMOUNT</w:t>
+      </w:r>
+    </w:p>
+    <w:p>
+      <w:r>
+        <w:rPr>
+          <w:rFonts w:ascii="맑은 고딕" w:hAnsi="맑은 고딕" w:eastAsia="맑은 고딕"/>
+          <w:sz w:val="21"/>
+        </w:rPr>
+        <w:t>③ 종료 상태</w:t>
+      </w:r>
+    </w:p>
+    <w:p>
+      <w:r>
+        <w:rPr>
+          <w:rFonts w:ascii="맑은 고딕" w:hAnsi="맑은 고딕" w:eastAsia="맑은 고딕"/>
+          <w:sz w:val="21"/>
+        </w:rPr>
+        <w:t>④ OPEN READ ONLY</w:t>
       </w:r>
     </w:p>
     <w:p>
@@ -159,34 +173,34 @@
           <w:rFonts w:ascii="맑은 고딕" w:hAnsi="맑은 고딕" w:eastAsia="맑은 고딕"/>
           <w:sz w:val="21"/>
         </w:rPr>
-        <w:t>① RMAN-05500</w:t>
-      </w:r>
-    </w:p>
-    <w:p>
-      <w:r>
-        <w:rPr>
-          <w:rFonts w:ascii="맑은 고딕" w:hAnsi="맑은 고딕" w:eastAsia="맑은 고딕"/>
-          <w:sz w:val="21"/>
-        </w:rPr>
-        <w:t>② RMAN-05001</w:t>
-      </w:r>
-    </w:p>
-    <w:p>
-      <w:r>
-        <w:rPr>
-          <w:rFonts w:ascii="맑은 고딕" w:hAnsi="맑은 고딕" w:eastAsia="맑은 고딕"/>
-          <w:sz w:val="21"/>
-        </w:rPr>
-        <w:t>③ ORA-19505</w:t>
-      </w:r>
-    </w:p>
-    <w:p>
-      <w:r>
-        <w:rPr>
-          <w:rFonts w:ascii="맑은 고딕" w:hAnsi="맑은 고딕" w:eastAsia="맑은 고딕"/>
-          <w:sz w:val="21"/>
-        </w:rPr>
-        <w:t>④ ORA-24258</w:t>
+        <w:t>① ORA-24258</w:t>
+      </w:r>
+    </w:p>
+    <w:p>
+      <w:r>
+        <w:rPr>
+          <w:rFonts w:ascii="맑은 고딕" w:hAnsi="맑은 고딕" w:eastAsia="맑은 고딕"/>
+          <w:sz w:val="21"/>
+        </w:rPr>
+        <w:t>② RMAN-05500</w:t>
+      </w:r>
+    </w:p>
+    <w:p>
+      <w:r>
+        <w:rPr>
+          <w:rFonts w:ascii="맑은 고딕" w:hAnsi="맑은 고딕" w:eastAsia="맑은 고딕"/>
+          <w:sz w:val="21"/>
+        </w:rPr>
+        <w:t>③ RMAN-05001</w:t>
+      </w:r>
+    </w:p>
+    <w:p>
+      <w:r>
+        <w:rPr>
+          <w:rFonts w:ascii="맑은 고딕" w:hAnsi="맑은 고딕" w:eastAsia="맑은 고딕"/>
+          <w:sz w:val="21"/>
+        </w:rPr>
+        <w:t>④ ORA-19505</w:t>
       </w:r>
     </w:p>
     <w:p>
@@ -213,16 +227,16 @@
           <w:rFonts w:ascii="맑은 고딕" w:hAnsi="맑은 고딕" w:eastAsia="맑은 고딕"/>
           <w:sz w:val="21"/>
         </w:rPr>
-        <w:t>① auxiliary가 NOMOUNT라 진행해도 좋다</w:t>
-      </w:r>
-    </w:p>
-    <w:p>
-      <w:r>
-        <w:rPr>
-          <w:rFonts w:ascii="맑은 고딕" w:hAnsi="맑은 고딕" w:eastAsia="맑은 고딕"/>
-          <w:sz w:val="21"/>
-        </w:rPr>
-        <w:t>② auxiliary가 이미 마운트되었다</w:t>
+        <w:t>① auxiliary가 이미 마운트되었다</w:t>
+      </w:r>
+    </w:p>
+    <w:p>
+      <w:r>
+        <w:rPr>
+          <w:rFonts w:ascii="맑은 고딕" w:hAnsi="맑은 고딕" w:eastAsia="맑은 고딕"/>
+          <w:sz w:val="21"/>
+        </w:rPr>
+        <w:t>② auxiliary가 NOMOUNT라 진행해도 좋다</w:t>
       </w:r>
     </w:p>
     <w:p>
@@ -285,16 +299,16 @@
           <w:rFonts w:ascii="맑은 고딕" w:hAnsi="맑은 고딕" w:eastAsia="맑은 고딕"/>
           <w:sz w:val="21"/>
         </w:rPr>
-        <w:t>③ sga_target과 pga_aggregate_target</w:t>
-      </w:r>
-    </w:p>
-    <w:p>
-      <w:r>
-        <w:rPr>
-          <w:rFonts w:ascii="맑은 고딕" w:hAnsi="맑은 고딕" w:eastAsia="맑은 고딕"/>
-          <w:sz w:val="21"/>
-        </w:rPr>
-        <w:t>④ log_archive_dest_2와 fal_server</w:t>
+        <w:t>③ log_archive_dest_2와 fal_server</w:t>
+      </w:r>
+    </w:p>
+    <w:p>
+      <w:r>
+        <w:rPr>
+          <w:rFonts w:ascii="맑은 고딕" w:hAnsi="맑은 고딕" w:eastAsia="맑은 고딕"/>
+          <w:sz w:val="21"/>
+        </w:rPr>
+        <w:t>④ sga_target과 pga_aggregate_target</w:t>
       </w:r>
     </w:p>
     <w:p>
@@ -312,34 +326,48 @@
           <w:rFonts w:ascii="맑은 고딕" w:hAnsi="맑은 고딕" w:eastAsia="맑은 고딕"/>
           <w:sz w:val="21"/>
         </w:rPr>
-        <w:t>[하-06] 실습 환경에서 Standby 초기 pfile의 `db_name` 값은?</w:t>
-      </w:r>
-    </w:p>
-    <w:p>
-      <w:r>
-        <w:rPr>
-          <w:rFonts w:ascii="맑은 고딕" w:hAnsi="맑은 고딕" w:eastAsia="맑은 고딕"/>
-          <w:sz w:val="21"/>
-        </w:rPr>
-        <w:t>① chicago</w:t>
-      </w:r>
-    </w:p>
-    <w:p>
-      <w:r>
-        <w:rPr>
-          <w:rFonts w:ascii="맑은 고딕" w:hAnsi="맑은 고딕" w:eastAsia="맑은 고딕"/>
-          <w:sz w:val="21"/>
-        </w:rPr>
-        <w:t>② boston</w:t>
-      </w:r>
-    </w:p>
-    <w:p>
-      <w:r>
-        <w:rPr>
-          <w:rFonts w:ascii="맑은 고딕" w:hAnsi="맑은 고딕" w:eastAsia="맑은 고딕"/>
-          <w:sz w:val="21"/>
-        </w:rPr>
-        <w:t>③ standby</w:t>
+        <w:t xml:space="preserve">[하-06] 실습 환경에서 Standby 초기 pfile의 </w:t>
+      </w:r>
+      <w:r>
+        <w:rPr>
+          <w:rFonts w:ascii="Consolas" w:hAnsi="Consolas" w:eastAsia="맑은 고딕"/>
+          <w:sz w:val="21"/>
+        </w:rPr>
+        <w:t xml:space="preserve">db_name</w:t>
+      </w:r>
+      <w:r>
+        <w:rPr>
+          <w:rFonts w:ascii="맑은 고딕" w:hAnsi="맑은 고딕" w:eastAsia="맑은 고딕"/>
+          <w:sz w:val="21"/>
+        </w:rPr>
+        <w:t xml:space="preserve"> 값은?</w:t>
+      </w:r>
+    </w:p>
+    <w:p>
+      <w:r>
+        <w:rPr>
+          <w:rFonts w:ascii="맑은 고딕" w:hAnsi="맑은 고딕" w:eastAsia="맑은 고딕"/>
+          <w:sz w:val="21"/>
+        </w:rPr>
+        <w:t>① boston</w:t>
+      </w:r>
+    </w:p>
+    <w:p>
+      <w:r>
+        <w:rPr>
+          <w:rFonts w:ascii="맑은 고딕" w:hAnsi="맑은 고딕" w:eastAsia="맑은 고딕"/>
+          <w:sz w:val="21"/>
+        </w:rPr>
+        <w:t>② standby</w:t>
+      </w:r>
+    </w:p>
+    <w:p>
+      <w:r>
+        <w:rPr>
+          <w:rFonts w:ascii="맑은 고딕" w:hAnsi="맑은 고딕" w:eastAsia="맑은 고딕"/>
+          <w:sz w:val="21"/>
+        </w:rPr>
+        <w:t>③ chicago</w:t>
       </w:r>
     </w:p>
     <w:p>
@@ -366,43 +394,57 @@
           <w:rFonts w:ascii="맑은 고딕" w:hAnsi="맑은 고딕" w:eastAsia="맑은 고딕"/>
           <w:sz w:val="21"/>
         </w:rPr>
-        <w:t>[하-07] 실습 환경에서 Standby의 `db_unique_name` 값은?</w:t>
-      </w:r>
-    </w:p>
-    <w:p>
-      <w:r>
-        <w:rPr>
-          <w:rFonts w:ascii="맑은 고딕" w:hAnsi="맑은 고딕" w:eastAsia="맑은 고딕"/>
-          <w:sz w:val="21"/>
-        </w:rPr>
-        <w:t>① boston</w:t>
-      </w:r>
-    </w:p>
-    <w:p>
-      <w:r>
-        <w:rPr>
-          <w:rFonts w:ascii="맑은 고딕" w:hAnsi="맑은 고딕" w:eastAsia="맑은 고딕"/>
-          <w:sz w:val="21"/>
-        </w:rPr>
-        <w:t>② chicago</w:t>
-      </w:r>
-    </w:p>
-    <w:p>
-      <w:r>
-        <w:rPr>
-          <w:rFonts w:ascii="맑은 고딕" w:hAnsi="맑은 고딕" w:eastAsia="맑은 고딕"/>
-          <w:sz w:val="21"/>
-        </w:rPr>
-        <w:t>③ boston_srv</w:t>
-      </w:r>
-    </w:p>
-    <w:p>
-      <w:r>
-        <w:rPr>
-          <w:rFonts w:ascii="맑은 고딕" w:hAnsi="맑은 고딕" w:eastAsia="맑은 고딕"/>
-          <w:sz w:val="21"/>
-        </w:rPr>
-        <w:t>④ standby1</w:t>
+        <w:t xml:space="preserve">[하-07] 실습 환경에서 Standby의 </w:t>
+      </w:r>
+      <w:r>
+        <w:rPr>
+          <w:rFonts w:ascii="Consolas" w:hAnsi="Consolas" w:eastAsia="맑은 고딕"/>
+          <w:sz w:val="21"/>
+        </w:rPr>
+        <w:t xml:space="preserve">db_unique_name</w:t>
+      </w:r>
+      <w:r>
+        <w:rPr>
+          <w:rFonts w:ascii="맑은 고딕" w:hAnsi="맑은 고딕" w:eastAsia="맑은 고딕"/>
+          <w:sz w:val="21"/>
+        </w:rPr>
+        <w:t xml:space="preserve"> 값은?</w:t>
+      </w:r>
+    </w:p>
+    <w:p>
+      <w:r>
+        <w:rPr>
+          <w:rFonts w:ascii="맑은 고딕" w:hAnsi="맑은 고딕" w:eastAsia="맑은 고딕"/>
+          <w:sz w:val="21"/>
+        </w:rPr>
+        <w:t>① boston_srv</w:t>
+      </w:r>
+    </w:p>
+    <w:p>
+      <w:r>
+        <w:rPr>
+          <w:rFonts w:ascii="맑은 고딕" w:hAnsi="맑은 고딕" w:eastAsia="맑은 고딕"/>
+          <w:sz w:val="21"/>
+        </w:rPr>
+        <w:t>② standby1</w:t>
+      </w:r>
+    </w:p>
+    <w:p>
+      <w:r>
+        <w:rPr>
+          <w:rFonts w:ascii="맑은 고딕" w:hAnsi="맑은 고딕" w:eastAsia="맑은 고딕"/>
+          <w:sz w:val="21"/>
+        </w:rPr>
+        <w:t>③ chicago</w:t>
+      </w:r>
+    </w:p>
+    <w:p>
+      <w:r>
+        <w:rPr>
+          <w:rFonts w:ascii="맑은 고딕" w:hAnsi="맑은 고딕" w:eastAsia="맑은 고딕"/>
+          <w:sz w:val="21"/>
+        </w:rPr>
+        <w:t>④ boston</w:t>
       </w:r>
     </w:p>
     <w:p>
@@ -420,16 +462,30 @@
           <w:rFonts w:ascii="맑은 고딕" w:hAnsi="맑은 고딕" w:eastAsia="맑은 고딕"/>
           <w:sz w:val="21"/>
         </w:rPr>
-        <w:t>[하-08] `FOR STANDBY` 절이 있으면 복제본의 DBID는?</w:t>
-      </w:r>
-    </w:p>
-    <w:p>
-      <w:r>
-        <w:rPr>
-          <w:rFonts w:ascii="맑은 고딕" w:hAnsi="맑은 고딕" w:eastAsia="맑은 고딕"/>
-          <w:sz w:val="21"/>
-        </w:rPr>
-        <w:t>① Primary와 같다</w:t>
+        <w:t xml:space="preserve">[하-08] </w:t>
+      </w:r>
+      <w:r>
+        <w:rPr>
+          <w:rFonts w:ascii="Consolas" w:hAnsi="Consolas" w:eastAsia="맑은 고딕"/>
+          <w:sz w:val="21"/>
+        </w:rPr>
+        <w:t xml:space="preserve">FOR STANDBY</w:t>
+      </w:r>
+      <w:r>
+        <w:rPr>
+          <w:rFonts w:ascii="맑은 고딕" w:hAnsi="맑은 고딕" w:eastAsia="맑은 고딕"/>
+          <w:sz w:val="21"/>
+        </w:rPr>
+        <w:t xml:space="preserve"> 절이 있으면 복제본의 DBID는?</w:t>
+      </w:r>
+    </w:p>
+    <w:p>
+      <w:r>
+        <w:rPr>
+          <w:rFonts w:ascii="맑은 고딕" w:hAnsi="맑은 고딕" w:eastAsia="맑은 고딕"/>
+          <w:sz w:val="21"/>
+        </w:rPr>
+        <w:t>① 무작위로 바뀐다</w:t>
       </w:r>
     </w:p>
     <w:p>
@@ -456,7 +512,7 @@
           <w:rFonts w:ascii="맑은 고딕" w:hAnsi="맑은 고딕" w:eastAsia="맑은 고딕"/>
           <w:sz w:val="21"/>
         </w:rPr>
-        <w:t>④ 무작위로 바뀐다</w:t>
+        <w:t>④ Primary와 같다</w:t>
       </w:r>
     </w:p>
     <w:p>
@@ -492,16 +548,16 @@
           <w:rFonts w:ascii="맑은 고딕" w:hAnsi="맑은 고딕" w:eastAsia="맑은 고딕"/>
           <w:sz w:val="21"/>
         </w:rPr>
-        <w:t>② 1242322892</w:t>
-      </w:r>
-    </w:p>
-    <w:p>
-      <w:r>
-        <w:rPr>
-          <w:rFonts w:ascii="맑은 고딕" w:hAnsi="맑은 고딕" w:eastAsia="맑은 고딕"/>
-          <w:sz w:val="21"/>
-        </w:rPr>
-        <w:t>③ 1852041000</w:t>
+        <w:t>② 1852041000</w:t>
+      </w:r>
+    </w:p>
+    <w:p>
+      <w:r>
+        <w:rPr>
+          <w:rFonts w:ascii="맑은 고딕" w:hAnsi="맑은 고딕" w:eastAsia="맑은 고딕"/>
+          <w:sz w:val="21"/>
+        </w:rPr>
+        <w:t>③ 1242322892</w:t>
       </w:r>
     </w:p>
     <w:p>
@@ -528,25 +584,39 @@
           <w:rFonts w:ascii="맑은 고딕" w:hAnsi="맑은 고딕" w:eastAsia="맑은 고딕"/>
           <w:sz w:val="21"/>
         </w:rPr>
-        <w:t>[하-10] `DB_FILE_NAME_CONVERT`가 하는 일은?</w:t>
-      </w:r>
-    </w:p>
-    <w:p>
-      <w:r>
-        <w:rPr>
-          <w:rFonts w:ascii="맑은 고딕" w:hAnsi="맑은 고딕" w:eastAsia="맑은 고딕"/>
-          <w:sz w:val="21"/>
-        </w:rPr>
-        <w:t>① 경로 문자열의 앞부분을 지정한 문자열로 바꾼다</w:t>
-      </w:r>
-    </w:p>
-    <w:p>
-      <w:r>
-        <w:rPr>
-          <w:rFonts w:ascii="맑은 고딕" w:hAnsi="맑은 고딕" w:eastAsia="맑은 고딕"/>
-          <w:sz w:val="21"/>
-        </w:rPr>
-        <w:t>② 데이터 파일을 압축한다</w:t>
+        <w:t xml:space="preserve">[하-10] </w:t>
+      </w:r>
+      <w:r>
+        <w:rPr>
+          <w:rFonts w:ascii="Consolas" w:hAnsi="Consolas" w:eastAsia="맑은 고딕"/>
+          <w:sz w:val="21"/>
+        </w:rPr>
+        <w:t xml:space="preserve">DB_FILE_NAME_CONVERT</w:t>
+      </w:r>
+      <w:r>
+        <w:rPr>
+          <w:rFonts w:ascii="맑은 고딕" w:hAnsi="맑은 고딕" w:eastAsia="맑은 고딕"/>
+          <w:sz w:val="21"/>
+        </w:rPr>
+        <w:t xml:space="preserve">가 하는 일은?</w:t>
+      </w:r>
+    </w:p>
+    <w:p>
+      <w:r>
+        <w:rPr>
+          <w:rFonts w:ascii="맑은 고딕" w:hAnsi="맑은 고딕" w:eastAsia="맑은 고딕"/>
+          <w:sz w:val="21"/>
+        </w:rPr>
+        <w:t>① 블록 크기를 변환한다</w:t>
+      </w:r>
+    </w:p>
+    <w:p>
+      <w:r>
+        <w:rPr>
+          <w:rFonts w:ascii="맑은 고딕" w:hAnsi="맑은 고딕" w:eastAsia="맑은 고딕"/>
+          <w:sz w:val="21"/>
+        </w:rPr>
+        <w:t>② 경로 문자열의 앞부분을 지정한 문자열로 바꾼다</w:t>
       </w:r>
     </w:p>
     <w:p>
@@ -564,7 +634,7 @@
           <w:rFonts w:ascii="맑은 고딕" w:hAnsi="맑은 고딕" w:eastAsia="맑은 고딕"/>
           <w:sz w:val="21"/>
         </w:rPr>
-        <w:t>④ 블록 크기를 변환한다</w:t>
+        <w:t>④ 데이터 파일을 압축한다</w:t>
       </w:r>
     </w:p>
     <w:p>
@@ -591,25 +661,25 @@
           <w:rFonts w:ascii="맑은 고딕" w:hAnsi="맑은 고딕" w:eastAsia="맑은 고딕"/>
           <w:sz w:val="21"/>
         </w:rPr>
-        <w:t>① /u03/app/oracle/oradata/Boston/onlinelog/</w:t>
-      </w:r>
-    </w:p>
-    <w:p>
-      <w:r>
-        <w:rPr>
-          <w:rFonts w:ascii="맑은 고딕" w:hAnsi="맑은 고딕" w:eastAsia="맑은 고딕"/>
-          <w:sz w:val="21"/>
-        </w:rPr>
-        <w:t>② /u03/app/oracle/oradata/Boston/datafile/</w:t>
-      </w:r>
-    </w:p>
-    <w:p>
-      <w:r>
-        <w:rPr>
-          <w:rFonts w:ascii="맑은 고딕" w:hAnsi="맑은 고딕" w:eastAsia="맑은 고딕"/>
-          <w:sz w:val="21"/>
-        </w:rPr>
-        <w:t>③ /u03/app/oracle/oradata/Chicago/</w:t>
+        <w:t>① /u03/app/oracle/oradata/Boston/datafile/</w:t>
+      </w:r>
+    </w:p>
+    <w:p>
+      <w:r>
+        <w:rPr>
+          <w:rFonts w:ascii="맑은 고딕" w:hAnsi="맑은 고딕" w:eastAsia="맑은 고딕"/>
+          <w:sz w:val="21"/>
+        </w:rPr>
+        <w:t>② /u03/app/oracle/oradata/Chicago/</w:t>
+      </w:r>
+    </w:p>
+    <w:p>
+      <w:r>
+        <w:rPr>
+          <w:rFonts w:ascii="맑은 고딕" w:hAnsi="맑은 고딕" w:eastAsia="맑은 고딕"/>
+          <w:sz w:val="21"/>
+        </w:rPr>
+        <w:t>③ /u03/app/oracle/oradata/Boston/onlinelog/</w:t>
       </w:r>
     </w:p>
     <w:p>
@@ -636,7 +706,21 @@
           <w:rFonts w:ascii="맑은 고딕" w:hAnsi="맑은 고딕" w:eastAsia="맑은 고딕"/>
           <w:sz w:val="21"/>
         </w:rPr>
-        <w:t>[하-12] `DORECOVER` 절의 역할은?</w:t>
+        <w:t xml:space="preserve">[하-12] </w:t>
+      </w:r>
+      <w:r>
+        <w:rPr>
+          <w:rFonts w:ascii="Consolas" w:hAnsi="Consolas" w:eastAsia="맑은 고딕"/>
+          <w:sz w:val="21"/>
+        </w:rPr>
+        <w:t xml:space="preserve">DORECOVER</w:t>
+      </w:r>
+      <w:r>
+        <w:rPr>
+          <w:rFonts w:ascii="맑은 고딕" w:hAnsi="맑은 고딕" w:eastAsia="맑은 고딕"/>
+          <w:sz w:val="21"/>
+        </w:rPr>
+        <w:t xml:space="preserve"> 절의 역할은?</w:t>
       </w:r>
     </w:p>
     <w:p>
@@ -654,7 +738,7 @@
           <w:rFonts w:ascii="맑은 고딕" w:hAnsi="맑은 고딕" w:eastAsia="맑은 고딕"/>
           <w:sz w:val="21"/>
         </w:rPr>
-        <w:t>② 복제 전에 백업을 받는다</w:t>
+        <w:t>② 컨트롤 파일을 이중화한다</w:t>
       </w:r>
     </w:p>
     <w:p>
@@ -672,7 +756,7 @@
           <w:rFonts w:ascii="맑은 고딕" w:hAnsi="맑은 고딕" w:eastAsia="맑은 고딕"/>
           <w:sz w:val="21"/>
         </w:rPr>
-        <w:t>④ 컨트롤 파일을 이중화한다</w:t>
+        <w:t>④ 복제 전에 백업을 받는다</w:t>
       </w:r>
     </w:p>
     <w:p>
@@ -690,25 +774,39 @@
           <w:rFonts w:ascii="맑은 고딕" w:hAnsi="맑은 고딕" w:eastAsia="맑은 고딕"/>
           <w:sz w:val="21"/>
         </w:rPr>
-        <w:t>[하-13] DUPLICATE 스크립트의 `SPFILE` 절이 하는 일은?</w:t>
-      </w:r>
-    </w:p>
-    <w:p>
-      <w:r>
-        <w:rPr>
-          <w:rFonts w:ascii="맑은 고딕" w:hAnsi="맑은 고딕" w:eastAsia="맑은 고딕"/>
-          <w:sz w:val="21"/>
-        </w:rPr>
-        <w:t>① Primary의 spfile을 가져와 Standby용으로 고쳐 만든다</w:t>
-      </w:r>
-    </w:p>
-    <w:p>
-      <w:r>
-        <w:rPr>
-          <w:rFonts w:ascii="맑은 고딕" w:hAnsi="맑은 고딕" w:eastAsia="맑은 고딕"/>
-          <w:sz w:val="21"/>
-        </w:rPr>
-        <w:t>② Standby의 pfile을 지운다</w:t>
+        <w:t xml:space="preserve">[하-13] DUPLICATE 스크립트의 </w:t>
+      </w:r>
+      <w:r>
+        <w:rPr>
+          <w:rFonts w:ascii="Consolas" w:hAnsi="Consolas" w:eastAsia="맑은 고딕"/>
+          <w:sz w:val="21"/>
+        </w:rPr>
+        <w:t xml:space="preserve">SPFILE</w:t>
+      </w:r>
+      <w:r>
+        <w:rPr>
+          <w:rFonts w:ascii="맑은 고딕" w:hAnsi="맑은 고딕" w:eastAsia="맑은 고딕"/>
+          <w:sz w:val="21"/>
+        </w:rPr>
+        <w:t xml:space="preserve"> 절이 하는 일은?</w:t>
+      </w:r>
+    </w:p>
+    <w:p>
+      <w:r>
+        <w:rPr>
+          <w:rFonts w:ascii="맑은 고딕" w:hAnsi="맑은 고딕" w:eastAsia="맑은 고딕"/>
+          <w:sz w:val="21"/>
+        </w:rPr>
+        <w:t>① Standby의 pfile을 지운다</w:t>
+      </w:r>
+    </w:p>
+    <w:p>
+      <w:r>
+        <w:rPr>
+          <w:rFonts w:ascii="맑은 고딕" w:hAnsi="맑은 고딕" w:eastAsia="맑은 고딕"/>
+          <w:sz w:val="21"/>
+        </w:rPr>
+        <w:t>② 아무 일도 하지 않는다</w:t>
       </w:r>
     </w:p>
     <w:p>
@@ -726,7 +824,7 @@
           <w:rFonts w:ascii="맑은 고딕" w:hAnsi="맑은 고딕" w:eastAsia="맑은 고딕"/>
           <w:sz w:val="21"/>
         </w:rPr>
-        <w:t>④ 아무 일도 하지 않는다</w:t>
+        <w:t>④ Primary의 spfile을 가져와 Standby용으로 고쳐 만든다</w:t>
       </w:r>
     </w:p>
     <w:p>
@@ -744,16 +842,30 @@
           <w:rFonts w:ascii="맑은 고딕" w:hAnsi="맑은 고딕" w:eastAsia="맑은 고딕"/>
           <w:sz w:val="21"/>
         </w:rPr>
-        <w:t>[하-14] 실습 스크립트 마지막의 `sql channel sby "alter database recover managed standby database disconnect from session"`의 효과는?</w:t>
-      </w:r>
-    </w:p>
-    <w:p>
-      <w:r>
-        <w:rPr>
-          <w:rFonts w:ascii="맑은 고딕" w:hAnsi="맑은 고딕" w:eastAsia="맑은 고딕"/>
-          <w:sz w:val="21"/>
-        </w:rPr>
-        <w:t>① 복제 직후 MRP가 자동으로 기동된다</w:t>
+        <w:t xml:space="preserve">[하-14] 실습 스크립트 마지막의 </w:t>
+      </w:r>
+      <w:r>
+        <w:rPr>
+          <w:rFonts w:ascii="Consolas" w:hAnsi="Consolas" w:eastAsia="맑은 고딕"/>
+          <w:sz w:val="21"/>
+        </w:rPr>
+        <w:t xml:space="preserve">sql channel sby "alter database recover managed standby database disconnect from session"</w:t>
+      </w:r>
+      <w:r>
+        <w:rPr>
+          <w:rFonts w:ascii="맑은 고딕" w:hAnsi="맑은 고딕" w:eastAsia="맑은 고딕"/>
+          <w:sz w:val="21"/>
+        </w:rPr>
+        <w:t xml:space="preserve">의 효과는?</w:t>
+      </w:r>
+    </w:p>
+    <w:p>
+      <w:r>
+        <w:rPr>
+          <w:rFonts w:ascii="맑은 고딕" w:hAnsi="맑은 고딕" w:eastAsia="맑은 고딕"/>
+          <w:sz w:val="21"/>
+        </w:rPr>
+        <w:t>① 아카이브 로그가 삭제된다</w:t>
       </w:r>
     </w:p>
     <w:p>
@@ -771,16 +883,16 @@
           <w:rFonts w:ascii="맑은 고딕" w:hAnsi="맑은 고딕" w:eastAsia="맑은 고딕"/>
           <w:sz w:val="21"/>
         </w:rPr>
-        <w:t>③ 보호 모드가 바뀐다</w:t>
-      </w:r>
-    </w:p>
-    <w:p>
-      <w:r>
-        <w:rPr>
-          <w:rFonts w:ascii="맑은 고딕" w:hAnsi="맑은 고딕" w:eastAsia="맑은 고딕"/>
-          <w:sz w:val="21"/>
-        </w:rPr>
-        <w:t>④ 아카이브 로그가 삭제된다</w:t>
+        <w:t>③ 복제 직후 MRP가 자동으로 기동된다</w:t>
+      </w:r>
+    </w:p>
+    <w:p>
+      <w:r>
+        <w:rPr>
+          <w:rFonts w:ascii="맑은 고딕" w:hAnsi="맑은 고딕" w:eastAsia="맑은 고딕"/>
+          <w:sz w:val="21"/>
+        </w:rPr>
+        <w:t>④ 보호 모드가 바뀐다</w:t>
       </w:r>
     </w:p>
     <w:p>
@@ -798,7 +910,89 @@
           <w:rFonts w:ascii="맑은 고딕" w:hAnsi="맑은 고딕" w:eastAsia="맑은 고딕"/>
           <w:sz w:val="21"/>
         </w:rPr>
-        <w:t>[하-15] 복제 직후 Standby의 `OPEN_MODE`는?</w:t>
+        <w:t xml:space="preserve">[하-15] 복제 직후 Standby의 </w:t>
+      </w:r>
+      <w:r>
+        <w:rPr>
+          <w:rFonts w:ascii="Consolas" w:hAnsi="Consolas" w:eastAsia="맑은 고딕"/>
+          <w:sz w:val="21"/>
+        </w:rPr>
+        <w:t xml:space="preserve">OPEN_MODE</w:t>
+      </w:r>
+      <w:r>
+        <w:rPr>
+          <w:rFonts w:ascii="맑은 고딕" w:hAnsi="맑은 고딕" w:eastAsia="맑은 고딕"/>
+          <w:sz w:val="21"/>
+        </w:rPr>
+        <w:t xml:space="preserve">는?</w:t>
+      </w:r>
+    </w:p>
+    <w:p>
+      <w:r>
+        <w:rPr>
+          <w:rFonts w:ascii="맑은 고딕" w:hAnsi="맑은 고딕" w:eastAsia="맑은 고딕"/>
+          <w:sz w:val="21"/>
+        </w:rPr>
+        <w:t>① READ WRITE</w:t>
+      </w:r>
+    </w:p>
+    <w:p>
+      <w:r>
+        <w:rPr>
+          <w:rFonts w:ascii="맑은 고딕" w:hAnsi="맑은 고딕" w:eastAsia="맑은 고딕"/>
+          <w:sz w:val="21"/>
+        </w:rPr>
+        <w:t>② MOUNTED</w:t>
+      </w:r>
+    </w:p>
+    <w:p>
+      <w:r>
+        <w:rPr>
+          <w:rFonts w:ascii="맑은 고딕" w:hAnsi="맑은 고딕" w:eastAsia="맑은 고딕"/>
+          <w:sz w:val="21"/>
+        </w:rPr>
+        <w:t>③ READ ONLY</w:t>
+      </w:r>
+    </w:p>
+    <w:p>
+      <w:r>
+        <w:rPr>
+          <w:rFonts w:ascii="맑은 고딕" w:hAnsi="맑은 고딕" w:eastAsia="맑은 고딕"/>
+          <w:sz w:val="21"/>
+        </w:rPr>
+        <w:t>④ READ ONLY WITH APPLY</w:t>
+      </w:r>
+    </w:p>
+    <w:p>
+      <w:r>
+        <w:rPr>
+          <w:rFonts w:ascii="맑은 고딕" w:hAnsi="맑은 고딕" w:eastAsia="맑은 고딕"/>
+          <w:sz w:val="21"/>
+        </w:rPr>
+        <w:t>하-16 · 객관식</w:t>
+      </w:r>
+    </w:p>
+    <w:p>
+      <w:r>
+        <w:rPr>
+          <w:rFonts w:ascii="맑은 고딕" w:hAnsi="맑은 고딕" w:eastAsia="맑은 고딕"/>
+          <w:sz w:val="21"/>
+        </w:rPr>
+        <w:t xml:space="preserve">[하-16] Active Data Guard 상태를 나타내는 </w:t>
+      </w:r>
+      <w:r>
+        <w:rPr>
+          <w:rFonts w:ascii="Consolas" w:hAnsi="Consolas" w:eastAsia="맑은 고딕"/>
+          <w:sz w:val="21"/>
+        </w:rPr>
+        <w:t xml:space="preserve">OPEN_MODE</w:t>
+      </w:r>
+      <w:r>
+        <w:rPr>
+          <w:rFonts w:ascii="맑은 고딕" w:hAnsi="맑은 고딕" w:eastAsia="맑은 고딕"/>
+          <w:sz w:val="21"/>
+        </w:rPr>
+        <w:t xml:space="preserve"> 값은?</w:t>
       </w:r>
     </w:p>
     <w:p>
@@ -843,60 +1037,6 @@
           <w:rFonts w:ascii="맑은 고딕" w:hAnsi="맑은 고딕" w:eastAsia="맑은 고딕"/>
           <w:sz w:val="21"/>
         </w:rPr>
-        <w:t>하-16 · 객관식</w:t>
-      </w:r>
-    </w:p>
-    <w:p>
-      <w:r>
-        <w:rPr>
-          <w:rFonts w:ascii="맑은 고딕" w:hAnsi="맑은 고딕" w:eastAsia="맑은 고딕"/>
-          <w:sz w:val="21"/>
-        </w:rPr>
-        <w:t>[하-16] Active Data Guard 상태를 나타내는 `OPEN_MODE` 값은?</w:t>
-      </w:r>
-    </w:p>
-    <w:p>
-      <w:r>
-        <w:rPr>
-          <w:rFonts w:ascii="맑은 고딕" w:hAnsi="맑은 고딕" w:eastAsia="맑은 고딕"/>
-          <w:sz w:val="21"/>
-        </w:rPr>
-        <w:t>① READ ONLY WITH APPLY</w:t>
-      </w:r>
-    </w:p>
-    <w:p>
-      <w:r>
-        <w:rPr>
-          <w:rFonts w:ascii="맑은 고딕" w:hAnsi="맑은 고딕" w:eastAsia="맑은 고딕"/>
-          <w:sz w:val="21"/>
-        </w:rPr>
-        <w:t>② READ ONLY</w:t>
-      </w:r>
-    </w:p>
-    <w:p>
-      <w:r>
-        <w:rPr>
-          <w:rFonts w:ascii="맑은 고딕" w:hAnsi="맑은 고딕" w:eastAsia="맑은 고딕"/>
-          <w:sz w:val="21"/>
-        </w:rPr>
-        <w:t>③ MOUNTED</w:t>
-      </w:r>
-    </w:p>
-    <w:p>
-      <w:r>
-        <w:rPr>
-          <w:rFonts w:ascii="맑은 고딕" w:hAnsi="맑은 고딕" w:eastAsia="맑은 고딕"/>
-          <w:sz w:val="21"/>
-        </w:rPr>
-        <w:t>④ READ WRITE</w:t>
-      </w:r>
-    </w:p>
-    <w:p>
-      <w:r>
-        <w:rPr>
-          <w:rFonts w:ascii="맑은 고딕" w:hAnsi="맑은 고딕" w:eastAsia="맑은 고딕"/>
-          <w:sz w:val="21"/>
-        </w:rPr>
         <w:t>하-17 · 객관식</w:t>
       </w:r>
     </w:p>
@@ -906,43 +1046,57 @@
           <w:rFonts w:ascii="맑은 고딕" w:hAnsi="맑은 고딕" w:eastAsia="맑은 고딕"/>
           <w:sz w:val="21"/>
         </w:rPr>
-        <w:t>[하-17] Standby의 `CONTROLFILE_TYPE` 값은?</w:t>
-      </w:r>
-    </w:p>
-    <w:p>
-      <w:r>
-        <w:rPr>
-          <w:rFonts w:ascii="맑은 고딕" w:hAnsi="맑은 고딕" w:eastAsia="맑은 고딕"/>
-          <w:sz w:val="21"/>
-        </w:rPr>
-        <w:t>① STANDBY</w:t>
-      </w:r>
-    </w:p>
-    <w:p>
-      <w:r>
-        <w:rPr>
-          <w:rFonts w:ascii="맑은 고딕" w:hAnsi="맑은 고딕" w:eastAsia="맑은 고딕"/>
-          <w:sz w:val="21"/>
-        </w:rPr>
-        <w:t>② CURRENT</w:t>
-      </w:r>
-    </w:p>
-    <w:p>
-      <w:r>
-        <w:rPr>
-          <w:rFonts w:ascii="맑은 고딕" w:hAnsi="맑은 고딕" w:eastAsia="맑은 고딕"/>
-          <w:sz w:val="21"/>
-        </w:rPr>
-        <w:t>③ BACKUP</w:t>
-      </w:r>
-    </w:p>
-    <w:p>
-      <w:r>
-        <w:rPr>
-          <w:rFonts w:ascii="맑은 고딕" w:hAnsi="맑은 고딕" w:eastAsia="맑은 고딕"/>
-          <w:sz w:val="21"/>
-        </w:rPr>
-        <w:t>④ CLONE</w:t>
+        <w:t xml:space="preserve">[하-17] Standby의 </w:t>
+      </w:r>
+      <w:r>
+        <w:rPr>
+          <w:rFonts w:ascii="Consolas" w:hAnsi="Consolas" w:eastAsia="맑은 고딕"/>
+          <w:sz w:val="21"/>
+        </w:rPr>
+        <w:t xml:space="preserve">CONTROLFILE_TYPE</w:t>
+      </w:r>
+      <w:r>
+        <w:rPr>
+          <w:rFonts w:ascii="맑은 고딕" w:hAnsi="맑은 고딕" w:eastAsia="맑은 고딕"/>
+          <w:sz w:val="21"/>
+        </w:rPr>
+        <w:t xml:space="preserve"> 값은?</w:t>
+      </w:r>
+    </w:p>
+    <w:p>
+      <w:r>
+        <w:rPr>
+          <w:rFonts w:ascii="맑은 고딕" w:hAnsi="맑은 고딕" w:eastAsia="맑은 고딕"/>
+          <w:sz w:val="21"/>
+        </w:rPr>
+        <w:t>① CLONE</w:t>
+      </w:r>
+    </w:p>
+    <w:p>
+      <w:r>
+        <w:rPr>
+          <w:rFonts w:ascii="맑은 고딕" w:hAnsi="맑은 고딕" w:eastAsia="맑은 고딕"/>
+          <w:sz w:val="21"/>
+        </w:rPr>
+        <w:t>② BACKUP</w:t>
+      </w:r>
+    </w:p>
+    <w:p>
+      <w:r>
+        <w:rPr>
+          <w:rFonts w:ascii="맑은 고딕" w:hAnsi="맑은 고딕" w:eastAsia="맑은 고딕"/>
+          <w:sz w:val="21"/>
+        </w:rPr>
+        <w:t>③ STANDBY</w:t>
+      </w:r>
+    </w:p>
+    <w:p>
+      <w:r>
+        <w:rPr>
+          <w:rFonts w:ascii="맑은 고딕" w:hAnsi="맑은 고딕" w:eastAsia="맑은 고딕"/>
+          <w:sz w:val="21"/>
+        </w:rPr>
+        <w:t>④ CURRENT</w:t>
       </w:r>
     </w:p>
     <w:p>
@@ -969,7 +1123,7 @@
           <w:rFonts w:ascii="맑은 고딕" w:hAnsi="맑은 고딕" w:eastAsia="맑은 고딕"/>
           <w:sz w:val="21"/>
         </w:rPr>
-        <w:t>① 11개</w:t>
+        <w:t>① 10개</w:t>
       </w:r>
     </w:p>
     <w:p>
@@ -987,7 +1141,7 @@
           <w:rFonts w:ascii="맑은 고딕" w:hAnsi="맑은 고딕" w:eastAsia="맑은 고딕"/>
           <w:sz w:val="21"/>
         </w:rPr>
-        <w:t>③ 10개</w:t>
+        <w:t>③ 11개</w:t>
       </w:r>
     </w:p>
     <w:p>
@@ -1023,34 +1177,34 @@
           <w:rFonts w:ascii="맑은 고딕" w:hAnsi="맑은 고딕" w:eastAsia="맑은 고딕"/>
           <w:sz w:val="21"/>
         </w:rPr>
-        <w:t>① 종료 코드 rc=0</w:t>
-      </w:r>
-    </w:p>
-    <w:p>
-      <w:r>
-        <w:rPr>
-          <w:rFonts w:ascii="맑은 고딕" w:hAnsi="맑은 고딕" w:eastAsia="맑은 고딕"/>
-          <w:sz w:val="21"/>
-        </w:rPr>
-        <w:t>② 로그 파일의 줄 수</w:t>
-      </w:r>
-    </w:p>
-    <w:p>
-      <w:r>
-        <w:rPr>
-          <w:rFonts w:ascii="맑은 고딕" w:hAnsi="맑은 고딕" w:eastAsia="맑은 고딕"/>
-          <w:sz w:val="21"/>
-        </w:rPr>
-        <w:t>③ 데이터 파일 크기</w:t>
-      </w:r>
-    </w:p>
-    <w:p>
-      <w:r>
-        <w:rPr>
-          <w:rFonts w:ascii="맑은 고딕" w:hAnsi="맑은 고딕" w:eastAsia="맑은 고딕"/>
-          <w:sz w:val="21"/>
-        </w:rPr>
-        <w:t>④ SGA 크기</w:t>
+        <w:t>① 로그 파일의 줄 수</w:t>
+      </w:r>
+    </w:p>
+    <w:p>
+      <w:r>
+        <w:rPr>
+          <w:rFonts w:ascii="맑은 고딕" w:hAnsi="맑은 고딕" w:eastAsia="맑은 고딕"/>
+          <w:sz w:val="21"/>
+        </w:rPr>
+        <w:t>② 종료 코드 rc=0</w:t>
+      </w:r>
+    </w:p>
+    <w:p>
+      <w:r>
+        <w:rPr>
+          <w:rFonts w:ascii="맑은 고딕" w:hAnsi="맑은 고딕" w:eastAsia="맑은 고딕"/>
+          <w:sz w:val="21"/>
+        </w:rPr>
+        <w:t>③ SGA 크기</w:t>
+      </w:r>
+    </w:p>
+    <w:p>
+      <w:r>
+        <w:rPr>
+          <w:rFonts w:ascii="맑은 고딕" w:hAnsi="맑은 고딕" w:eastAsia="맑은 고딕"/>
+          <w:sz w:val="21"/>
+        </w:rPr>
+        <w:t>④ 데이터 파일 크기</w:t>
       </w:r>
     </w:p>
     <w:p>
@@ -1068,7 +1222,21 @@
           <w:rFonts w:ascii="맑은 고딕" w:hAnsi="맑은 고딕" w:eastAsia="맑은 고딕"/>
           <w:sz w:val="21"/>
         </w:rPr>
-        <w:t>[하-20] `DBMS_DBCOMP.DBCOMP`가 비교하는 단위는?</w:t>
+        <w:t xml:space="preserve">[하-20] </w:t>
+      </w:r>
+      <w:r>
+        <w:rPr>
+          <w:rFonts w:ascii="Consolas" w:hAnsi="Consolas" w:eastAsia="맑은 고딕"/>
+          <w:sz w:val="21"/>
+        </w:rPr>
+        <w:t xml:space="preserve">DBMS_DBCOMP.DBCOMP</w:t>
+      </w:r>
+      <w:r>
+        <w:rPr>
+          <w:rFonts w:ascii="맑은 고딕" w:hAnsi="맑은 고딕" w:eastAsia="맑은 고딕"/>
+          <w:sz w:val="21"/>
+        </w:rPr>
+        <w:t xml:space="preserve">가 비교하는 단위는?</w:t>
       </w:r>
     </w:p>
     <w:p>
@@ -1086,16 +1254,16 @@
           <w:rFonts w:ascii="맑은 고딕" w:hAnsi="맑은 고딕" w:eastAsia="맑은 고딕"/>
           <w:sz w:val="21"/>
         </w:rPr>
-        <w:t>② 테이블 행</w:t>
-      </w:r>
-    </w:p>
-    <w:p>
-      <w:r>
-        <w:rPr>
-          <w:rFonts w:ascii="맑은 고딕" w:hAnsi="맑은 고딕" w:eastAsia="맑은 고딕"/>
-          <w:sz w:val="21"/>
-        </w:rPr>
-        <w:t>③ 아카이브 로그</w:t>
+        <w:t>② 아카이브 로그</w:t>
+      </w:r>
+    </w:p>
+    <w:p>
+      <w:r>
+        <w:rPr>
+          <w:rFonts w:ascii="맑은 고딕" w:hAnsi="맑은 고딕" w:eastAsia="맑은 고딕"/>
+          <w:sz w:val="21"/>
+        </w:rPr>
+        <w:t>③ 테이블 행</w:t>
       </w:r>
     </w:p>
     <w:p>
@@ -1139,7 +1307,7 @@
           <w:rFonts w:ascii="맑은 고딕" w:hAnsi="맑은 고딕" w:eastAsia="맑은 고딕"/>
           <w:sz w:val="21"/>
         </w:rPr>
-        <w:t>① RMAN-05538</w:t>
+        <w:t>① RMAN-05501</w:t>
       </w:r>
     </w:p>
     <w:p>
@@ -1157,16 +1325,16 @@
           <w:rFonts w:ascii="맑은 고딕" w:hAnsi="맑은 고딕" w:eastAsia="맑은 고딕"/>
           <w:sz w:val="21"/>
         </w:rPr>
-        <w:t>③ RMAN-03009</w:t>
-      </w:r>
-    </w:p>
-    <w:p>
-      <w:r>
-        <w:rPr>
-          <w:rFonts w:ascii="맑은 고딕" w:hAnsi="맑은 고딕" w:eastAsia="맑은 고딕"/>
-          <w:sz w:val="21"/>
-        </w:rPr>
-        <w:t>④ RMAN-05501</w:t>
+        <w:t>③ RMAN-05538</w:t>
+      </w:r>
+    </w:p>
+    <w:p>
+      <w:r>
+        <w:rPr>
+          <w:rFonts w:ascii="맑은 고딕" w:hAnsi="맑은 고딕" w:eastAsia="맑은 고딕"/>
+          <w:sz w:val="21"/>
+        </w:rPr>
+        <w:t>④ RMAN-03009</w:t>
       </w:r>
     </w:p>
     <w:p>
@@ -1193,34 +1361,34 @@
           <w:rFonts w:ascii="맑은 고딕" w:hAnsi="맑은 고딕" w:eastAsia="맑은 고딕"/>
           <w:sz w:val="21"/>
         </w:rPr>
-        <w:t>① 11회, 데이터 파일이 11개이기 때문</w:t>
-      </w:r>
-    </w:p>
-    <w:p>
-      <w:r>
-        <w:rPr>
-          <w:rFonts w:ascii="맑은 고딕" w:hAnsi="맑은 고딕" w:eastAsia="맑은 고딕"/>
-          <w:sz w:val="21"/>
-        </w:rPr>
-        <w:t>② 1회, 대표 파일만 보고하기 때문</w:t>
-      </w:r>
-    </w:p>
-    <w:p>
-      <w:r>
-        <w:rPr>
-          <w:rFonts w:ascii="맑은 고딕" w:hAnsi="맑은 고딕" w:eastAsia="맑은 고딕"/>
-          <w:sz w:val="21"/>
-        </w:rPr>
-        <w:t>③ 3회, 채널이 3개이기 때문</w:t>
-      </w:r>
-    </w:p>
-    <w:p>
-      <w:r>
-        <w:rPr>
-          <w:rFonts w:ascii="맑은 고딕" w:hAnsi="맑은 고딕" w:eastAsia="맑은 고딕"/>
-          <w:sz w:val="21"/>
-        </w:rPr>
-        <w:t>④ 12회, 임시 파일을 포함하기 때문</w:t>
+        <w:t>① 3회, 채널이 3개이기 때문</w:t>
+      </w:r>
+    </w:p>
+    <w:p>
+      <w:r>
+        <w:rPr>
+          <w:rFonts w:ascii="맑은 고딕" w:hAnsi="맑은 고딕" w:eastAsia="맑은 고딕"/>
+          <w:sz w:val="21"/>
+        </w:rPr>
+        <w:t>② 12회, 임시 파일을 포함하기 때문</w:t>
+      </w:r>
+    </w:p>
+    <w:p>
+      <w:r>
+        <w:rPr>
+          <w:rFonts w:ascii="맑은 고딕" w:hAnsi="맑은 고딕" w:eastAsia="맑은 고딕"/>
+          <w:sz w:val="21"/>
+        </w:rPr>
+        <w:t>③ 11회, 데이터 파일이 11개이기 때문</w:t>
+      </w:r>
+    </w:p>
+    <w:p>
+      <w:r>
+        <w:rPr>
+          <w:rFonts w:ascii="맑은 고딕" w:hAnsi="맑은 고딕" w:eastAsia="맑은 고딕"/>
+          <w:sz w:val="21"/>
+        </w:rPr>
+        <w:t>④ 1회, 대표 파일만 보고하기 때문</w:t>
       </w:r>
     </w:p>
     <w:p>
@@ -1238,43 +1406,57 @@
           <w:rFonts w:ascii="맑은 고딕" w:hAnsi="맑은 고딕" w:eastAsia="맑은 고딕"/>
           <w:sz w:val="21"/>
         </w:rPr>
-        <w:t>[중-03] RMAN-05001 메시지에 찍힌 auxiliary 파일 경로가 `/u03/app/oracle/oradata/Chicago/...`였다는 사실이 뜻하는 것은?</w:t>
-      </w:r>
-    </w:p>
-    <w:p>
-      <w:r>
-        <w:rPr>
-          <w:rFonts w:ascii="맑은 고딕" w:hAnsi="맑은 고딕" w:eastAsia="맑은 고딕"/>
-          <w:sz w:val="21"/>
-        </w:rPr>
-        <w:t>① 변환이 전혀 일어나지 않아 Primary 경로 그대로였다</w:t>
-      </w:r>
-    </w:p>
-    <w:p>
-      <w:r>
-        <w:rPr>
-          <w:rFonts w:ascii="맑은 고딕" w:hAnsi="맑은 고딕" w:eastAsia="맑은 고딕"/>
-          <w:sz w:val="21"/>
-        </w:rPr>
-        <w:t>② Standby 경로가 정상 생성되었다</w:t>
-      </w:r>
-    </w:p>
-    <w:p>
-      <w:r>
-        <w:rPr>
-          <w:rFonts w:ascii="맑은 고딕" w:hAnsi="맑은 고딕" w:eastAsia="맑은 고딕"/>
-          <w:sz w:val="21"/>
-        </w:rPr>
-        <w:t>③ 파일이 이미 복제되었다</w:t>
-      </w:r>
-    </w:p>
-    <w:p>
-      <w:r>
-        <w:rPr>
-          <w:rFonts w:ascii="맑은 고딕" w:hAnsi="맑은 고딕" w:eastAsia="맑은 고딕"/>
-          <w:sz w:val="21"/>
-        </w:rPr>
-        <w:t>④ 컨트롤 파일이 손상되었다</w:t>
+        <w:t xml:space="preserve">[중-03] RMAN-05001 메시지에 찍힌 auxiliary 파일 경로가 </w:t>
+      </w:r>
+      <w:r>
+        <w:rPr>
+          <w:rFonts w:ascii="Consolas" w:hAnsi="Consolas" w:eastAsia="맑은 고딕"/>
+          <w:sz w:val="21"/>
+        </w:rPr>
+        <w:t xml:space="preserve">/u03/app/oracle/oradata/Chicago/...</w:t>
+      </w:r>
+      <w:r>
+        <w:rPr>
+          <w:rFonts w:ascii="맑은 고딕" w:hAnsi="맑은 고딕" w:eastAsia="맑은 고딕"/>
+          <w:sz w:val="21"/>
+        </w:rPr>
+        <w:t xml:space="preserve">였다는 사실이 뜻하는 것은?</w:t>
+      </w:r>
+    </w:p>
+    <w:p>
+      <w:r>
+        <w:rPr>
+          <w:rFonts w:ascii="맑은 고딕" w:hAnsi="맑은 고딕" w:eastAsia="맑은 고딕"/>
+          <w:sz w:val="21"/>
+        </w:rPr>
+        <w:t>① 컨트롤 파일이 손상되었다</w:t>
+      </w:r>
+    </w:p>
+    <w:p>
+      <w:r>
+        <w:rPr>
+          <w:rFonts w:ascii="맑은 고딕" w:hAnsi="맑은 고딕" w:eastAsia="맑은 고딕"/>
+          <w:sz w:val="21"/>
+        </w:rPr>
+        <w:t>② 파일이 이미 복제되었다</w:t>
+      </w:r>
+    </w:p>
+    <w:p>
+      <w:r>
+        <w:rPr>
+          <w:rFonts w:ascii="맑은 고딕" w:hAnsi="맑은 고딕" w:eastAsia="맑은 고딕"/>
+          <w:sz w:val="21"/>
+        </w:rPr>
+        <w:t>③ 변환이 전혀 일어나지 않아 Primary 경로 그대로였다</w:t>
+      </w:r>
+    </w:p>
+    <w:p>
+      <w:r>
+        <w:rPr>
+          <w:rFonts w:ascii="맑은 고딕" w:hAnsi="맑은 고딕" w:eastAsia="맑은 고딕"/>
+          <w:sz w:val="21"/>
+        </w:rPr>
+        <w:t>④ Standby 경로가 정상 생성되었다</w:t>
       </w:r>
     </w:p>
     <w:p>
@@ -1292,16 +1474,30 @@
           <w:rFonts w:ascii="맑은 고딕" w:hAnsi="맑은 고딕" w:eastAsia="맑은 고딕"/>
           <w:sz w:val="21"/>
         </w:rPr>
-        <w:t>[중-04] convert 파라미터 없이 `NOFILENAMECHECK`만 넣으면?</w:t>
-      </w:r>
-    </w:p>
-    <w:p>
-      <w:r>
-        <w:rPr>
-          <w:rFonts w:ascii="맑은 고딕" w:hAnsi="맑은 고딕" w:eastAsia="맑은 고딕"/>
-          <w:sz w:val="21"/>
-        </w:rPr>
-        <w:t>① 안전장치만 사라져 Primary 파일을 덮어쓸 위험이 생긴다</w:t>
+        <w:t xml:space="preserve">[중-04] convert 파라미터 없이 </w:t>
+      </w:r>
+      <w:r>
+        <w:rPr>
+          <w:rFonts w:ascii="Consolas" w:hAnsi="Consolas" w:eastAsia="맑은 고딕"/>
+          <w:sz w:val="21"/>
+        </w:rPr>
+        <w:t xml:space="preserve">NOFILENAMECHECK</w:t>
+      </w:r>
+      <w:r>
+        <w:rPr>
+          <w:rFonts w:ascii="맑은 고딕" w:hAnsi="맑은 고딕" w:eastAsia="맑은 고딕"/>
+          <w:sz w:val="21"/>
+        </w:rPr>
+        <w:t xml:space="preserve">만 넣으면?</w:t>
+      </w:r>
+    </w:p>
+    <w:p>
+      <w:r>
+        <w:rPr>
+          <w:rFonts w:ascii="맑은 고딕" w:hAnsi="맑은 고딕" w:eastAsia="맑은 고딕"/>
+          <w:sz w:val="21"/>
+        </w:rPr>
+        <w:t>① 복제 속도가 빨라진다</w:t>
       </w:r>
     </w:p>
     <w:p>
@@ -1319,16 +1515,16 @@
           <w:rFonts w:ascii="맑은 고딕" w:hAnsi="맑은 고딕" w:eastAsia="맑은 고딕"/>
           <w:sz w:val="21"/>
         </w:rPr>
-        <w:t>③ 복제 속도가 빨라진다</w:t>
-      </w:r>
-    </w:p>
-    <w:p>
-      <w:r>
-        <w:rPr>
-          <w:rFonts w:ascii="맑은 고딕" w:hAnsi="맑은 고딕" w:eastAsia="맑은 고딕"/>
-          <w:sz w:val="21"/>
-        </w:rPr>
-        <w:t>④ 아무 변화가 없다</w:t>
+        <w:t>③ 아무 변화가 없다</w:t>
+      </w:r>
+    </w:p>
+    <w:p>
+      <w:r>
+        <w:rPr>
+          <w:rFonts w:ascii="맑은 고딕" w:hAnsi="맑은 고딕" w:eastAsia="맑은 고딕"/>
+          <w:sz w:val="21"/>
+        </w:rPr>
+        <w:t>④ 안전장치만 사라져 Primary 파일을 덮어쓸 위험이 생긴다</w:t>
       </w:r>
     </w:p>
     <w:p>
@@ -1346,25 +1542,53 @@
           <w:rFonts w:ascii="맑은 고딕" w:hAnsi="맑은 고딕" w:eastAsia="맑은 고딕"/>
           <w:sz w:val="21"/>
         </w:rPr>
-        <w:t>[중-05] `PARAMETER_VALUE_CONVERT 'chicago','boston'`을 쓰면서 `SET DB_NAME = 'chicago'`를 함께 지정하는 이유는?</w:t>
-      </w:r>
-    </w:p>
-    <w:p>
-      <w:r>
-        <w:rPr>
-          <w:rFonts w:ascii="맑은 고딕" w:hAnsi="맑은 고딕" w:eastAsia="맑은 고딕"/>
-          <w:sz w:val="21"/>
-        </w:rPr>
-        <w:t>① 값 치환이 db_name까지 boston으로 바꿔 버리기 때문</w:t>
-      </w:r>
-    </w:p>
-    <w:p>
-      <w:r>
-        <w:rPr>
-          <w:rFonts w:ascii="맑은 고딕" w:hAnsi="맑은 고딕" w:eastAsia="맑은 고딕"/>
-          <w:sz w:val="21"/>
-        </w:rPr>
-        <w:t>② db_name이 기본적으로 비어 있기 때문</w:t>
+        <w:t xml:space="preserve">[중-05] </w:t>
+      </w:r>
+      <w:r>
+        <w:rPr>
+          <w:rFonts w:ascii="Consolas" w:hAnsi="Consolas" w:eastAsia="맑은 고딕"/>
+          <w:sz w:val="21"/>
+        </w:rPr>
+        <w:t xml:space="preserve">PARAMETER_VALUE_CONVERT 'chicago','boston'</w:t>
+      </w:r>
+      <w:r>
+        <w:rPr>
+          <w:rFonts w:ascii="맑은 고딕" w:hAnsi="맑은 고딕" w:eastAsia="맑은 고딕"/>
+          <w:sz w:val="21"/>
+        </w:rPr>
+        <w:t xml:space="preserve">을 쓰면서 </w:t>
+      </w:r>
+      <w:r>
+        <w:rPr>
+          <w:rFonts w:ascii="Consolas" w:hAnsi="Consolas" w:eastAsia="맑은 고딕"/>
+          <w:sz w:val="21"/>
+        </w:rPr>
+        <w:t xml:space="preserve">SET DB_NAME = 'chicago'</w:t>
+      </w:r>
+      <w:r>
+        <w:rPr>
+          <w:rFonts w:ascii="맑은 고딕" w:hAnsi="맑은 고딕" w:eastAsia="맑은 고딕"/>
+          <w:sz w:val="21"/>
+        </w:rPr>
+        <w:t xml:space="preserve">를 함께 지정하는 이유는?</w:t>
+      </w:r>
+    </w:p>
+    <w:p>
+      <w:r>
+        <w:rPr>
+          <w:rFonts w:ascii="맑은 고딕" w:hAnsi="맑은 고딕" w:eastAsia="맑은 고딕"/>
+          <w:sz w:val="21"/>
+        </w:rPr>
+        <w:t>① db_name이 기본적으로 비어 있기 때문</w:t>
+      </w:r>
+    </w:p>
+    <w:p>
+      <w:r>
+        <w:rPr>
+          <w:rFonts w:ascii="맑은 고딕" w:hAnsi="맑은 고딕" w:eastAsia="맑은 고딕"/>
+          <w:sz w:val="21"/>
+        </w:rPr>
+        <w:t>② 성능을 높이기 위해</w:t>
       </w:r>
     </w:p>
     <w:p>
@@ -1382,7 +1606,7 @@
           <w:rFonts w:ascii="맑은 고딕" w:hAnsi="맑은 고딕" w:eastAsia="맑은 고딕"/>
           <w:sz w:val="21"/>
         </w:rPr>
-        <w:t>④ 성능을 높이기 위해</w:t>
+        <w:t>④ 값 치환이 db_name까지 boston으로 바꿔 버리기 때문</w:t>
       </w:r>
     </w:p>
     <w:p>
@@ -1418,25 +1642,25 @@
           <w:rFonts w:ascii="맑은 고딕" w:hAnsi="맑은 고딕" w:eastAsia="맑은 고딕"/>
           <w:sz w:val="21"/>
         </w:rPr>
-        <w:t>② RMAN-05001 + RMAN-05538</w:t>
-      </w:r>
-    </w:p>
-    <w:p>
-      <w:r>
-        <w:rPr>
-          <w:rFonts w:ascii="맑은 고딕" w:hAnsi="맑은 고딕" w:eastAsia="맑은 고딕"/>
-          <w:sz w:val="21"/>
-        </w:rPr>
-        <w:t>③ ORA-24258 + ORA-53201</w:t>
-      </w:r>
-    </w:p>
-    <w:p>
-      <w:r>
-        <w:rPr>
-          <w:rFonts w:ascii="맑은 고딕" w:hAnsi="맑은 고딕" w:eastAsia="맑은 고딕"/>
-          <w:sz w:val="21"/>
-        </w:rPr>
-        <w:t>④ ORA-01109 + ORA-32002</w:t>
+        <w:t>② ORA-24258 + ORA-53201</w:t>
+      </w:r>
+    </w:p>
+    <w:p>
+      <w:r>
+        <w:rPr>
+          <w:rFonts w:ascii="맑은 고딕" w:hAnsi="맑은 고딕" w:eastAsia="맑은 고딕"/>
+          <w:sz w:val="21"/>
+        </w:rPr>
+        <w:t>③ ORA-01109 + ORA-32002</w:t>
+      </w:r>
+    </w:p>
+    <w:p>
+      <w:r>
+        <w:rPr>
+          <w:rFonts w:ascii="맑은 고딕" w:hAnsi="맑은 고딕" w:eastAsia="맑은 고딕"/>
+          <w:sz w:val="21"/>
+        </w:rPr>
+        <w:t>④ RMAN-05001 + RMAN-05538</w:t>
       </w:r>
     </w:p>
     <w:p>
@@ -1454,16 +1678,30 @@
           <w:rFonts w:ascii="맑은 고딕" w:hAnsi="맑은 고딕" w:eastAsia="맑은 고딕"/>
           <w:sz w:val="21"/>
         </w:rPr>
-        <w:t>[중-07] `ORA-17628: Oracle error 19505 returned by remote Oracle server`에서 "remote"가 가리키는 쪽은?</w:t>
-      </w:r>
-    </w:p>
-    <w:p>
-      <w:r>
-        <w:rPr>
-          <w:rFonts w:ascii="맑은 고딕" w:hAnsi="맑은 고딕" w:eastAsia="맑은 고딕"/>
-          <w:sz w:val="21"/>
-        </w:rPr>
-        <w:t>① Standby</w:t>
+        <w:t xml:space="preserve">[중-07] </w:t>
+      </w:r>
+      <w:r>
+        <w:rPr>
+          <w:rFonts w:ascii="Consolas" w:hAnsi="Consolas" w:eastAsia="맑은 고딕"/>
+          <w:sz w:val="21"/>
+        </w:rPr>
+        <w:t xml:space="preserve">ORA-17628: Oracle error 19505 returned by remote Oracle server</w:t>
+      </w:r>
+      <w:r>
+        <w:rPr>
+          <w:rFonts w:ascii="맑은 고딕" w:hAnsi="맑은 고딕" w:eastAsia="맑은 고딕"/>
+          <w:sz w:val="21"/>
+        </w:rPr>
+        <w:t xml:space="preserve">에서 "remote"가 가리키는 쪽은?</w:t>
+      </w:r>
+    </w:p>
+    <w:p>
+      <w:r>
+        <w:rPr>
+          <w:rFonts w:ascii="맑은 고딕" w:hAnsi="맑은 고딕" w:eastAsia="맑은 고딕"/>
+          <w:sz w:val="21"/>
+        </w:rPr>
+        <w:t>① RMAN 카탈로그</w:t>
       </w:r>
     </w:p>
     <w:p>
@@ -1481,16 +1719,16 @@
           <w:rFonts w:ascii="맑은 고딕" w:hAnsi="맑은 고딕" w:eastAsia="맑은 고딕"/>
           <w:sz w:val="21"/>
         </w:rPr>
-        <w:t>③ 리스너</w:t>
-      </w:r>
-    </w:p>
-    <w:p>
-      <w:r>
-        <w:rPr>
-          <w:rFonts w:ascii="맑은 고딕" w:hAnsi="맑은 고딕" w:eastAsia="맑은 고딕"/>
-          <w:sz w:val="21"/>
-        </w:rPr>
-        <w:t>④ RMAN 카탈로그</w:t>
+        <w:t>③ Standby</w:t>
+      </w:r>
+    </w:p>
+    <w:p>
+      <w:r>
+        <w:rPr>
+          <w:rFonts w:ascii="맑은 고딕" w:hAnsi="맑은 고딕" w:eastAsia="맑은 고딕"/>
+          <w:sz w:val="21"/>
+        </w:rPr>
+        <w:t>④ 리스너</w:t>
       </w:r>
     </w:p>
     <w:p>
@@ -1508,43 +1746,57 @@
           <w:rFonts w:ascii="맑은 고딕" w:hAnsi="맑은 고딕" w:eastAsia="맑은 고딕"/>
           <w:sz w:val="21"/>
         </w:rPr>
-        <w:t>[중-08] `ORA-19505: failed to identify file ""`에서 파일 이름이 비어 있을 때 원인을 찾는 방법은?</w:t>
-      </w:r>
-    </w:p>
-    <w:p>
-      <w:r>
-        <w:rPr>
-          <w:rFonts w:ascii="맑은 고딕" w:hAnsi="맑은 고딕" w:eastAsia="맑은 고딕"/>
-          <w:sz w:val="21"/>
-        </w:rPr>
-        <w:t>① 로그에서 바로 앞의 input datafile 줄을 본다</w:t>
-      </w:r>
-    </w:p>
-    <w:p>
-      <w:r>
-        <w:rPr>
-          <w:rFonts w:ascii="맑은 고딕" w:hAnsi="맑은 고딕" w:eastAsia="맑은 고딕"/>
-          <w:sz w:val="21"/>
-        </w:rPr>
-        <w:t>② alert 로그의 첫 줄을 본다</w:t>
-      </w:r>
-    </w:p>
-    <w:p>
-      <w:r>
-        <w:rPr>
-          <w:rFonts w:ascii="맑은 고딕" w:hAnsi="맑은 고딕" w:eastAsia="맑은 고딕"/>
-          <w:sz w:val="21"/>
-        </w:rPr>
-        <w:t>③ V$DATAFILE을 조회한다</w:t>
-      </w:r>
-    </w:p>
-    <w:p>
-      <w:r>
-        <w:rPr>
-          <w:rFonts w:ascii="맑은 고딕" w:hAnsi="맑은 고딕" w:eastAsia="맑은 고딕"/>
-          <w:sz w:val="21"/>
-        </w:rPr>
-        <w:t>④ 컨트롤 파일을 덤프한다</w:t>
+        <w:t xml:space="preserve">[중-08] </w:t>
+      </w:r>
+      <w:r>
+        <w:rPr>
+          <w:rFonts w:ascii="Consolas" w:hAnsi="Consolas" w:eastAsia="맑은 고딕"/>
+          <w:sz w:val="21"/>
+        </w:rPr>
+        <w:t xml:space="preserve">ORA-19505: failed to identify file ""</w:t>
+      </w:r>
+      <w:r>
+        <w:rPr>
+          <w:rFonts w:ascii="맑은 고딕" w:hAnsi="맑은 고딕" w:eastAsia="맑은 고딕"/>
+          <w:sz w:val="21"/>
+        </w:rPr>
+        <w:t xml:space="preserve">에서 파일 이름이 비어 있을 때 원인을 찾는 방법은?</w:t>
+      </w:r>
+    </w:p>
+    <w:p>
+      <w:r>
+        <w:rPr>
+          <w:rFonts w:ascii="맑은 고딕" w:hAnsi="맑은 고딕" w:eastAsia="맑은 고딕"/>
+          <w:sz w:val="21"/>
+        </w:rPr>
+        <w:t>① 컨트롤 파일을 덤프한다</w:t>
+      </w:r>
+    </w:p>
+    <w:p>
+      <w:r>
+        <w:rPr>
+          <w:rFonts w:ascii="맑은 고딕" w:hAnsi="맑은 고딕" w:eastAsia="맑은 고딕"/>
+          <w:sz w:val="21"/>
+        </w:rPr>
+        <w:t>② 로그에서 바로 앞의 input datafile 줄을 본다</w:t>
+      </w:r>
+    </w:p>
+    <w:p>
+      <w:r>
+        <w:rPr>
+          <w:rFonts w:ascii="맑은 고딕" w:hAnsi="맑은 고딕" w:eastAsia="맑은 고딕"/>
+          <w:sz w:val="21"/>
+        </w:rPr>
+        <w:t>③ alert 로그의 첫 줄을 본다</w:t>
+      </w:r>
+    </w:p>
+    <w:p>
+      <w:r>
+        <w:rPr>
+          <w:rFonts w:ascii="맑은 고딕" w:hAnsi="맑은 고딕" w:eastAsia="맑은 고딕"/>
+          <w:sz w:val="21"/>
+        </w:rPr>
+        <w:t>④ V$DATAFILE을 조회한다</w:t>
       </w:r>
     </w:p>
     <w:p>
@@ -1571,25 +1823,25 @@
           <w:rFonts w:ascii="맑은 고딕" w:hAnsi="맑은 고딕" w:eastAsia="맑은 고딕"/>
           <w:sz w:val="21"/>
         </w:rPr>
-        <w:t>① 6번만 하위 디렉터리(pdbseed) 아래에 있었기 때문</w:t>
-      </w:r>
-    </w:p>
-    <w:p>
-      <w:r>
-        <w:rPr>
-          <w:rFonts w:ascii="맑은 고딕" w:hAnsi="맑은 고딕" w:eastAsia="맑은 고딕"/>
-          <w:sz w:val="21"/>
-        </w:rPr>
-        <w:t>② 6번 파일이 가장 컸기 때문</w:t>
-      </w:r>
-    </w:p>
-    <w:p>
-      <w:r>
-        <w:rPr>
-          <w:rFonts w:ascii="맑은 고딕" w:hAnsi="맑은 고딕" w:eastAsia="맑은 고딕"/>
-          <w:sz w:val="21"/>
-        </w:rPr>
-        <w:t>③ 6번 파일이 손상되었기 때문</w:t>
+        <w:t>① 6번 파일이 손상되었기 때문</w:t>
+      </w:r>
+    </w:p>
+    <w:p>
+      <w:r>
+        <w:rPr>
+          <w:rFonts w:ascii="맑은 고딕" w:hAnsi="맑은 고딕" w:eastAsia="맑은 고딕"/>
+          <w:sz w:val="21"/>
+        </w:rPr>
+        <w:t>② 6번만 하위 디렉터리(pdbseed) 아래에 있었기 때문</w:t>
+      </w:r>
+    </w:p>
+    <w:p>
+      <w:r>
+        <w:rPr>
+          <w:rFonts w:ascii="맑은 고딕" w:hAnsi="맑은 고딕" w:eastAsia="맑은 고딕"/>
+          <w:sz w:val="21"/>
+        </w:rPr>
+        <w:t>③ 6번 파일이 가장 컸기 때문</w:t>
       </w:r>
     </w:p>
     <w:p>
@@ -1625,25 +1877,25 @@
           <w:rFonts w:ascii="맑은 고딕" w:hAnsi="맑은 고딕" w:eastAsia="맑은 고딕"/>
           <w:sz w:val="21"/>
         </w:rPr>
-        <w:t>① 0개</w:t>
-      </w:r>
-    </w:p>
-    <w:p>
-      <w:r>
-        <w:rPr>
-          <w:rFonts w:ascii="맑은 고딕" w:hAnsi="맑은 고딕" w:eastAsia="맑은 고딕"/>
-          <w:sz w:val="21"/>
-        </w:rPr>
-        <w:t>② 1개</w:t>
-      </w:r>
-    </w:p>
-    <w:p>
-      <w:r>
-        <w:rPr>
-          <w:rFonts w:ascii="맑은 고딕" w:hAnsi="맑은 고딕" w:eastAsia="맑은 고딕"/>
-          <w:sz w:val="21"/>
-        </w:rPr>
-        <w:t>③ 11개</w:t>
+        <w:t>① 11개</w:t>
+      </w:r>
+    </w:p>
+    <w:p>
+      <w:r>
+        <w:rPr>
+          <w:rFonts w:ascii="맑은 고딕" w:hAnsi="맑은 고딕" w:eastAsia="맑은 고딕"/>
+          <w:sz w:val="21"/>
+        </w:rPr>
+        <w:t>② 0개</w:t>
+      </w:r>
+    </w:p>
+    <w:p>
+      <w:r>
+        <w:rPr>
+          <w:rFonts w:ascii="맑은 고딕" w:hAnsi="맑은 고딕" w:eastAsia="맑은 고딕"/>
+          <w:sz w:val="21"/>
+        </w:rPr>
+        <w:t>③ 1개</w:t>
       </w:r>
     </w:p>
     <w:p>
@@ -1679,34 +1931,34 @@
           <w:rFonts w:ascii="맑은 고딕" w:hAnsi="맑은 고딕" w:eastAsia="맑은 고딕"/>
           <w:sz w:val="21"/>
         </w:rPr>
-        <w:t>① 418줄, 413번째 줄에 Finished Duplicate Db</w:t>
-      </w:r>
-    </w:p>
-    <w:p>
-      <w:r>
-        <w:rPr>
-          <w:rFonts w:ascii="맑은 고딕" w:hAnsi="맑은 고딕" w:eastAsia="맑은 고딕"/>
-          <w:sz w:val="21"/>
-        </w:rPr>
-        <w:t>② 418줄, 418번째 줄에 Finished Duplicate Db</w:t>
-      </w:r>
-    </w:p>
-    <w:p>
-      <w:r>
-        <w:rPr>
-          <w:rFonts w:ascii="맑은 고딕" w:hAnsi="맑은 고딕" w:eastAsia="맑은 고딕"/>
-          <w:sz w:val="21"/>
-        </w:rPr>
-        <w:t>③ 276줄, 276번째 줄에 Finished Duplicate Db</w:t>
-      </w:r>
-    </w:p>
-    <w:p>
-      <w:r>
-        <w:rPr>
-          <w:rFonts w:ascii="맑은 고딕" w:hAnsi="맑은 고딕" w:eastAsia="맑은 고딕"/>
-          <w:sz w:val="21"/>
-        </w:rPr>
-        <w:t>④ 54줄, 54번째 줄에 Finished Duplicate Db</w:t>
+        <w:t>① 276줄, 276번째 줄에 Finished Duplicate Db</w:t>
+      </w:r>
+    </w:p>
+    <w:p>
+      <w:r>
+        <w:rPr>
+          <w:rFonts w:ascii="맑은 고딕" w:hAnsi="맑은 고딕" w:eastAsia="맑은 고딕"/>
+          <w:sz w:val="21"/>
+        </w:rPr>
+        <w:t>② 418줄, 413번째 줄에 Finished Duplicate Db</w:t>
+      </w:r>
+    </w:p>
+    <w:p>
+      <w:r>
+        <w:rPr>
+          <w:rFonts w:ascii="맑은 고딕" w:hAnsi="맑은 고딕" w:eastAsia="맑은 고딕"/>
+          <w:sz w:val="21"/>
+        </w:rPr>
+        <w:t>③ 54줄, 54번째 줄에 Finished Duplicate Db</w:t>
+      </w:r>
+    </w:p>
+    <w:p>
+      <w:r>
+        <w:rPr>
+          <w:rFonts w:ascii="맑은 고딕" w:hAnsi="맑은 고딕" w:eastAsia="맑은 고딕"/>
+          <w:sz w:val="21"/>
+        </w:rPr>
+        <w:t>④ 418줄, 418번째 줄에 Finished Duplicate Db</w:t>
       </w:r>
     </w:p>
     <w:p>
@@ -1733,7 +1985,7 @@
           <w:rFonts w:ascii="맑은 고딕" w:hAnsi="맑은 고딕" w:eastAsia="맑은 고딕"/>
           <w:sz w:val="21"/>
         </w:rPr>
-        <w:t>① 채널 두 개가 병렬로 처리하기 때문</w:t>
+        <w:t>① 파일 번호가 잘못되었기 때문</w:t>
       </w:r>
     </w:p>
     <w:p>
@@ -1751,7 +2003,7 @@
           <w:rFonts w:ascii="맑은 고딕" w:hAnsi="맑은 고딕" w:eastAsia="맑은 고딕"/>
           <w:sz w:val="21"/>
         </w:rPr>
-        <w:t>③ 파일 번호가 잘못되었기 때문</w:t>
+        <w:t>③ 채널 두 개가 병렬로 처리하기 때문</w:t>
       </w:r>
     </w:p>
     <w:p>
@@ -1787,7 +2039,7 @@
           <w:rFonts w:ascii="맑은 고딕" w:hAnsi="맑은 고딕" w:eastAsia="맑은 고딕"/>
           <w:sz w:val="21"/>
         </w:rPr>
-        <w:t>① 약 356MB 대 약 3GB</w:t>
+        <w:t>① 둘 다 약 356MB</w:t>
       </w:r>
     </w:p>
     <w:p>
@@ -1814,7 +2066,7 @@
           <w:rFonts w:ascii="맑은 고딕" w:hAnsi="맑은 고딕" w:eastAsia="맑은 고딕"/>
           <w:sz w:val="21"/>
         </w:rPr>
-        <w:t>④ 둘 다 약 356MB</w:t>
+        <w:t>④ 약 356MB 대 약 3GB</w:t>
       </w:r>
     </w:p>
     <w:p>
@@ -1832,16 +2084,30 @@
           <w:rFonts w:ascii="맑은 고딕" w:hAnsi="맑은 고딕" w:eastAsia="맑은 고딕"/>
           <w:sz w:val="21"/>
         </w:rPr>
-        <w:t>[중-14] `CREATE SPFILE FROM MEMORY` 실행 시 나온 오류와 그 뜻은?</w:t>
-      </w:r>
-    </w:p>
-    <w:p>
-      <w:r>
-        <w:rPr>
-          <w:rFonts w:ascii="맑은 고딕" w:hAnsi="맑은 고딕" w:eastAsia="맑은 고딕"/>
-          <w:sz w:val="21"/>
-        </w:rPr>
-        <w:t>① ORA-32002, 이미 spfile로 기동 중이라 필요 없다</w:t>
+        <w:t xml:space="preserve">[중-14] </w:t>
+      </w:r>
+      <w:r>
+        <w:rPr>
+          <w:rFonts w:ascii="Consolas" w:hAnsi="Consolas" w:eastAsia="맑은 고딕"/>
+          <w:sz w:val="21"/>
+        </w:rPr>
+        <w:t xml:space="preserve">CREATE SPFILE FROM MEMORY</w:t>
+      </w:r>
+      <w:r>
+        <w:rPr>
+          <w:rFonts w:ascii="맑은 고딕" w:hAnsi="맑은 고딕" w:eastAsia="맑은 고딕"/>
+          <w:sz w:val="21"/>
+        </w:rPr>
+        <w:t xml:space="preserve"> 실행 시 나온 오류와 그 뜻은?</w:t>
+      </w:r>
+    </w:p>
+    <w:p>
+      <w:r>
+        <w:rPr>
+          <w:rFonts w:ascii="맑은 고딕" w:hAnsi="맑은 고딕" w:eastAsia="맑은 고딕"/>
+          <w:sz w:val="21"/>
+        </w:rPr>
+        <w:t>① ORA-01507, 마운트되지 않았다</w:t>
       </w:r>
     </w:p>
     <w:p>
@@ -1868,7 +2134,7 @@
           <w:rFonts w:ascii="맑은 고딕" w:hAnsi="맑은 고딕" w:eastAsia="맑은 고딕"/>
           <w:sz w:val="21"/>
         </w:rPr>
-        <w:t>④ ORA-01507, 마운트되지 않았다</w:t>
+        <w:t>④ ORA-32002, 이미 spfile로 기동 중이라 필요 없다</w:t>
       </w:r>
     </w:p>
     <w:p>
@@ -1886,25 +2152,39 @@
           <w:rFonts w:ascii="맑은 고딕" w:hAnsi="맑은 고딕" w:eastAsia="맑은 고딕"/>
           <w:sz w:val="21"/>
         </w:rPr>
-        <w:t>[중-15] 마운트 상태에서 `SHUTDOWN IMMEDIATE` 시 나오는 ORA-01109에 대한 올바른 판단은?</w:t>
-      </w:r>
-    </w:p>
-    <w:p>
-      <w:r>
-        <w:rPr>
-          <w:rFonts w:ascii="맑은 고딕" w:hAnsi="맑은 고딕" w:eastAsia="맑은 고딕"/>
-          <w:sz w:val="21"/>
-        </w:rPr>
-        <w:t>① 정상 알림이며 종료는 정상 수행된다</w:t>
-      </w:r>
-    </w:p>
-    <w:p>
-      <w:r>
-        <w:rPr>
-          <w:rFonts w:ascii="맑은 고딕" w:hAnsi="맑은 고딕" w:eastAsia="맑은 고딕"/>
-          <w:sz w:val="21"/>
-        </w:rPr>
-        <w:t>② 종료가 실패한 것이다</w:t>
+        <w:t xml:space="preserve">[중-15] 마운트 상태에서 </w:t>
+      </w:r>
+      <w:r>
+        <w:rPr>
+          <w:rFonts w:ascii="Consolas" w:hAnsi="Consolas" w:eastAsia="맑은 고딕"/>
+          <w:sz w:val="21"/>
+        </w:rPr>
+        <w:t xml:space="preserve">SHUTDOWN IMMEDIATE</w:t>
+      </w:r>
+      <w:r>
+        <w:rPr>
+          <w:rFonts w:ascii="맑은 고딕" w:hAnsi="맑은 고딕" w:eastAsia="맑은 고딕"/>
+          <w:sz w:val="21"/>
+        </w:rPr>
+        <w:t xml:space="preserve"> 시 나오는 ORA-01109에 대한 올바른 판단은?</w:t>
+      </w:r>
+    </w:p>
+    <w:p>
+      <w:r>
+        <w:rPr>
+          <w:rFonts w:ascii="맑은 고딕" w:hAnsi="맑은 고딕" w:eastAsia="맑은 고딕"/>
+          <w:sz w:val="21"/>
+        </w:rPr>
+        <w:t>① 종료가 실패한 것이다</w:t>
+      </w:r>
+    </w:p>
+    <w:p>
+      <w:r>
+        <w:rPr>
+          <w:rFonts w:ascii="맑은 고딕" w:hAnsi="맑은 고딕" w:eastAsia="맑은 고딕"/>
+          <w:sz w:val="21"/>
+        </w:rPr>
+        <w:t>② MRP가 남아 있는 것이다</w:t>
       </w:r>
     </w:p>
     <w:p>
@@ -1922,7 +2202,7 @@
           <w:rFonts w:ascii="맑은 고딕" w:hAnsi="맑은 고딕" w:eastAsia="맑은 고딕"/>
           <w:sz w:val="21"/>
         </w:rPr>
-        <w:t>④ MRP가 남아 있는 것이다</w:t>
+        <w:t>④ 정상 알림이며 종료는 정상 수행된다</w:t>
       </w:r>
     </w:p>
     <w:p>
@@ -1949,34 +2229,34 @@
           <w:rFonts w:ascii="맑은 고딕" w:hAnsi="맑은 고딕" w:eastAsia="맑은 고딕"/>
           <w:sz w:val="21"/>
         </w:rPr>
-        <w:t>① 자동으로 열리지 않아 따로 열어야 한다</w:t>
-      </w:r>
-    </w:p>
-    <w:p>
-      <w:r>
-        <w:rPr>
-          <w:rFonts w:ascii="맑은 고딕" w:hAnsi="맑은 고딕" w:eastAsia="맑은 고딕"/>
-          <w:sz w:val="21"/>
-        </w:rPr>
-        <w:t>② 자동으로 READ ONLY가 된다</w:t>
-      </w:r>
-    </w:p>
-    <w:p>
-      <w:r>
-        <w:rPr>
-          <w:rFonts w:ascii="맑은 고딕" w:hAnsi="맑은 고딕" w:eastAsia="맑은 고딕"/>
-          <w:sz w:val="21"/>
-        </w:rPr>
-        <w:t>③ 자동으로 READ WRITE가 된다</w:t>
-      </w:r>
-    </w:p>
-    <w:p>
-      <w:r>
-        <w:rPr>
-          <w:rFonts w:ascii="맑은 고딕" w:hAnsi="맑은 고딕" w:eastAsia="맑은 고딕"/>
-          <w:sz w:val="21"/>
-        </w:rPr>
-        <w:t>④ MOUNTED로 남고 열 수 없다</w:t>
+        <w:t>① 자동으로 READ WRITE가 된다</w:t>
+      </w:r>
+    </w:p>
+    <w:p>
+      <w:r>
+        <w:rPr>
+          <w:rFonts w:ascii="맑은 고딕" w:hAnsi="맑은 고딕" w:eastAsia="맑은 고딕"/>
+          <w:sz w:val="21"/>
+        </w:rPr>
+        <w:t>② MOUNTED로 남고 열 수 없다</w:t>
+      </w:r>
+    </w:p>
+    <w:p>
+      <w:r>
+        <w:rPr>
+          <w:rFonts w:ascii="맑은 고딕" w:hAnsi="맑은 고딕" w:eastAsia="맑은 고딕"/>
+          <w:sz w:val="21"/>
+        </w:rPr>
+        <w:t>③ 자동으로 READ ONLY가 된다</w:t>
+      </w:r>
+    </w:p>
+    <w:p>
+      <w:r>
+        <w:rPr>
+          <w:rFonts w:ascii="맑은 고딕" w:hAnsi="맑은 고딕" w:eastAsia="맑은 고딕"/>
+          <w:sz w:val="21"/>
+        </w:rPr>
+        <w:t>④ 자동으로 열리지 않아 따로 열어야 한다</w:t>
       </w:r>
     </w:p>
     <w:p>
@@ -1994,16 +2274,44 @@
           <w:rFonts w:ascii="맑은 고딕" w:hAnsi="맑은 고딕" w:eastAsia="맑은 고딕"/>
           <w:sz w:val="21"/>
         </w:rPr>
-        <w:t>[중-17] 복제 직후 MRP0의 상태 `WAIT_FOR_LOG`와 이후의 `APPLYING_LOG` 차이는?</w:t>
-      </w:r>
-    </w:p>
-    <w:p>
-      <w:r>
-        <w:rPr>
-          <w:rFonts w:ascii="맑은 고딕" w:hAnsi="맑은 고딕" w:eastAsia="맑은 고딕"/>
-          <w:sz w:val="21"/>
-        </w:rPr>
-        <w:t>① 적용할 리두를 기다리는 중과 지금 적용 중의 차이</w:t>
+        <w:t xml:space="preserve">[중-17] 복제 직후 MRP0의 상태 </w:t>
+      </w:r>
+      <w:r>
+        <w:rPr>
+          <w:rFonts w:ascii="Consolas" w:hAnsi="Consolas" w:eastAsia="맑은 고딕"/>
+          <w:sz w:val="21"/>
+        </w:rPr>
+        <w:t xml:space="preserve">WAIT_FOR_LOG</w:t>
+      </w:r>
+      <w:r>
+        <w:rPr>
+          <w:rFonts w:ascii="맑은 고딕" w:hAnsi="맑은 고딕" w:eastAsia="맑은 고딕"/>
+          <w:sz w:val="21"/>
+        </w:rPr>
+        <w:t xml:space="preserve">와 이후의 </w:t>
+      </w:r>
+      <w:r>
+        <w:rPr>
+          <w:rFonts w:ascii="Consolas" w:hAnsi="Consolas" w:eastAsia="맑은 고딕"/>
+          <w:sz w:val="21"/>
+        </w:rPr>
+        <w:t xml:space="preserve">APPLYING_LOG</w:t>
+      </w:r>
+      <w:r>
+        <w:rPr>
+          <w:rFonts w:ascii="맑은 고딕" w:hAnsi="맑은 고딕" w:eastAsia="맑은 고딕"/>
+          <w:sz w:val="21"/>
+        </w:rPr>
+        <w:t xml:space="preserve"> 차이는?</w:t>
+      </w:r>
+    </w:p>
+    <w:p>
+      <w:r>
+        <w:rPr>
+          <w:rFonts w:ascii="맑은 고딕" w:hAnsi="맑은 고딕" w:eastAsia="맑은 고딕"/>
+          <w:sz w:val="21"/>
+        </w:rPr>
+        <w:t>① 마운트와 열림의 차이</w:t>
       </w:r>
     </w:p>
     <w:p>
@@ -2030,7 +2338,7 @@
           <w:rFonts w:ascii="맑은 고딕" w:hAnsi="맑은 고딕" w:eastAsia="맑은 고딕"/>
           <w:sz w:val="21"/>
         </w:rPr>
-        <w:t>④ 마운트와 열림의 차이</w:t>
+        <w:t>④ 적용할 리두를 기다리는 중과 지금 적용 중의 차이</w:t>
       </w:r>
     </w:p>
     <w:p>
@@ -2102,7 +2410,21 @@
           <w:rFonts w:ascii="맑은 고딕" w:hAnsi="맑은 고딕" w:eastAsia="맑은 고딕"/>
           <w:sz w:val="21"/>
         </w:rPr>
-        <w:t>[중-19] `DBMS_DBCOMP.DBCOMP`의 두 번째 인자의 정체는?</w:t>
+        <w:t xml:space="preserve">[중-19] </w:t>
+      </w:r>
+      <w:r>
+        <w:rPr>
+          <w:rFonts w:ascii="Consolas" w:hAnsi="Consolas" w:eastAsia="맑은 고딕"/>
+          <w:sz w:val="21"/>
+        </w:rPr>
+        <w:t xml:space="preserve">DBMS_DBCOMP.DBCOMP</w:t>
+      </w:r>
+      <w:r>
+        <w:rPr>
+          <w:rFonts w:ascii="맑은 고딕" w:hAnsi="맑은 고딕" w:eastAsia="맑은 고딕"/>
+          <w:sz w:val="21"/>
+        </w:rPr>
+        <w:t xml:space="preserve">의 두 번째 인자의 정체는?</w:t>
       </w:r>
     </w:p>
     <w:p>
@@ -2120,25 +2442,25 @@
           <w:rFonts w:ascii="맑은 고딕" w:hAnsi="맑은 고딕" w:eastAsia="맑은 고딕"/>
           <w:sz w:val="21"/>
         </w:rPr>
-        <w:t>② 디렉터리 객체 이름</w:t>
-      </w:r>
-    </w:p>
-    <w:p>
-      <w:r>
-        <w:rPr>
-          <w:rFonts w:ascii="맑은 고딕" w:hAnsi="맑은 고딕" w:eastAsia="맑은 고딕"/>
-          <w:sz w:val="21"/>
-        </w:rPr>
-        <w:t>③ 운영체제 디렉터리 경로</w:t>
-      </w:r>
-    </w:p>
-    <w:p>
-      <w:r>
-        <w:rPr>
-          <w:rFonts w:ascii="맑은 고딕" w:hAnsi="맑은 고딕" w:eastAsia="맑은 고딕"/>
-          <w:sz w:val="21"/>
-        </w:rPr>
-        <w:t>④ 테이블스페이스 이름</w:t>
+        <w:t>② 운영체제 디렉터리 경로</w:t>
+      </w:r>
+    </w:p>
+    <w:p>
+      <w:r>
+        <w:rPr>
+          <w:rFonts w:ascii="맑은 고딕" w:hAnsi="맑은 고딕" w:eastAsia="맑은 고딕"/>
+          <w:sz w:val="21"/>
+        </w:rPr>
+        <w:t>③ 테이블스페이스 이름</w:t>
+      </w:r>
+    </w:p>
+    <w:p>
+      <w:r>
+        <w:rPr>
+          <w:rFonts w:ascii="맑은 고딕" w:hAnsi="맑은 고딕" w:eastAsia="맑은 고딕"/>
+          <w:sz w:val="21"/>
+        </w:rPr>
+        <w:t>④ 디렉터리 객체 이름</w:t>
       </w:r>
     </w:p>
     <w:p>
@@ -2165,7 +2487,7 @@
           <w:rFonts w:ascii="맑은 고딕" w:hAnsi="맑은 고딕" w:eastAsia="맑은 고딕"/>
           <w:sz w:val="21"/>
         </w:rPr>
-        <w:t>① 명령을 실행한 쪽의 $ORACLE_HOME/dbs</w:t>
+        <w:t>① Standby의 $ORACLE_HOME/dbs</w:t>
       </w:r>
     </w:p>
     <w:p>
@@ -2183,16 +2505,16 @@
           <w:rFonts w:ascii="맑은 고딕" w:hAnsi="맑은 고딕" w:eastAsia="맑은 고딕"/>
           <w:sz w:val="21"/>
         </w:rPr>
-        <w:t>③ Standby의 $ORACLE_HOME/dbs</w:t>
-      </w:r>
-    </w:p>
-    <w:p>
-      <w:r>
-        <w:rPr>
-          <w:rFonts w:ascii="맑은 고딕" w:hAnsi="맑은 고딕" w:eastAsia="맑은 고딕"/>
-          <w:sz w:val="21"/>
-        </w:rPr>
-        <w:t>④ FRA 아래</w:t>
+        <w:t>③ FRA 아래</w:t>
+      </w:r>
+    </w:p>
+    <w:p>
+      <w:r>
+        <w:rPr>
+          <w:rFonts w:ascii="맑은 고딕" w:hAnsi="맑은 고딕" w:eastAsia="맑은 고딕"/>
+          <w:sz w:val="21"/>
+        </w:rPr>
+        <w:t>④ 명령을 실행한 쪽의 $ORACLE_HOME/dbs</w:t>
       </w:r>
     </w:p>
     <w:p>
@@ -2218,34 +2540,48 @@
           <w:rFonts w:ascii="맑은 고딕" w:hAnsi="맑은 고딕" w:eastAsia="맑은 고딕"/>
           <w:sz w:val="21"/>
         </w:rPr>
-        <w:t>[상-01] `RMAN-05538: warning: implicitly using DB_FILE_NAME_CONVERT`가 나왔을 때의 정확한 해석은?</w:t>
-      </w:r>
-    </w:p>
-    <w:p>
-      <w:r>
-        <w:rPr>
-          <w:rFonts w:ascii="맑은 고딕" w:hAnsi="맑은 고딕" w:eastAsia="맑은 고딕"/>
-          <w:sz w:val="21"/>
-        </w:rPr>
-        <w:t>① convert를 주지 않아 RMAN이 스스로 규칙을 만들었고 결과적으로 변환이 이뤄지지 않았다</w:t>
-      </w:r>
-    </w:p>
-    <w:p>
-      <w:r>
-        <w:rPr>
-          <w:rFonts w:ascii="맑은 고딕" w:hAnsi="맑은 고딕" w:eastAsia="맑은 고딕"/>
-          <w:sz w:val="21"/>
-        </w:rPr>
-        <w:t>② RMAN이 올바른 변환 규칙을 자동으로 만들어 주었다</w:t>
-      </w:r>
-    </w:p>
-    <w:p>
-      <w:r>
-        <w:rPr>
-          <w:rFonts w:ascii="맑은 고딕" w:hAnsi="맑은 고딕" w:eastAsia="맑은 고딕"/>
-          <w:sz w:val="21"/>
-        </w:rPr>
-        <w:t>③ convert 파라미터가 중복 지정되었다</w:t>
+        <w:t xml:space="preserve">[상-01] </w:t>
+      </w:r>
+      <w:r>
+        <w:rPr>
+          <w:rFonts w:ascii="Consolas" w:hAnsi="Consolas" w:eastAsia="맑은 고딕"/>
+          <w:sz w:val="21"/>
+        </w:rPr>
+        <w:t xml:space="preserve">RMAN-05538: warning: implicitly using DB_FILE_NAME_CONVERT</w:t>
+      </w:r>
+      <w:r>
+        <w:rPr>
+          <w:rFonts w:ascii="맑은 고딕" w:hAnsi="맑은 고딕" w:eastAsia="맑은 고딕"/>
+          <w:sz w:val="21"/>
+        </w:rPr>
+        <w:t xml:space="preserve">가 나왔을 때의 정확한 해석은?</w:t>
+      </w:r>
+    </w:p>
+    <w:p>
+      <w:r>
+        <w:rPr>
+          <w:rFonts w:ascii="맑은 고딕" w:hAnsi="맑은 고딕" w:eastAsia="맑은 고딕"/>
+          <w:sz w:val="21"/>
+        </w:rPr>
+        <w:t>① convert 파라미터가 중복 지정되었다</w:t>
+      </w:r>
+    </w:p>
+    <w:p>
+      <w:r>
+        <w:rPr>
+          <w:rFonts w:ascii="맑은 고딕" w:hAnsi="맑은 고딕" w:eastAsia="맑은 고딕"/>
+          <w:sz w:val="21"/>
+        </w:rPr>
+        <w:t>② convert를 주지 않아 RMAN이 스스로 규칙을 만들었고 결과적으로 변환이 이뤄지지 않았다</w:t>
+      </w:r>
+    </w:p>
+    <w:p>
+      <w:r>
+        <w:rPr>
+          <w:rFonts w:ascii="맑은 고딕" w:hAnsi="맑은 고딕" w:eastAsia="맑은 고딕"/>
+          <w:sz w:val="21"/>
+        </w:rPr>
+        <w:t>③ RMAN이 올바른 변환 규칙을 자동으로 만들어 주었다</w:t>
       </w:r>
     </w:p>
     <w:p>
@@ -2281,7 +2617,7 @@
           <w:rFonts w:ascii="맑은 고딕" w:hAnsi="맑은 고딕" w:eastAsia="맑은 고딕"/>
           <w:sz w:val="21"/>
         </w:rPr>
-        <w:t>① 첫 번째는 전송 전에 막혔고 두 번째는 전송 도중 막혀 일부 파일이 남는다</w:t>
+        <w:t>① 두 번째는 재시도가 불가능하다</w:t>
       </w:r>
     </w:p>
     <w:p>
@@ -2299,7 +2635,7 @@
           <w:rFonts w:ascii="맑은 고딕" w:hAnsi="맑은 고딕" w:eastAsia="맑은 고딕"/>
           <w:sz w:val="21"/>
         </w:rPr>
-        <w:t>③ 두 번째는 재시도가 불가능하다</w:t>
+        <w:t>③ 첫 번째는 전송 전에 막혔고 두 번째는 전송 도중 막혀 일부 파일이 남는다</w:t>
       </w:r>
     </w:p>
     <w:p>
@@ -2344,25 +2680,25 @@
           <w:rFonts w:ascii="맑은 고딕" w:hAnsi="맑은 고딕" w:eastAsia="맑은 고딕"/>
           <w:sz w:val="21"/>
         </w:rPr>
-        <w:t>② convert가 PDB를 인식하지 못하기 때문</w:t>
-      </w:r>
-    </w:p>
-    <w:p>
-      <w:r>
-        <w:rPr>
-          <w:rFonts w:ascii="맑은 고딕" w:hAnsi="맑은 고딕" w:eastAsia="맑은 고딕"/>
-          <w:sz w:val="21"/>
-        </w:rPr>
-        <w:t>③ NOFILENAMECHECK가 디렉터리를 삭제하기 때문</w:t>
-      </w:r>
-    </w:p>
-    <w:p>
-      <w:r>
-        <w:rPr>
-          <w:rFonts w:ascii="맑은 고딕" w:hAnsi="맑은 고딕" w:eastAsia="맑은 고딕"/>
-          <w:sz w:val="21"/>
-        </w:rPr>
-        <w:t>④ RMAN이 PDB를 복제하지 못하기 때문</w:t>
+        <w:t>② RMAN이 PDB를 복제하지 못하기 때문</w:t>
+      </w:r>
+    </w:p>
+    <w:p>
+      <w:r>
+        <w:rPr>
+          <w:rFonts w:ascii="맑은 고딕" w:hAnsi="맑은 고딕" w:eastAsia="맑은 고딕"/>
+          <w:sz w:val="21"/>
+        </w:rPr>
+        <w:t>③ convert가 PDB를 인식하지 못하기 때문</w:t>
+      </w:r>
+    </w:p>
+    <w:p>
+      <w:r>
+        <w:rPr>
+          <w:rFonts w:ascii="맑은 고딕" w:hAnsi="맑은 고딕" w:eastAsia="맑은 고딕"/>
+          <w:sz w:val="21"/>
+        </w:rPr>
+        <w:t>④ NOFILENAMECHECK가 디렉터리를 삭제하기 때문</w:t>
       </w:r>
     </w:p>
     <w:p>
@@ -2398,7 +2734,7 @@
           <w:rFonts w:ascii="맑은 고딕" w:hAnsi="맑은 고딕" w:eastAsia="맑은 고딕"/>
           <w:sz w:val="21"/>
         </w:rPr>
-        <w:t>② 가장 바깥 RMAN-03002부터 순서대로 읽는다</w:t>
+        <w:t>② 시각이 빠른 것부터 읽는다</w:t>
       </w:r>
     </w:p>
     <w:p>
@@ -2416,7 +2752,7 @@
           <w:rFonts w:ascii="맑은 고딕" w:hAnsi="맑은 고딕" w:eastAsia="맑은 고딕"/>
           <w:sz w:val="21"/>
         </w:rPr>
-        <w:t>④ 시각이 빠른 것부터 읽는다</w:t>
+        <w:t>④ 가장 바깥 RMAN-03002부터 순서대로 읽는다</w:t>
       </w:r>
     </w:p>
     <w:p>
@@ -2434,34 +2770,48 @@
           <w:rFonts w:ascii="맑은 고딕" w:hAnsi="맑은 고딕" w:eastAsia="맑은 고딕"/>
           <w:sz w:val="21"/>
         </w:rPr>
-        <w:t>[상-05] 복제 종료 직전 `deleted archived log ... arch1_56 ... arch1_57`이 남은 이유는?</w:t>
-      </w:r>
-    </w:p>
-    <w:p>
-      <w:r>
-        <w:rPr>
-          <w:rFonts w:ascii="맑은 고딕" w:hAnsi="맑은 고딕" w:eastAsia="맑은 고딕"/>
-          <w:sz w:val="21"/>
-        </w:rPr>
-        <w:t>① DORECOVER가 두 개의 아카이브를 적용한 뒤 정리했기 때문</w:t>
-      </w:r>
-    </w:p>
-    <w:p>
-      <w:r>
-        <w:rPr>
-          <w:rFonts w:ascii="맑은 고딕" w:hAnsi="맑은 고딕" w:eastAsia="맑은 고딕"/>
-          <w:sz w:val="21"/>
-        </w:rPr>
-        <w:t>② Primary의 FRA가 가득 찼기 때문</w:t>
-      </w:r>
-    </w:p>
-    <w:p>
-      <w:r>
-        <w:rPr>
-          <w:rFonts w:ascii="맑은 고딕" w:hAnsi="맑은 고딕" w:eastAsia="맑은 고딕"/>
-          <w:sz w:val="21"/>
-        </w:rPr>
-        <w:t>③ RMAN이 백업을 삭제했기 때문</w:t>
+        <w:t xml:space="preserve">[상-05] 복제 종료 직전 </w:t>
+      </w:r>
+      <w:r>
+        <w:rPr>
+          <w:rFonts w:ascii="Consolas" w:hAnsi="Consolas" w:eastAsia="맑은 고딕"/>
+          <w:sz w:val="21"/>
+        </w:rPr>
+        <w:t xml:space="preserve">deleted archived log ... arch1_56 ... arch1_57</w:t>
+      </w:r>
+      <w:r>
+        <w:rPr>
+          <w:rFonts w:ascii="맑은 고딕" w:hAnsi="맑은 고딕" w:eastAsia="맑은 고딕"/>
+          <w:sz w:val="21"/>
+        </w:rPr>
+        <w:t xml:space="preserve">이 남은 이유는?</w:t>
+      </w:r>
+    </w:p>
+    <w:p>
+      <w:r>
+        <w:rPr>
+          <w:rFonts w:ascii="맑은 고딕" w:hAnsi="맑은 고딕" w:eastAsia="맑은 고딕"/>
+          <w:sz w:val="21"/>
+        </w:rPr>
+        <w:t>① Primary의 FRA가 가득 찼기 때문</w:t>
+      </w:r>
+    </w:p>
+    <w:p>
+      <w:r>
+        <w:rPr>
+          <w:rFonts w:ascii="맑은 고딕" w:hAnsi="맑은 고딕" w:eastAsia="맑은 고딕"/>
+          <w:sz w:val="21"/>
+        </w:rPr>
+        <w:t>② RMAN이 백업을 삭제했기 때문</w:t>
+      </w:r>
+    </w:p>
+    <w:p>
+      <w:r>
+        <w:rPr>
+          <w:rFonts w:ascii="맑은 고딕" w:hAnsi="맑은 고딕" w:eastAsia="맑은 고딕"/>
+          <w:sz w:val="21"/>
+        </w:rPr>
+        <w:t>③ DORECOVER가 두 개의 아카이브를 적용한 뒤 정리했기 때문</w:t>
       </w:r>
     </w:p>
     <w:p>
@@ -2497,7 +2847,7 @@
           <w:rFonts w:ascii="맑은 고딕" w:hAnsi="맑은 고딕" w:eastAsia="맑은 고딕"/>
           <w:sz w:val="21"/>
         </w:rPr>
-        <w:t>① SPFILE 절이 파라미터 대부분을 자동으로 채워 준다</w:t>
+        <w:t>① spfile이 압축되었다</w:t>
       </w:r>
     </w:p>
     <w:p>
@@ -2515,16 +2865,16 @@
           <w:rFonts w:ascii="맑은 고딕" w:hAnsi="맑은 고딕" w:eastAsia="맑은 고딕"/>
           <w:sz w:val="21"/>
         </w:rPr>
-        <w:t>③ spfile이 압축되었다</w:t>
-      </w:r>
-    </w:p>
-    <w:p>
-      <w:r>
-        <w:rPr>
-          <w:rFonts w:ascii="맑은 고딕" w:hAnsi="맑은 고딕" w:eastAsia="맑은 고딕"/>
-          <w:sz w:val="21"/>
-        </w:rPr>
-        <w:t>④ 두 파일의 내용이 같다</w:t>
+        <w:t>③ 두 파일의 내용이 같다</w:t>
+      </w:r>
+    </w:p>
+    <w:p>
+      <w:r>
+        <w:rPr>
+          <w:rFonts w:ascii="맑은 고딕" w:hAnsi="맑은 고딕" w:eastAsia="맑은 고딕"/>
+          <w:sz w:val="21"/>
+        </w:rPr>
+        <w:t>④ SPFILE 절이 파라미터 대부분을 자동으로 채워 준다</w:t>
       </w:r>
     </w:p>
     <w:p>
@@ -2551,34 +2901,34 @@
           <w:rFonts w:ascii="맑은 고딕" w:hAnsi="맑은 고딕" w:eastAsia="맑은 고딕"/>
           <w:sz w:val="21"/>
         </w:rPr>
-        <w:t>① 오류 없이 성공하고 그 이름의 파일이 dbs 아래 생긴다</w:t>
-      </w:r>
-    </w:p>
-    <w:p>
-      <w:r>
-        <w:rPr>
-          <w:rFonts w:ascii="맑은 고딕" w:hAnsi="맑은 고딕" w:eastAsia="맑은 고딕"/>
-          <w:sz w:val="21"/>
-        </w:rPr>
-        <w:t>② ORA-53201이 발생한다</w:t>
-      </w:r>
-    </w:p>
-    <w:p>
-      <w:r>
-        <w:rPr>
-          <w:rFonts w:ascii="맑은 고딕" w:hAnsi="맑은 고딕" w:eastAsia="맑은 고딕"/>
-          <w:sz w:val="21"/>
-        </w:rPr>
-        <w:t>③ ORA-24258이 발생한다</w:t>
-      </w:r>
-    </w:p>
-    <w:p>
-      <w:r>
-        <w:rPr>
-          <w:rFonts w:ascii="맑은 고딕" w:hAnsi="맑은 고딕" w:eastAsia="맑은 고딕"/>
-          <w:sz w:val="21"/>
-        </w:rPr>
-        <w:t>④ ORA-06512만 발생한다</w:t>
+        <w:t>① ORA-24258이 발생한다</w:t>
+      </w:r>
+    </w:p>
+    <w:p>
+      <w:r>
+        <w:rPr>
+          <w:rFonts w:ascii="맑은 고딕" w:hAnsi="맑은 고딕" w:eastAsia="맑은 고딕"/>
+          <w:sz w:val="21"/>
+        </w:rPr>
+        <w:t>② ORA-06512만 발생한다</w:t>
+      </w:r>
+    </w:p>
+    <w:p>
+      <w:r>
+        <w:rPr>
+          <w:rFonts w:ascii="맑은 고딕" w:hAnsi="맑은 고딕" w:eastAsia="맑은 고딕"/>
+          <w:sz w:val="21"/>
+        </w:rPr>
+        <w:t>③ 오류 없이 성공하고 그 이름의 파일이 dbs 아래 생긴다</w:t>
+      </w:r>
+    </w:p>
+    <w:p>
+      <w:r>
+        <w:rPr>
+          <w:rFonts w:ascii="맑은 고딕" w:hAnsi="맑은 고딕" w:eastAsia="맑은 고딕"/>
+          <w:sz w:val="21"/>
+        </w:rPr>
+        <w:t>④ ORA-53201이 발생한다</w:t>
       </w:r>
     </w:p>
     <w:p>
@@ -2623,16 +2973,16 @@
           <w:rFonts w:ascii="맑은 고딕" w:hAnsi="맑은 고딕" w:eastAsia="맑은 고딕"/>
           <w:sz w:val="21"/>
         </w:rPr>
-        <w:t>③ DIFFV, SAMEV, CORR</w:t>
-      </w:r>
-    </w:p>
-    <w:p>
-      <w:r>
-        <w:rPr>
-          <w:rFonts w:ascii="맑은 고딕" w:hAnsi="맑은 고딕" w:eastAsia="맑은 고딕"/>
-          <w:sz w:val="21"/>
-        </w:rPr>
-        <w:t>④ ENCERR, TOTAL, SAMEV&amp;C</w:t>
+        <w:t>③ ENCERR, TOTAL, SAMEV&amp;C</w:t>
+      </w:r>
+    </w:p>
+    <w:p>
+      <w:r>
+        <w:rPr>
+          <w:rFonts w:ascii="맑은 고딕" w:hAnsi="맑은 고딕" w:eastAsia="맑은 고딕"/>
+          <w:sz w:val="21"/>
+        </w:rPr>
+        <w:t>④ DIFFV, SAMEV, CORR</w:t>
       </w:r>
     </w:p>
     <w:p>
@@ -2668,7 +3018,7 @@
           <w:rFonts w:ascii="맑은 고딕" w:hAnsi="맑은 고딕" w:eastAsia="맑은 고딕"/>
           <w:sz w:val="21"/>
         </w:rPr>
-        <w:t>② 1,645개 블록이 손상되었다</w:t>
+        <w:t>② lost write가 1,645건이다</w:t>
       </w:r>
     </w:p>
     <w:p>
@@ -2686,7 +3036,7 @@
           <w:rFonts w:ascii="맑은 고딕" w:hAnsi="맑은 고딕" w:eastAsia="맑은 고딕"/>
           <w:sz w:val="21"/>
         </w:rPr>
-        <w:t>④ lost write가 1,645건이다</w:t>
+        <w:t>④ 1,645개 블록이 손상되었다</w:t>
       </w:r>
     </w:p>
     <w:p>
@@ -2722,7 +3072,7 @@
           <w:rFonts w:ascii="맑은 고딕" w:hAnsi="맑은 고딕" w:eastAsia="맑은 고딕"/>
           <w:sz w:val="21"/>
         </w:rPr>
-        <w:t>② 항상 권한 문제다</w:t>
+        <w:t>② 데이터 파일이 잘못된 것이다</w:t>
       </w:r>
     </w:p>
     <w:p>
@@ -2740,10 +3090,12 @@
           <w:rFonts w:ascii="맑은 고딕" w:hAnsi="맑은 고딕" w:eastAsia="맑은 고딕"/>
           <w:sz w:val="21"/>
         </w:rPr>
-        <w:t>④ 데이터 파일이 잘못된 것이다</w:t>
+        <w:t>④ 항상 권한 문제다</w:t>
       </w:r>
     </w:p>
     <w:sectPr>
+      <w:headerReference w:type="default" r:id="rId9"/>
+      <w:footerReference w:type="default" r:id="rId10"/>
       <w:pgSz w:w="12240" w:h="15840"/>
       <w:pgMar w:top="1440" w:right="1800" w:bottom="1440" w:left="1800" w:header="720" w:footer="720" w:gutter="0"/>
       <w:cols w:space="720"/>
@@ -2751,6 +3103,26 @@
     </w:sectPr>
   </w:body>
 </w:document>
+</file>
+
+<file path=word/footer1.xml><?xml version="1.0" encoding="utf-8"?>
+<w:ftr xmlns:m="http://schemas.openxmlformats.org/officeDocument/2006/math" xmlns:mc="http://schemas.openxmlformats.org/markup-compatibility/2006" xmlns:mo="http://schemas.microsoft.com/office/mac/office/2008/main" xmlns:mv="urn:schemas-microsoft-com:mac:vml" xmlns:o="urn:schemas-microsoft-com:office:office" xmlns:r="http://schemas.openxmlformats.org/officeDocument/2006/relationships" xmlns:v="urn:schemas-microsoft-com:vml" xmlns:w10="urn:schemas-microsoft-com:office:word" xmlns:w14="http://schemas.microsoft.com/office/word/2010/wordml" xmlns:w="http://schemas.openxmlformats.org/wordprocessingml/2006/main" xmlns:wne="http://schemas.microsoft.com/office/word/2006/wordml" xmlns:wp14="http://schemas.microsoft.com/office/word/2010/wordprocessingDrawing" xmlns:wp="http://schemas.openxmlformats.org/drawingml/2006/wordprocessingDrawing" xmlns:wpc="http://schemas.microsoft.com/office/word/2010/wordprocessingCanvas" xmlns:wpg="http://schemas.microsoft.com/office/word/2010/wordprocessingGroup" xmlns:wpi="http://schemas.microsoft.com/office/word/2010/wordprocessingInk" xmlns:wps="http://schemas.microsoft.com/office/word/2010/wordprocessingShape" mc:Ignorable="w14 wp14">
+  <w:p>
+    <w:pPr>
+      <w:pStyle w:val="Footer"/>
+    </w:pPr>
+  </w:p>
+</w:ftr>
+</file>
+
+<file path=word/header1.xml><?xml version="1.0" encoding="utf-8"?>
+<w:hdr xmlns:m="http://schemas.openxmlformats.org/officeDocument/2006/math" xmlns:mc="http://schemas.openxmlformats.org/markup-compatibility/2006" xmlns:mo="http://schemas.microsoft.com/office/mac/office/2008/main" xmlns:mv="urn:schemas-microsoft-com:mac:vml" xmlns:o="urn:schemas-microsoft-com:office:office" xmlns:r="http://schemas.openxmlformats.org/officeDocument/2006/relationships" xmlns:v="urn:schemas-microsoft-com:vml" xmlns:w10="urn:schemas-microsoft-com:office:word" xmlns:w14="http://schemas.microsoft.com/office/word/2010/wordml" xmlns:w="http://schemas.openxmlformats.org/wordprocessingml/2006/main" xmlns:wne="http://schemas.microsoft.com/office/word/2006/wordml" xmlns:wp14="http://schemas.microsoft.com/office/word/2010/wordprocessingDrawing" xmlns:wp="http://schemas.openxmlformats.org/drawingml/2006/wordprocessingDrawing" xmlns:wpc="http://schemas.microsoft.com/office/word/2010/wordprocessingCanvas" xmlns:wpg="http://schemas.microsoft.com/office/word/2010/wordprocessingGroup" xmlns:wpi="http://schemas.microsoft.com/office/word/2010/wordprocessingInk" xmlns:wps="http://schemas.microsoft.com/office/word/2010/wordprocessingShape" mc:Ignorable="w14 wp14">
+  <w:p>
+    <w:pPr>
+      <w:pStyle w:val="Header"/>
+    </w:pPr>
+  </w:p>
+</w:hdr>
 </file>
 
 <file path=word/numbering.xml><?xml version="1.0" encoding="utf-8"?>
